--- a/docs/SEPIA_Documentation_plateforme.docx
+++ b/docs/SEPIA_Documentation_plateforme.docx
@@ -471,7 +471,7 @@
         </w:rPr>
         <w:t>5.</w:t>
         <w:tab/>
-        <w:t>Description détaillée des modules</w:t>
+        <w:t>Description détaillée des quinze modules</w:t>
       </w:r>
     </w:p>
     <w:p>
@@ -1320,7 +1320,7 @@
                 <w:b w:val="0"/>
                 <w:sz w:val="18"/>
               </w:rPr>
-              <w:t>Indicateurs clés, indice de santé, graphiques, alertes priorisées</w:t>
+              <w:t>Indicateurs clés, indice de santé, équité, couverture territoriale, qualité, alertes priorisées</w:t>
             </w:r>
           </w:p>
         </w:tc>
@@ -1544,7 +1544,7 @@
                 <w:b w:val="0"/>
                 <w:sz w:val="18"/>
               </w:rPr>
-              <w:t>Fiches métadonnées complètes, cibles, contrôle SMART</w:t>
+              <w:t>Fiches métadonnées complètes, cibles, règle d'agrégation, désagrégations exigées</w:t>
             </w:r>
           </w:p>
         </w:tc>
@@ -1582,7 +1582,7 @@
                 <w:b w:val="0"/>
                 <w:sz w:val="18"/>
               </w:rPr>
-              <w:t>Chronogramme</w:t>
+              <w:t>Zones d'intervention</w:t>
             </w:r>
           </w:p>
         </w:tc>
@@ -1600,7 +1600,7 @@
                 <w:b w:val="0"/>
                 <w:sz w:val="18"/>
               </w:rPr>
-              <w:t>Diagramme de Gantt, jalons, dépendances, retards</w:t>
+              <w:t>Découpage géographique hiérarchisé, population, cible de bénéficiaires, coordonnées, responsable</w:t>
             </w:r>
           </w:p>
         </w:tc>
@@ -1638,7 +1638,7 @@
                 <w:b w:val="0"/>
                 <w:sz w:val="18"/>
               </w:rPr>
-              <w:t>PTBA et budget</w:t>
+              <w:t>Chronogramme</w:t>
             </w:r>
           </w:p>
         </w:tc>
@@ -1656,7 +1656,7 @@
                 <w:b w:val="0"/>
                 <w:sz w:val="18"/>
               </w:rPr>
-              <w:t>Lignes budgétaires, ventilation trimestrielle, engagements et décaissements</w:t>
+              <w:t>Diagramme de Gantt, jalons, dépendances, retards</w:t>
             </w:r>
           </w:p>
         </w:tc>
@@ -1676,7 +1676,7 @@
                 <w:b/>
                 <w:sz w:val="18"/>
               </w:rPr>
-              <w:t>Suivi-évaluation</w:t>
+              <w:t>Planification</w:t>
             </w:r>
           </w:p>
         </w:tc>
@@ -1694,7 +1694,7 @@
                 <w:b w:val="0"/>
                 <w:sz w:val="18"/>
               </w:rPr>
-              <w:t>Cadre de suivi (IPTT)</w:t>
+              <w:t>PTBA et budget</w:t>
             </w:r>
           </w:p>
         </w:tc>
@@ -1712,7 +1712,7 @@
                 <w:b w:val="0"/>
                 <w:sz w:val="18"/>
               </w:rPr>
-              <w:t>Grille cibles/réalisations par période, saisie directe</w:t>
+              <w:t>Lignes budgétaires, ventilation trimestrielle, engagements et décaissements</w:t>
             </w:r>
           </w:p>
         </w:tc>
@@ -1732,7 +1732,7 @@
                 <w:b/>
                 <w:sz w:val="18"/>
               </w:rPr>
-              <w:t>Suivi-évaluation</w:t>
+              <w:t>Collecte et suivi</w:t>
             </w:r>
           </w:p>
         </w:tc>
@@ -1750,7 +1750,7 @@
                 <w:b w:val="0"/>
                 <w:sz w:val="18"/>
               </w:rPr>
-              <w:t>Risques et hypothèses</w:t>
+              <w:t>Saisie des réalisations</w:t>
             </w:r>
           </w:p>
         </w:tc>
@@ -1768,7 +1768,7 @@
                 <w:b w:val="0"/>
                 <w:sz w:val="18"/>
               </w:rPr>
-              <w:t>Registre coté, matrice 5×5, atténuation, contingence</w:t>
+              <w:t>Saisie temps réel : période, zone, activité source, ventilation par sexe, âge et groupe cible</w:t>
             </w:r>
           </w:p>
         </w:tc>
@@ -1788,7 +1788,7 @@
                 <w:b/>
                 <w:sz w:val="18"/>
               </w:rPr>
-              <w:t>Suivi-évaluation</w:t>
+              <w:t>Collecte et suivi</w:t>
             </w:r>
           </w:p>
         </w:tc>
@@ -1806,7 +1806,7 @@
                 <w:b w:val="0"/>
                 <w:sz w:val="18"/>
               </w:rPr>
-              <w:t>Fiches et questionnaires</w:t>
+              <w:t>Cadre de suivi (IPTT)</w:t>
             </w:r>
           </w:p>
         </w:tc>
@@ -1824,7 +1824,7 @@
                 <w:b w:val="0"/>
                 <w:sz w:val="18"/>
               </w:rPr>
-              <w:t>Conception d'instruments, export Word et XLSForm</w:t>
+              <w:t>Grille cibles/réalisations par période, saisie directe</w:t>
             </w:r>
           </w:p>
         </w:tc>
@@ -1844,7 +1844,7 @@
                 <w:b/>
                 <w:sz w:val="18"/>
               </w:rPr>
-              <w:t>Données</w:t>
+              <w:t>Collecte et suivi</w:t>
             </w:r>
           </w:p>
         </w:tc>
@@ -1862,7 +1862,7 @@
                 <w:b w:val="0"/>
                 <w:sz w:val="18"/>
               </w:rPr>
-              <w:t>Importer</w:t>
+              <w:t>Fiches et questionnaires</w:t>
             </w:r>
           </w:p>
         </w:tc>
@@ -1880,7 +1880,7 @@
                 <w:b w:val="0"/>
                 <w:sz w:val="18"/>
               </w:rPr>
-              <w:t>Chargement depuis Excel, Word, XLSForm, exports Kobo</w:t>
+              <w:t>Conception d'instruments, export Word et XLSForm</w:t>
             </w:r>
           </w:p>
         </w:tc>
@@ -1900,7 +1900,7 @@
                 <w:b/>
                 <w:sz w:val="18"/>
               </w:rPr>
-              <w:t>Données</w:t>
+              <w:t>Analyse</w:t>
             </w:r>
           </w:p>
         </w:tc>
@@ -1918,7 +1918,7 @@
                 <w:b w:val="0"/>
                 <w:sz w:val="18"/>
               </w:rPr>
-              <w:t>Livrables</w:t>
+              <w:t>Équité et désagrégation</w:t>
             </w:r>
           </w:p>
         </w:tc>
@@ -1936,7 +1936,7 @@
                 <w:b w:val="0"/>
                 <w:sz w:val="18"/>
               </w:rPr>
-              <w:t>Génération des seize documents du dispositif</w:t>
+              <w:t>Ventilation consolidée, indice d'équité de genre, écart à la parité, désagrégations manquantes</w:t>
             </w:r>
           </w:p>
         </w:tc>
@@ -1956,6 +1956,286 @@
                 <w:b/>
                 <w:sz w:val="18"/>
               </w:rPr>
+              <w:t>Analyse</w:t>
+            </w:r>
+          </w:p>
+        </w:tc>
+        <w:tc>
+          <w:tcPr>
+            <w:tcW w:type="dxa" w:w="2438"/>
+          </w:tcPr>
+          <w:p>
+            <w:pPr>
+              <w:spacing w:after="40"/>
+            </w:pPr>
+            <w:r/>
+            <w:r>
+              <w:rPr>
+                <w:b w:val="0"/>
+                <w:sz w:val="18"/>
+              </w:rPr>
+              <w:t>Qualité des indicateurs</w:t>
+            </w:r>
+          </w:p>
+        </w:tc>
+        <w:tc>
+          <w:tcPr>
+            <w:tcW w:type="dxa" w:w="5102"/>
+          </w:tcPr>
+          <w:p>
+            <w:pPr>
+              <w:spacing w:after="40"/>
+            </w:pPr>
+            <w:r/>
+            <w:r>
+              <w:rPr>
+                <w:b w:val="0"/>
+                <w:sz w:val="18"/>
+              </w:rPr>
+              <w:t>Diagnostic SMART, score du système, actions correctrices</w:t>
+            </w:r>
+          </w:p>
+        </w:tc>
+      </w:tr>
+      <w:tr>
+        <w:tc>
+          <w:tcPr>
+            <w:tcW w:type="dxa" w:w="1814"/>
+          </w:tcPr>
+          <w:p>
+            <w:pPr>
+              <w:spacing w:after="40"/>
+            </w:pPr>
+            <w:r/>
+            <w:r>
+              <w:rPr>
+                <w:b/>
+                <w:sz w:val="18"/>
+              </w:rPr>
+              <w:t>Analyse</w:t>
+            </w:r>
+          </w:p>
+        </w:tc>
+        <w:tc>
+          <w:tcPr>
+            <w:tcW w:type="dxa" w:w="2438"/>
+          </w:tcPr>
+          <w:p>
+            <w:pPr>
+              <w:spacing w:after="40"/>
+            </w:pPr>
+            <w:r/>
+            <w:r>
+              <w:rPr>
+                <w:b w:val="0"/>
+                <w:sz w:val="18"/>
+              </w:rPr>
+              <w:t>Risques et hypothèses</w:t>
+            </w:r>
+          </w:p>
+        </w:tc>
+        <w:tc>
+          <w:tcPr>
+            <w:tcW w:type="dxa" w:w="5102"/>
+          </w:tcPr>
+          <w:p>
+            <w:pPr>
+              <w:spacing w:after="40"/>
+            </w:pPr>
+            <w:r/>
+            <w:r>
+              <w:rPr>
+                <w:b w:val="0"/>
+                <w:sz w:val="18"/>
+              </w:rPr>
+              <w:t>Registre coté, matrice 5×5, atténuation, contingence</w:t>
+            </w:r>
+          </w:p>
+        </w:tc>
+      </w:tr>
+      <w:tr>
+        <w:tc>
+          <w:tcPr>
+            <w:tcW w:type="dxa" w:w="1814"/>
+          </w:tcPr>
+          <w:p>
+            <w:pPr>
+              <w:spacing w:after="40"/>
+            </w:pPr>
+            <w:r/>
+            <w:r>
+              <w:rPr>
+                <w:b/>
+                <w:sz w:val="18"/>
+              </w:rPr>
+              <w:t>Rapportage</w:t>
+            </w:r>
+          </w:p>
+        </w:tc>
+        <w:tc>
+          <w:tcPr>
+            <w:tcW w:type="dxa" w:w="2438"/>
+          </w:tcPr>
+          <w:p>
+            <w:pPr>
+              <w:spacing w:after="40"/>
+            </w:pPr>
+            <w:r/>
+            <w:r>
+              <w:rPr>
+                <w:b w:val="0"/>
+                <w:sz w:val="18"/>
+              </w:rPr>
+              <w:t>Rapports périodiques</w:t>
+            </w:r>
+          </w:p>
+        </w:tc>
+        <w:tc>
+          <w:tcPr>
+            <w:tcW w:type="dxa" w:w="5102"/>
+          </w:tcPr>
+          <w:p>
+            <w:pPr>
+              <w:spacing w:after="40"/>
+            </w:pPr>
+            <w:r/>
+            <w:r>
+              <w:rPr>
+                <w:b w:val="0"/>
+                <w:sz w:val="18"/>
+              </w:rPr>
+              <w:t>Rapports trimestriels, semestriels et annuels, avec aperçu à l'écran</w:t>
+            </w:r>
+          </w:p>
+        </w:tc>
+      </w:tr>
+      <w:tr>
+        <w:tc>
+          <w:tcPr>
+            <w:tcW w:type="dxa" w:w="1814"/>
+          </w:tcPr>
+          <w:p>
+            <w:pPr>
+              <w:spacing w:after="40"/>
+            </w:pPr>
+            <w:r/>
+            <w:r>
+              <w:rPr>
+                <w:b/>
+                <w:sz w:val="18"/>
+              </w:rPr>
+              <w:t>Rapportage</w:t>
+            </w:r>
+          </w:p>
+        </w:tc>
+        <w:tc>
+          <w:tcPr>
+            <w:tcW w:type="dxa" w:w="2438"/>
+          </w:tcPr>
+          <w:p>
+            <w:pPr>
+              <w:spacing w:after="40"/>
+            </w:pPr>
+            <w:r/>
+            <w:r>
+              <w:rPr>
+                <w:b w:val="0"/>
+                <w:sz w:val="18"/>
+              </w:rPr>
+              <w:t>Livrables</w:t>
+            </w:r>
+          </w:p>
+        </w:tc>
+        <w:tc>
+          <w:tcPr>
+            <w:tcW w:type="dxa" w:w="5102"/>
+          </w:tcPr>
+          <w:p>
+            <w:pPr>
+              <w:spacing w:after="40"/>
+            </w:pPr>
+            <w:r/>
+            <w:r>
+              <w:rPr>
+                <w:b w:val="0"/>
+                <w:sz w:val="18"/>
+              </w:rPr>
+              <w:t>Génération des vingt-deux documents du dispositif</w:t>
+            </w:r>
+          </w:p>
+        </w:tc>
+      </w:tr>
+      <w:tr>
+        <w:tc>
+          <w:tcPr>
+            <w:tcW w:type="dxa" w:w="1814"/>
+          </w:tcPr>
+          <w:p>
+            <w:pPr>
+              <w:spacing w:after="40"/>
+            </w:pPr>
+            <w:r/>
+            <w:r>
+              <w:rPr>
+                <w:b/>
+                <w:sz w:val="18"/>
+              </w:rPr>
+              <w:t>Rapportage</w:t>
+            </w:r>
+          </w:p>
+        </w:tc>
+        <w:tc>
+          <w:tcPr>
+            <w:tcW w:type="dxa" w:w="2438"/>
+          </w:tcPr>
+          <w:p>
+            <w:pPr>
+              <w:spacing w:after="40"/>
+            </w:pPr>
+            <w:r/>
+            <w:r>
+              <w:rPr>
+                <w:b w:val="0"/>
+                <w:sz w:val="18"/>
+              </w:rPr>
+              <w:t>Power BI</w:t>
+            </w:r>
+          </w:p>
+        </w:tc>
+        <w:tc>
+          <w:tcPr>
+            <w:tcW w:type="dxa" w:w="5102"/>
+          </w:tcPr>
+          <w:p>
+            <w:pPr>
+              <w:spacing w:after="40"/>
+            </w:pPr>
+            <w:r/>
+            <w:r>
+              <w:rPr>
+                <w:b w:val="0"/>
+                <w:sz w:val="18"/>
+              </w:rPr>
+              <w:t>Flux temps réel, modèle en étoile, faits désagrégés</w:t>
+            </w:r>
+          </w:p>
+        </w:tc>
+      </w:tr>
+      <w:tr>
+        <w:tc>
+          <w:tcPr>
+            <w:tcW w:type="dxa" w:w="1814"/>
+          </w:tcPr>
+          <w:p>
+            <w:pPr>
+              <w:spacing w:after="40"/>
+            </w:pPr>
+            <w:r/>
+            <w:r>
+              <w:rPr>
+                <w:b/>
+                <w:sz w:val="18"/>
+              </w:rPr>
               <w:t>Données</w:t>
             </w:r>
           </w:p>
@@ -1974,7 +2254,7 @@
                 <w:b w:val="0"/>
                 <w:sz w:val="18"/>
               </w:rPr>
-              <w:t>Power BI</w:t>
+              <w:t>Importer</w:t>
             </w:r>
           </w:p>
         </w:tc>
@@ -1992,7 +2272,7 @@
                 <w:b w:val="0"/>
                 <w:sz w:val="18"/>
               </w:rPr>
-              <w:t>Flux temps réel et modèle en étoile</w:t>
+              <w:t>Chargement depuis Excel, Word, XLSForm, exports Kobo</w:t>
             </w:r>
           </w:p>
         </w:tc>
@@ -3054,7 +3334,7 @@
           <w:i w:val="0"/>
           <w:sz w:val="21"/>
         </w:rPr>
-        <w:t>Le modèle comprend quinze entités. Sa structure reflète directement la logique du suivi-évaluation : un projet porte une chaîne de résultats, chaque résultat porte des indicateurs, chaque indicateur porte des cibles périodiques et des réalisations mesurées.</w:t>
+        <w:t>Le modèle comprend seize entités. Sa structure reflète directement la logique du suivi-évaluation : un projet porte une chaîne de résultats et un découpage territorial ; chaque résultat porte des indicateurs ; chaque indicateur porte des cibles périodiques et des réalisations mesurées, elles-mêmes localisées dans une zone, rattachées à l'activité qui les a produites et ventilées par catégorie de bénéficiaires.</w:t>
       </w:r>
     </w:p>
     <w:tbl>
@@ -3409,7 +3689,63 @@
                 <w:b w:val="0"/>
                 <w:sz w:val="17"/>
               </w:rPr>
-              <w:t>période, date de référence, valeur, valeurs désagrégées, source, agent collecteur, statut de validation</w:t>
+              <w:t>période, date de référence, valeur, valeurs désagrégées par catégorie et modalité, zone d'intervention, activité source, source, agent collecteur, statut et auteur de la validation</w:t>
+            </w:r>
+          </w:p>
+        </w:tc>
+      </w:tr>
+      <w:tr>
+        <w:tc>
+          <w:tcPr>
+            <w:tcW w:type="dxa" w:w="1701"/>
+          </w:tcPr>
+          <w:p>
+            <w:pPr>
+              <w:spacing w:after="40"/>
+            </w:pPr>
+            <w:r/>
+            <w:r>
+              <w:rPr>
+                <w:b/>
+                <w:sz w:val="17"/>
+              </w:rPr>
+              <w:t>Zone</w:t>
+            </w:r>
+          </w:p>
+        </w:tc>
+        <w:tc>
+          <w:tcPr>
+            <w:tcW w:type="dxa" w:w="2268"/>
+          </w:tcPr>
+          <w:p>
+            <w:pPr>
+              <w:spacing w:after="40"/>
+            </w:pPr>
+            <w:r/>
+            <w:r>
+              <w:rPr>
+                <w:b w:val="0"/>
+                <w:sz w:val="17"/>
+              </w:rPr>
+              <w:t>Zone d'intervention</w:t>
+            </w:r>
+          </w:p>
+        </w:tc>
+        <w:tc>
+          <w:tcPr>
+            <w:tcW w:type="dxa" w:w="5386"/>
+          </w:tcPr>
+          <w:p>
+            <w:pPr>
+              <w:spacing w:after="40"/>
+            </w:pPr>
+            <w:r/>
+            <w:r>
+              <w:rPr>
+                <w:b w:val="0"/>
+                <w:sz w:val="17"/>
+              </w:rPr>
+              <w:t>code, nom, niveau administratif, zone parente, population, cible de bénéficiaires, latitude, longitude, responsable</w:t>
             </w:r>
           </w:p>
         </w:tc>
@@ -4033,7 +4369,31 @@
         <w:rPr>
           <w:sz w:val="20"/>
         </w:rPr>
+        <w:t>Une réalisation est identifiée par le triplet indicateur / période / zone : deux zones peuvent déclarer une mesure sur la même période sans écrasement mutuel, et la consolidation s'opère au moment du calcul, non au moment de la saisie.</w:t>
+      </w:r>
+    </w:p>
+    <w:p>
+      <w:pPr>
+        <w:pStyle w:val="ListBullet"/>
+        <w:jc w:val="both"/>
+      </w:pPr>
+      <w:r>
+        <w:rPr>
+          <w:sz w:val="20"/>
+        </w:rPr>
         <w:t>Toute création, modification ou suppression est inscrite au journal d'audit avec l'identité de son auteur.</w:t>
+      </w:r>
+    </w:p>
+    <w:p>
+      <w:pPr>
+        <w:pStyle w:val="ListBullet"/>
+        <w:jc w:val="both"/>
+      </w:pPr>
+      <w:r>
+        <w:rPr>
+          <w:sz w:val="20"/>
+        </w:rPr>
+        <w:t>Les colonnes ajoutées lors d'une mise à jour de l'application sont créées automatiquement au redémarrage, sans migration manuelle ni perte de données.</w:t>
       </w:r>
     </w:p>
     <w:p>
@@ -4050,7 +4410,7 @@
           <w:color w:val="1F4E79"/>
           <w:sz w:val="32"/>
         </w:rPr>
-        <w:t>5. Description détaillée des modules</w:t>
+        <w:t>5. Description détaillée des quinze modules</w:t>
       </w:r>
     </w:p>
     <w:p>
@@ -4590,7 +4950,319 @@
           <w:color w:val="2E75B6"/>
           <w:sz w:val="26"/>
         </w:rPr>
-        <w:t>5.10 Administration</w:t>
+        <w:t>5.10 Saisie des réalisations</w:t>
+      </w:r>
+    </w:p>
+    <w:p>
+      <w:pPr>
+        <w:jc w:val="both"/>
+      </w:pPr>
+      <w:r>
+        <w:rPr>
+          <w:i w:val="0"/>
+          <w:sz w:val="21"/>
+        </w:rPr>
+        <w:t>Écran de renseignement des indicateurs conçu pour l'usage quotidien, y compris sur téléphone. La liste des indicateurs affiche pour chacun la dernière période mesurée, la valeur consolidée, le nombre de mesures agrégées et le statut de performance ; des filtres isolent les indicateurs clés, ceux qui ne sont pas encore renseignés ou ceux dont le statut appelle une actualisation.</w:t>
+      </w:r>
+    </w:p>
+    <w:p>
+      <w:pPr>
+        <w:pStyle w:val="ListBullet"/>
+        <w:jc w:val="both"/>
+      </w:pPr>
+      <w:r>
+        <w:rPr>
+          <w:sz w:val="20"/>
+        </w:rPr>
+        <w:t>Le formulaire de saisie porte la période, la date de référence, la zone d'intervention, l'activité qui a produit la donnée, la source et le statut de validation.</w:t>
+      </w:r>
+    </w:p>
+    <w:p>
+      <w:pPr>
+        <w:pStyle w:val="ListBullet"/>
+        <w:jc w:val="both"/>
+      </w:pPr>
+      <w:r>
+        <w:rPr>
+          <w:sz w:val="20"/>
+        </w:rPr>
+        <w:t>Lorsque l'indicateur exige une désagrégation, une grille de ventilation apparaît : une ligne par catégorie, une case par modalité. Le total de la première catégorie renseignée alimente automatiquement la valeur globale, ce qui supprime la double saisie et garantit la cohérence entre le total et sa ventilation.</w:t>
+      </w:r>
+    </w:p>
+    <w:p>
+      <w:pPr>
+        <w:pStyle w:val="ListBullet"/>
+        <w:jc w:val="both"/>
+      </w:pPr>
+      <w:r>
+        <w:rPr>
+          <w:sz w:val="20"/>
+        </w:rPr>
+        <w:t>Une mesure est identifiée par le triplet indicateur / période / zone : deux zones peuvent donc déclarer une réalisation sur la même période sans écrasement.</w:t>
+      </w:r>
+    </w:p>
+    <w:p>
+      <w:pPr>
+        <w:pStyle w:val="ListBullet"/>
+        <w:jc w:val="both"/>
+      </w:pPr>
+      <w:r>
+        <w:rPr>
+          <w:sz w:val="20"/>
+        </w:rPr>
+        <w:t>Le taux d'atteinte de la période est recalculé et affiché immédiatement après l'enregistrement.</w:t>
+      </w:r>
+    </w:p>
+    <w:p>
+      <w:pPr>
+        <w:pStyle w:val="Heading2"/>
+      </w:pPr>
+      <w:r>
+        <w:rPr>
+          <w:color w:val="2E75B6"/>
+          <w:sz w:val="26"/>
+        </w:rPr>
+        <w:t>5.11 Équité et désagrégation</w:t>
+      </w:r>
+    </w:p>
+    <w:p>
+      <w:pPr>
+        <w:jc w:val="both"/>
+      </w:pPr>
+      <w:r>
+        <w:rPr>
+          <w:i w:val="0"/>
+          <w:sz w:val="21"/>
+        </w:rPr>
+        <w:t>Analyse de l'inclusivité effective des interventions. Le module consolide toutes les ventilations saisies, calcule l'indice d'équité de genre au niveau du projet, de chaque indicateur et de chaque zone, et signale les indicateurs pour lesquels une désagrégation est exigée mais n'a pas été renseignée.</w:t>
+      </w:r>
+    </w:p>
+    <w:p>
+      <w:pPr>
+        <w:pStyle w:val="ListBullet"/>
+        <w:jc w:val="both"/>
+      </w:pPr>
+      <w:r>
+        <w:rPr>
+          <w:sz w:val="20"/>
+        </w:rPr>
+        <w:t>Le taux de désagrégation — part des indicateurs effectivement ventilés parmi ceux qui l'exigent — constitue un indicateur de qualité du dispositif lui-même.</w:t>
+      </w:r>
+    </w:p>
+    <w:p>
+      <w:pPr>
+        <w:pStyle w:val="ListBullet"/>
+        <w:jc w:val="both"/>
+      </w:pPr>
+      <w:r>
+        <w:rPr>
+          <w:sz w:val="20"/>
+        </w:rPr>
+        <w:t>Pour chaque catégorie, la répartition est présentée en anneau et en tableau, avec la liste des modalités du référentiel qui n'ont pas été renseignées.</w:t>
+      </w:r>
+    </w:p>
+    <w:p>
+      <w:pPr>
+        <w:pStyle w:val="ListBullet"/>
+        <w:jc w:val="both"/>
+      </w:pPr>
+      <w:r>
+        <w:rPr>
+          <w:sz w:val="20"/>
+        </w:rPr>
+        <w:t>L'écart à la parité est exprimé en points ; la parité est considérée atteinte en deçà de cinq points d'écart.</w:t>
+      </w:r>
+    </w:p>
+    <w:p>
+      <w:pPr>
+        <w:pStyle w:val="Heading2"/>
+      </w:pPr>
+      <w:r>
+        <w:rPr>
+          <w:color w:val="2E75B6"/>
+          <w:sz w:val="26"/>
+        </w:rPr>
+        <w:t>5.12 Zones d'intervention</w:t>
+      </w:r>
+    </w:p>
+    <w:p>
+      <w:pPr>
+        <w:jc w:val="both"/>
+      </w:pPr>
+      <w:r>
+        <w:rPr>
+          <w:i w:val="0"/>
+          <w:sz w:val="21"/>
+        </w:rPr>
+        <w:t>Gestion du découpage géographique et consolidation territoriale. Chaque zone porte son niveau administratif, sa zone parente, sa population, sa cible de bénéficiaires, ses coordonnées et son responsable.</w:t>
+      </w:r>
+    </w:p>
+    <w:p>
+      <w:pPr>
+        <w:pStyle w:val="ListBullet"/>
+        <w:jc w:val="both"/>
+      </w:pPr>
+      <w:r>
+        <w:rPr>
+          <w:sz w:val="20"/>
+        </w:rPr>
+        <w:t>Le taux de couverture rapporte les bénéficiaires atteints à la cible de la zone : il révèle les déséquilibres géographiques que les totaux nationaux masquent.</w:t>
+      </w:r>
+    </w:p>
+    <w:p>
+      <w:pPr>
+        <w:pStyle w:val="ListBullet"/>
+        <w:jc w:val="both"/>
+      </w:pPr>
+      <w:r>
+        <w:rPr>
+          <w:sz w:val="20"/>
+        </w:rPr>
+        <w:t>La part des femmes est calculée zone par zone, ce qui permet d'identifier les territoires où l'inclusion des femmes est en retrait.</w:t>
+      </w:r>
+    </w:p>
+    <w:p>
+      <w:pPr>
+        <w:pStyle w:val="ListBullet"/>
+        <w:jc w:val="both"/>
+      </w:pPr>
+      <w:r>
+        <w:rPr>
+          <w:sz w:val="20"/>
+        </w:rPr>
+        <w:t>Un tableau distinct présente les données collectées par activité : il relie la collecte de données à la mise en œuvre et permet de vérifier qu'une activité déclarée avancée produit effectivement des réalisations mesurées.</w:t>
+      </w:r>
+    </w:p>
+    <w:p>
+      <w:pPr>
+        <w:pStyle w:val="Heading2"/>
+      </w:pPr>
+      <w:r>
+        <w:rPr>
+          <w:color w:val="2E75B6"/>
+          <w:sz w:val="26"/>
+        </w:rPr>
+        <w:t>5.13 Qualité des indicateurs</w:t>
+      </w:r>
+    </w:p>
+    <w:p>
+      <w:pPr>
+        <w:jc w:val="both"/>
+      </w:pPr>
+      <w:r>
+        <w:rPr>
+          <w:i w:val="0"/>
+          <w:sz w:val="21"/>
+        </w:rPr>
+        <w:t>Diagnostic SMART du système de mesure. Chaque indicateur est évalué sur cinq critères, d'abord par un contrôle automatique fondé sur les données réellement saisies, ensuite par une revue manuelle qui prévaut sur ce contrôle.</w:t>
+      </w:r>
+    </w:p>
+    <w:p>
+      <w:pPr>
+        <w:pStyle w:val="ListBullet"/>
+        <w:jc w:val="both"/>
+      </w:pPr>
+      <w:r>
+        <w:rPr>
+          <w:sz w:val="20"/>
+        </w:rPr>
+        <w:t>Le score du système est la moyenne des scores individuels ; il est décomposé par critère, ce qui indique la faiblesse dominante du dispositif.</w:t>
+      </w:r>
+    </w:p>
+    <w:p>
+      <w:pPr>
+        <w:pStyle w:val="ListBullet"/>
+        <w:jc w:val="both"/>
+      </w:pPr>
+      <w:r>
+        <w:rPr>
+          <w:sz w:val="20"/>
+        </w:rPr>
+        <w:t>Chaque critère non satisfait produit une action correctrice nommée et actionnable (« rédiger la définition opérationnelle », « fixer une échéance de cible »…).</w:t>
+      </w:r>
+    </w:p>
+    <w:p>
+      <w:pPr>
+        <w:pStyle w:val="ListBullet"/>
+        <w:jc w:val="both"/>
+      </w:pPr>
+      <w:r>
+        <w:rPr>
+          <w:sz w:val="20"/>
+        </w:rPr>
+        <w:t>La revue est datée et commentée, ce qui documente la démarche d'amélioration continue attendue lors des audits de qualité des données.</w:t>
+      </w:r>
+    </w:p>
+    <w:p>
+      <w:pPr>
+        <w:pStyle w:val="Heading2"/>
+      </w:pPr>
+      <w:r>
+        <w:rPr>
+          <w:color w:val="2E75B6"/>
+          <w:sz w:val="26"/>
+        </w:rPr>
+        <w:t>5.14 Rapports périodiques</w:t>
+      </w:r>
+    </w:p>
+    <w:p>
+      <w:pPr>
+        <w:jc w:val="both"/>
+      </w:pPr>
+      <w:r>
+        <w:rPr>
+          <w:i w:val="0"/>
+          <w:sz w:val="21"/>
+        </w:rPr>
+        <w:t>Production des rapports trimestriels, semestriels et annuels. La période de rapportage est choisie dans une liste combinant les périodes déjà renseignées et celles déduites du calendrier du projet.</w:t>
+      </w:r>
+    </w:p>
+    <w:p>
+      <w:pPr>
+        <w:pStyle w:val="ListBullet"/>
+        <w:jc w:val="both"/>
+      </w:pPr>
+      <w:r>
+        <w:rPr>
+          <w:sz w:val="20"/>
+        </w:rPr>
+        <w:t>Un aperçu s'affiche avant génération : indicateurs de la période, taux moyen d'atteinte, bénéficiaires ventilés, exécution financière, écarts à traiter et consolidation par zone.</w:t>
+      </w:r>
+    </w:p>
+    <w:p>
+      <w:pPr>
+        <w:pStyle w:val="ListBullet"/>
+        <w:jc w:val="both"/>
+      </w:pPr>
+      <w:r>
+        <w:rPr>
+          <w:sz w:val="20"/>
+        </w:rPr>
+        <w:t>Une période annuelle englobe automatiquement ses semestres et ses trimestres ; une période semestrielle englobe ses deux trimestres.</w:t>
+      </w:r>
+    </w:p>
+    <w:p>
+      <w:pPr>
+        <w:pStyle w:val="ListBullet"/>
+        <w:jc w:val="both"/>
+      </w:pPr>
+      <w:r>
+        <w:rPr>
+          <w:sz w:val="20"/>
+        </w:rPr>
+        <w:t>Le rapport produit comporte huit parties, dont un bloc de validation à signer par le responsable de suivi-évaluation, le coordonnateur et le comité de pilotage.</w:t>
+      </w:r>
+    </w:p>
+    <w:p>
+      <w:pPr>
+        <w:pStyle w:val="Heading2"/>
+      </w:pPr>
+      <w:r>
+        <w:rPr>
+          <w:color w:val="2E75B6"/>
+          <w:sz w:val="26"/>
+        </w:rPr>
+        <w:t>5.15 Administration</w:t>
       </w:r>
     </w:p>
     <w:p>
@@ -5947,7 +6619,689 @@
           <w:color w:val="2E75B6"/>
           <w:sz w:val="26"/>
         </w:rPr>
-        <w:t>6.6 Articulation entre risques et hypothèses</w:t>
+        <w:t>6.6 Règle d'agrégation des mesures</w:t>
+      </w:r>
+    </w:p>
+    <w:p>
+      <w:pPr>
+        <w:jc w:val="both"/>
+      </w:pPr>
+      <w:r>
+        <w:rPr>
+          <w:i w:val="0"/>
+          <w:sz w:val="21"/>
+        </w:rPr>
+        <w:t>Un indicateur suivi sur plusieurs zones d'intervention produit plusieurs mesures pour une même période. La consolidation ne peut être uniforme : additionner des effectifs de bénéficiaires est correct, additionner des rendements moyens ne l'est pas. Chaque indicateur porte donc une règle d'agrégation explicite, déduite de son unité de mesure à défaut de choix de l'utilisateur.</w:t>
+      </w:r>
+    </w:p>
+    <w:tbl>
+      <w:tblPr>
+        <w:tblStyle w:val="TableGrid"/>
+        <w:tblW w:type="auto" w:w="0"/>
+        <w:jc w:val="center"/>
+        <w:tblLook w:firstColumn="1" w:firstRow="1" w:lastColumn="0" w:lastRow="0" w:noHBand="0" w:noVBand="1" w:val="04A0"/>
+      </w:tblPr>
+      <w:tblGrid>
+        <w:gridCol w:w="3249"/>
+        <w:gridCol w:w="3249"/>
+        <w:gridCol w:w="3249"/>
+      </w:tblGrid>
+      <w:tr>
+        <w:tc>
+          <w:tcPr>
+            <w:tcW w:type="dxa" w:w="1701"/>
+            <w:shd w:val="clear" w:fill="1F4E79"/>
+          </w:tcPr>
+          <w:p>
+            <w:pPr>
+              <w:spacing w:after="40"/>
+              <w:jc w:val="center"/>
+            </w:pPr>
+            <w:r/>
+            <w:r>
+              <w:rPr>
+                <w:b/>
+                <w:color w:val="FFFFFF"/>
+                <w:sz w:val="19"/>
+              </w:rPr>
+              <w:t>Règle</w:t>
+            </w:r>
+          </w:p>
+        </w:tc>
+        <w:tc>
+          <w:tcPr>
+            <w:tcW w:type="dxa" w:w="2835"/>
+            <w:shd w:val="clear" w:fill="1F4E79"/>
+          </w:tcPr>
+          <w:p>
+            <w:pPr>
+              <w:spacing w:after="40"/>
+              <w:jc w:val="center"/>
+            </w:pPr>
+            <w:r/>
+            <w:r>
+              <w:rPr>
+                <w:b/>
+                <w:color w:val="FFFFFF"/>
+                <w:sz w:val="19"/>
+              </w:rPr>
+              <w:t>Application</w:t>
+            </w:r>
+          </w:p>
+        </w:tc>
+        <w:tc>
+          <w:tcPr>
+            <w:tcW w:type="dxa" w:w="4819"/>
+            <w:shd w:val="clear" w:fill="1F4E79"/>
+          </w:tcPr>
+          <w:p>
+            <w:pPr>
+              <w:spacing w:after="40"/>
+              <w:jc w:val="center"/>
+            </w:pPr>
+            <w:r/>
+            <w:r>
+              <w:rPr>
+                <w:b/>
+                <w:color w:val="FFFFFF"/>
+                <w:sz w:val="19"/>
+              </w:rPr>
+              <w:t>Exemples d'indicateurs</w:t>
+            </w:r>
+          </w:p>
+        </w:tc>
+      </w:tr>
+      <w:tr>
+        <w:tc>
+          <w:tcPr>
+            <w:tcW w:type="dxa" w:w="1701"/>
+          </w:tcPr>
+          <w:p>
+            <w:pPr>
+              <w:spacing w:after="40"/>
+            </w:pPr>
+            <w:r/>
+            <w:r>
+              <w:rPr>
+                <w:b/>
+                <w:sz w:val="19"/>
+              </w:rPr>
+              <w:t>Somme</w:t>
+            </w:r>
+          </w:p>
+        </w:tc>
+        <w:tc>
+          <w:tcPr>
+            <w:tcW w:type="dxa" w:w="2835"/>
+          </w:tcPr>
+          <w:p>
+            <w:pPr>
+              <w:spacing w:after="40"/>
+            </w:pPr>
+            <w:r/>
+            <w:r>
+              <w:rPr>
+                <w:b w:val="0"/>
+                <w:sz w:val="19"/>
+              </w:rPr>
+              <w:t>Grandeurs cumulables sur le territoire</w:t>
+            </w:r>
+          </w:p>
+        </w:tc>
+        <w:tc>
+          <w:tcPr>
+            <w:tcW w:type="dxa" w:w="4819"/>
+          </w:tcPr>
+          <w:p>
+            <w:pPr>
+              <w:spacing w:after="40"/>
+            </w:pPr>
+            <w:r/>
+            <w:r>
+              <w:rPr>
+                <w:b w:val="0"/>
+                <w:sz w:val="19"/>
+              </w:rPr>
+              <w:t>Nombre de producteurs formés, tonnes de semences distribuées, hectares aménagés</w:t>
+            </w:r>
+          </w:p>
+        </w:tc>
+      </w:tr>
+      <w:tr>
+        <w:tc>
+          <w:tcPr>
+            <w:tcW w:type="dxa" w:w="1701"/>
+          </w:tcPr>
+          <w:p>
+            <w:pPr>
+              <w:spacing w:after="40"/>
+            </w:pPr>
+            <w:r/>
+            <w:r>
+              <w:rPr>
+                <w:b/>
+                <w:sz w:val="19"/>
+              </w:rPr>
+              <w:t>Moyenne</w:t>
+            </w:r>
+          </w:p>
+        </w:tc>
+        <w:tc>
+          <w:tcPr>
+            <w:tcW w:type="dxa" w:w="2835"/>
+          </w:tcPr>
+          <w:p>
+            <w:pPr>
+              <w:spacing w:after="40"/>
+            </w:pPr>
+            <w:r/>
+            <w:r>
+              <w:rPr>
+                <w:b w:val="0"/>
+                <w:sz w:val="19"/>
+              </w:rPr>
+              <w:t>Taux, ratios, scores et rendements</w:t>
+            </w:r>
+          </w:p>
+        </w:tc>
+        <w:tc>
+          <w:tcPr>
+            <w:tcW w:type="dxa" w:w="4819"/>
+          </w:tcPr>
+          <w:p>
+            <w:pPr>
+              <w:spacing w:after="40"/>
+            </w:pPr>
+            <w:r/>
+            <w:r>
+              <w:rPr>
+                <w:b w:val="0"/>
+                <w:sz w:val="19"/>
+              </w:rPr>
+              <w:t>Rendement moyen du maïs (t/ha), incidence de la pauvreté (%), score de diversité alimentaire</w:t>
+            </w:r>
+          </w:p>
+        </w:tc>
+      </w:tr>
+      <w:tr>
+        <w:tc>
+          <w:tcPr>
+            <w:tcW w:type="dxa" w:w="1701"/>
+          </w:tcPr>
+          <w:p>
+            <w:pPr>
+              <w:spacing w:after="40"/>
+            </w:pPr>
+            <w:r/>
+            <w:r>
+              <w:rPr>
+                <w:b/>
+                <w:sz w:val="19"/>
+              </w:rPr>
+              <w:t>Dernière valeur</w:t>
+            </w:r>
+          </w:p>
+        </w:tc>
+        <w:tc>
+          <w:tcPr>
+            <w:tcW w:type="dxa" w:w="2835"/>
+          </w:tcPr>
+          <w:p>
+            <w:pPr>
+              <w:spacing w:after="40"/>
+            </w:pPr>
+            <w:r/>
+            <w:r>
+              <w:rPr>
+                <w:b w:val="0"/>
+                <w:sz w:val="19"/>
+              </w:rPr>
+              <w:t>États et stocks appréciés à une date</w:t>
+            </w:r>
+          </w:p>
+        </w:tc>
+        <w:tc>
+          <w:tcPr>
+            <w:tcW w:type="dxa" w:w="4819"/>
+          </w:tcPr>
+          <w:p>
+            <w:pPr>
+              <w:spacing w:after="40"/>
+            </w:pPr>
+            <w:r/>
+            <w:r>
+              <w:rPr>
+                <w:b w:val="0"/>
+                <w:sz w:val="19"/>
+              </w:rPr>
+              <w:t>Nombre d'infrastructures fonctionnelles à la date de la revue</w:t>
+            </w:r>
+          </w:p>
+        </w:tc>
+      </w:tr>
+      <w:tr>
+        <w:tc>
+          <w:tcPr>
+            <w:tcW w:type="dxa" w:w="1701"/>
+          </w:tcPr>
+          <w:p>
+            <w:pPr>
+              <w:spacing w:after="40"/>
+            </w:pPr>
+            <w:r/>
+            <w:r>
+              <w:rPr>
+                <w:b/>
+                <w:sz w:val="19"/>
+              </w:rPr>
+              <w:t>Maximum</w:t>
+            </w:r>
+          </w:p>
+        </w:tc>
+        <w:tc>
+          <w:tcPr>
+            <w:tcW w:type="dxa" w:w="2835"/>
+          </w:tcPr>
+          <w:p>
+            <w:pPr>
+              <w:spacing w:after="40"/>
+            </w:pPr>
+            <w:r/>
+            <w:r>
+              <w:rPr>
+                <w:b w:val="0"/>
+                <w:sz w:val="19"/>
+              </w:rPr>
+              <w:t>Couvertures ne devant pas être cumulées</w:t>
+            </w:r>
+          </w:p>
+        </w:tc>
+        <w:tc>
+          <w:tcPr>
+            <w:tcW w:type="dxa" w:w="4819"/>
+          </w:tcPr>
+          <w:p>
+            <w:pPr>
+              <w:spacing w:after="40"/>
+            </w:pPr>
+            <w:r/>
+            <w:r>
+              <w:rPr>
+                <w:b w:val="0"/>
+                <w:sz w:val="19"/>
+              </w:rPr>
+              <w:t>Portée maximale atteinte sur une zone</w:t>
+            </w:r>
+          </w:p>
+        </w:tc>
+      </w:tr>
+    </w:tbl>
+    <w:p/>
+    <w:tbl>
+      <w:tblPr>
+        <w:tblStyle w:val="TableGrid"/>
+        <w:tblW w:type="auto" w:w="0"/>
+        <w:tblLook w:firstColumn="1" w:firstRow="1" w:lastColumn="0" w:lastRow="0" w:noHBand="0" w:noVBand="1" w:val="04A0"/>
+      </w:tblPr>
+      <w:tblGrid>
+        <w:gridCol w:w="9746"/>
+      </w:tblGrid>
+      <w:tr>
+        <w:tc>
+          <w:tcPr>
+            <w:tcW w:type="dxa" w:w="9746"/>
+            <w:shd w:val="clear" w:fill="DCE6F1"/>
+          </w:tcPr>
+          <w:p>
+            <w:r/>
+            <w:r>
+              <w:rPr>
+                <w:b/>
+                <w:color w:val="1F4E79"/>
+                <w:sz w:val="19"/>
+              </w:rPr>
+              <w:t xml:space="preserve">Erreur évitée — </w:t>
+            </w:r>
+            <w:r>
+              <w:rPr>
+                <w:sz w:val="19"/>
+              </w:rPr>
+              <w:t>Sans règle d'agrégation, un indicateur d'effectifs mesuré sur six préfectures afficherait la valeur de la dernière zone saisie au lieu du total national, ce qui diviserait mécaniquement la performance affichée par six. Symétriquement, un rendement moyen mesuré sur six zones afficherait la somme des six rendements, soit une valeur six fois trop élevée.</w:t>
+            </w:r>
+          </w:p>
+        </w:tc>
+      </w:tr>
+    </w:tbl>
+    <w:p/>
+    <w:p>
+      <w:pPr>
+        <w:pStyle w:val="Heading2"/>
+      </w:pPr>
+      <w:r>
+        <w:rPr>
+          <w:color w:val="2E75B6"/>
+          <w:sz w:val="26"/>
+        </w:rPr>
+        <w:t>6.7 Indice d'équité de genre</w:t>
+      </w:r>
+    </w:p>
+    <w:p>
+      <w:pPr>
+        <w:jc w:val="both"/>
+      </w:pPr>
+      <w:r>
+        <w:rPr>
+          <w:i w:val="0"/>
+          <w:sz w:val="21"/>
+        </w:rPr>
+        <w:t>À partir de la ventilation par sexe, la plateforme calcule la part des femmes parmi les bénéficiaires, l'écart à la parité exprimé en points de pourcentage et une appréciation qualitative. La parité est considérée atteinte lorsque l'écart est inférieur à cinq points ; en deçà de 45 % de femmes, une sous-représentation est signalée.</w:t>
+      </w:r>
+    </w:p>
+    <w:p>
+      <w:pPr>
+        <w:jc w:val="both"/>
+      </w:pPr>
+      <w:r>
+        <w:rPr>
+          <w:i w:val="0"/>
+          <w:sz w:val="21"/>
+        </w:rPr>
+        <w:t>Cet indice est produit à quatre niveaux : le projet dans son ensemble, chaque indicateur, chaque zone d'intervention et chaque activité. Cette granularité est déterminante : un projet peut afficher une parité satisfaisante au niveau national tout en présentant, sur certaines zones ou certaines activités, une exclusion marquée des femmes. Seule la ventilation territoriale rend ce phénomène visible.</w:t>
+      </w:r>
+    </w:p>
+    <w:p>
+      <w:pPr>
+        <w:pStyle w:val="Heading2"/>
+      </w:pPr>
+      <w:r>
+        <w:rPr>
+          <w:color w:val="2E75B6"/>
+          <w:sz w:val="26"/>
+        </w:rPr>
+        <w:t>6.8 Score de qualité SMART</w:t>
+      </w:r>
+    </w:p>
+    <w:p>
+      <w:pPr>
+        <w:jc w:val="both"/>
+      </w:pPr>
+      <w:r>
+        <w:rPr>
+          <w:i w:val="0"/>
+          <w:sz w:val="21"/>
+        </w:rPr>
+        <w:t>Chaque indicateur est noté sur cent points, à raison de vingt points par critère satisfait. Le contrôle est d'abord automatique — il s'appuie sur les informations effectivement saisies dans la fiche — puis peut être corrigé par une revue manuelle documentée, qui prévaut sur le contrôle automatique.</w:t>
+      </w:r>
+    </w:p>
+    <w:tbl>
+      <w:tblPr>
+        <w:tblStyle w:val="TableGrid"/>
+        <w:tblW w:type="auto" w:w="0"/>
+        <w:jc w:val="center"/>
+        <w:tblLook w:firstColumn="1" w:firstRow="1" w:lastColumn="0" w:lastRow="0" w:noHBand="0" w:noVBand="1" w:val="04A0"/>
+      </w:tblPr>
+      <w:tblGrid>
+        <w:gridCol w:w="4873"/>
+        <w:gridCol w:w="4873"/>
+      </w:tblGrid>
+      <w:tr>
+        <w:tc>
+          <w:tcPr>
+            <w:tcW w:type="dxa" w:w="2551"/>
+            <w:shd w:val="clear" w:fill="1F4E79"/>
+          </w:tcPr>
+          <w:p>
+            <w:pPr>
+              <w:spacing w:after="40"/>
+              <w:jc w:val="center"/>
+            </w:pPr>
+            <w:r/>
+            <w:r>
+              <w:rPr>
+                <w:b/>
+                <w:color w:val="FFFFFF"/>
+                <w:sz w:val="19"/>
+              </w:rPr>
+              <w:t>Critère</w:t>
+            </w:r>
+          </w:p>
+        </w:tc>
+        <w:tc>
+          <w:tcPr>
+            <w:tcW w:type="dxa" w:w="6803"/>
+            <w:shd w:val="clear" w:fill="1F4E79"/>
+          </w:tcPr>
+          <w:p>
+            <w:pPr>
+              <w:spacing w:after="40"/>
+              <w:jc w:val="center"/>
+            </w:pPr>
+            <w:r/>
+            <w:r>
+              <w:rPr>
+                <w:b/>
+                <w:color w:val="FFFFFF"/>
+                <w:sz w:val="19"/>
+              </w:rPr>
+              <w:t>Contrôle automatique appliqué</w:t>
+            </w:r>
+          </w:p>
+        </w:tc>
+      </w:tr>
+      <w:tr>
+        <w:tc>
+          <w:tcPr>
+            <w:tcW w:type="dxa" w:w="2551"/>
+          </w:tcPr>
+          <w:p>
+            <w:pPr>
+              <w:spacing w:after="40"/>
+            </w:pPr>
+            <w:r/>
+            <w:r>
+              <w:rPr>
+                <w:b w:val="0"/>
+                <w:sz w:val="19"/>
+              </w:rPr>
+              <w:t>Spécifique</w:t>
+            </w:r>
+          </w:p>
+        </w:tc>
+        <w:tc>
+          <w:tcPr>
+            <w:tcW w:type="dxa" w:w="6803"/>
+          </w:tcPr>
+          <w:p>
+            <w:pPr>
+              <w:spacing w:after="40"/>
+            </w:pPr>
+            <w:r/>
+            <w:r>
+              <w:rPr>
+                <w:b w:val="0"/>
+                <w:sz w:val="19"/>
+              </w:rPr>
+              <w:t>Le libellé et la définition opérationnelle sont renseignés</w:t>
+            </w:r>
+          </w:p>
+        </w:tc>
+      </w:tr>
+      <w:tr>
+        <w:tc>
+          <w:tcPr>
+            <w:tcW w:type="dxa" w:w="2551"/>
+          </w:tcPr>
+          <w:p>
+            <w:pPr>
+              <w:spacing w:after="40"/>
+            </w:pPr>
+            <w:r/>
+            <w:r>
+              <w:rPr>
+                <w:b w:val="0"/>
+                <w:sz w:val="19"/>
+              </w:rPr>
+              <w:t>Mesurable</w:t>
+            </w:r>
+          </w:p>
+        </w:tc>
+        <w:tc>
+          <w:tcPr>
+            <w:tcW w:type="dxa" w:w="6803"/>
+          </w:tcPr>
+          <w:p>
+            <w:pPr>
+              <w:spacing w:after="40"/>
+            </w:pPr>
+            <w:r/>
+            <w:r>
+              <w:rPr>
+                <w:b w:val="0"/>
+                <w:sz w:val="19"/>
+              </w:rPr>
+              <w:t>L'unité de mesure et le mode de calcul ou la méthode de collecte sont renseignés</w:t>
+            </w:r>
+          </w:p>
+        </w:tc>
+      </w:tr>
+      <w:tr>
+        <w:tc>
+          <w:tcPr>
+            <w:tcW w:type="dxa" w:w="2551"/>
+          </w:tcPr>
+          <w:p>
+            <w:pPr>
+              <w:spacing w:after="40"/>
+            </w:pPr>
+            <w:r/>
+            <w:r>
+              <w:rPr>
+                <w:b w:val="0"/>
+                <w:sz w:val="19"/>
+              </w:rPr>
+              <w:t>Atteignable</w:t>
+            </w:r>
+          </w:p>
+        </w:tc>
+        <w:tc>
+          <w:tcPr>
+            <w:tcW w:type="dxa" w:w="6803"/>
+          </w:tcPr>
+          <w:p>
+            <w:pPr>
+              <w:spacing w:after="40"/>
+            </w:pPr>
+            <w:r/>
+            <w:r>
+              <w:rPr>
+                <w:b w:val="0"/>
+                <w:sz w:val="19"/>
+              </w:rPr>
+              <w:t>Une valeur de référence et une cible finale distinctes sont renseignées</w:t>
+            </w:r>
+          </w:p>
+        </w:tc>
+      </w:tr>
+      <w:tr>
+        <w:tc>
+          <w:tcPr>
+            <w:tcW w:type="dxa" w:w="2551"/>
+          </w:tcPr>
+          <w:p>
+            <w:pPr>
+              <w:spacing w:after="40"/>
+            </w:pPr>
+            <w:r/>
+            <w:r>
+              <w:rPr>
+                <w:b w:val="0"/>
+                <w:sz w:val="19"/>
+              </w:rPr>
+              <w:t>Pertinent</w:t>
+            </w:r>
+          </w:p>
+        </w:tc>
+        <w:tc>
+          <w:tcPr>
+            <w:tcW w:type="dxa" w:w="6803"/>
+          </w:tcPr>
+          <w:p>
+            <w:pPr>
+              <w:spacing w:after="40"/>
+            </w:pPr>
+            <w:r/>
+            <w:r>
+              <w:rPr>
+                <w:b w:val="0"/>
+                <w:sz w:val="19"/>
+              </w:rPr>
+              <w:t>L'indicateur est rattaché à un résultat du cadre logique</w:t>
+            </w:r>
+          </w:p>
+        </w:tc>
+      </w:tr>
+      <w:tr>
+        <w:tc>
+          <w:tcPr>
+            <w:tcW w:type="dxa" w:w="2551"/>
+          </w:tcPr>
+          <w:p>
+            <w:pPr>
+              <w:spacing w:after="40"/>
+            </w:pPr>
+            <w:r/>
+            <w:r>
+              <w:rPr>
+                <w:b w:val="0"/>
+                <w:sz w:val="19"/>
+              </w:rPr>
+              <w:t>Temporellement défini</w:t>
+            </w:r>
+          </w:p>
+        </w:tc>
+        <w:tc>
+          <w:tcPr>
+            <w:tcW w:type="dxa" w:w="6803"/>
+          </w:tcPr>
+          <w:p>
+            <w:pPr>
+              <w:spacing w:after="40"/>
+            </w:pPr>
+            <w:r/>
+            <w:r>
+              <w:rPr>
+                <w:b w:val="0"/>
+                <w:sz w:val="19"/>
+              </w:rPr>
+              <w:t>Une échéance de cible et une fréquence de collecte sont renseignées</w:t>
+            </w:r>
+          </w:p>
+        </w:tc>
+      </w:tr>
+    </w:tbl>
+    <w:p/>
+    <w:p>
+      <w:pPr>
+        <w:jc w:val="both"/>
+      </w:pPr>
+      <w:r>
+        <w:rPr>
+          <w:i w:val="0"/>
+          <w:sz w:val="21"/>
+        </w:rPr>
+        <w:t>Le score du système est la moyenne des scores individuels : excellente au-delà de 90 %, bonne au-delà de 75 %, acceptable au-delà de 60 %, insuffisante en deçà. Chaque critère non satisfait produit une action correctrice nommée, ce qui transforme le diagnostic en plan de travail.</w:t>
+      </w:r>
+    </w:p>
+    <w:p>
+      <w:pPr>
+        <w:pStyle w:val="Heading2"/>
+      </w:pPr>
+      <w:r>
+        <w:rPr>
+          <w:color w:val="2E75B6"/>
+          <w:sz w:val="26"/>
+        </w:rPr>
+        <w:t>6.9 Articulation entre risques et hypothèses</w:t>
       </w:r>
     </w:p>
     <w:p>
@@ -6245,7 +7599,7 @@
           <w:i w:val="0"/>
           <w:sz w:val="21"/>
         </w:rPr>
-        <w:t>Seize livrables sont produits à la demande, à partir des données saisies. Tous sont modifiables après téléchargement, ce qui préserve la liberté rédactionnelle des équipes tout en supprimant le travail de mise en forme.</w:t>
+        <w:t>Vingt-deux livrables sont produits à la demande, à partir des données saisies. Tous sont modifiables après téléchargement, ce qui préserve la liberté rédactionnelle des équipes tout en supprimant le travail de mise en forme.</w:t>
       </w:r>
     </w:p>
     <w:tbl>
@@ -7012,6 +8366,342 @@
                 <w:b/>
                 <w:sz w:val="17"/>
               </w:rPr>
+              <w:t>Rapport trimestriel de suivi</w:t>
+            </w:r>
+          </w:p>
+        </w:tc>
+        <w:tc>
+          <w:tcPr>
+            <w:tcW w:type="dxa" w:w="1474"/>
+          </w:tcPr>
+          <w:p>
+            <w:pPr>
+              <w:spacing w:after="40"/>
+            </w:pPr>
+            <w:r/>
+            <w:r>
+              <w:rPr>
+                <w:b w:val="0"/>
+                <w:sz w:val="17"/>
+              </w:rPr>
+              <w:t>Word</w:t>
+            </w:r>
+          </w:p>
+        </w:tc>
+        <w:tc>
+          <w:tcPr>
+            <w:tcW w:type="dxa" w:w="5046"/>
+          </w:tcPr>
+          <w:p>
+            <w:pPr>
+              <w:spacing w:after="40"/>
+            </w:pPr>
+            <w:r/>
+            <w:r>
+              <w:rPr>
+                <w:b w:val="0"/>
+                <w:sz w:val="17"/>
+              </w:rPr>
+              <w:t>Rapport périodé en huit parties, avec analyse d'équité et consolidation par zone</w:t>
+            </w:r>
+          </w:p>
+        </w:tc>
+      </w:tr>
+      <w:tr>
+        <w:tc>
+          <w:tcPr>
+            <w:tcW w:type="dxa" w:w="2835"/>
+          </w:tcPr>
+          <w:p>
+            <w:pPr>
+              <w:spacing w:after="40"/>
+            </w:pPr>
+            <w:r/>
+            <w:r>
+              <w:rPr>
+                <w:b/>
+                <w:sz w:val="17"/>
+              </w:rPr>
+              <w:t>Rapport semestriel d'avancement</w:t>
+            </w:r>
+          </w:p>
+        </w:tc>
+        <w:tc>
+          <w:tcPr>
+            <w:tcW w:type="dxa" w:w="1474"/>
+          </w:tcPr>
+          <w:p>
+            <w:pPr>
+              <w:spacing w:after="40"/>
+            </w:pPr>
+            <w:r/>
+            <w:r>
+              <w:rPr>
+                <w:b w:val="0"/>
+                <w:sz w:val="17"/>
+              </w:rPr>
+              <w:t>Word</w:t>
+            </w:r>
+          </w:p>
+        </w:tc>
+        <w:tc>
+          <w:tcPr>
+            <w:tcW w:type="dxa" w:w="5046"/>
+          </w:tcPr>
+          <w:p>
+            <w:pPr>
+              <w:spacing w:after="40"/>
+            </w:pPr>
+            <w:r/>
+            <w:r>
+              <w:rPr>
+                <w:b w:val="0"/>
+                <w:sz w:val="17"/>
+              </w:rPr>
+              <w:t>Même structure, sur un semestre de rapportage</w:t>
+            </w:r>
+          </w:p>
+        </w:tc>
+      </w:tr>
+      <w:tr>
+        <w:tc>
+          <w:tcPr>
+            <w:tcW w:type="dxa" w:w="2835"/>
+          </w:tcPr>
+          <w:p>
+            <w:pPr>
+              <w:spacing w:after="40"/>
+            </w:pPr>
+            <w:r/>
+            <w:r>
+              <w:rPr>
+                <w:b/>
+                <w:sz w:val="17"/>
+              </w:rPr>
+              <w:t>Rapport annuel de performance</w:t>
+            </w:r>
+          </w:p>
+        </w:tc>
+        <w:tc>
+          <w:tcPr>
+            <w:tcW w:type="dxa" w:w="1474"/>
+          </w:tcPr>
+          <w:p>
+            <w:pPr>
+              <w:spacing w:after="40"/>
+            </w:pPr>
+            <w:r/>
+            <w:r>
+              <w:rPr>
+                <w:b w:val="0"/>
+                <w:sz w:val="17"/>
+              </w:rPr>
+              <w:t>Word</w:t>
+            </w:r>
+          </w:p>
+        </w:tc>
+        <w:tc>
+          <w:tcPr>
+            <w:tcW w:type="dxa" w:w="5046"/>
+          </w:tcPr>
+          <w:p>
+            <w:pPr>
+              <w:spacing w:after="40"/>
+            </w:pPr>
+            <w:r/>
+            <w:r>
+              <w:rPr>
+                <w:b w:val="0"/>
+                <w:sz w:val="17"/>
+              </w:rPr>
+              <w:t>Bilan annuel consolidé, prêt pour le comité de pilotage et le bailleur</w:t>
+            </w:r>
+          </w:p>
+        </w:tc>
+      </w:tr>
+      <w:tr>
+        <w:tc>
+          <w:tcPr>
+            <w:tcW w:type="dxa" w:w="2835"/>
+          </w:tcPr>
+          <w:p>
+            <w:pPr>
+              <w:spacing w:after="40"/>
+            </w:pPr>
+            <w:r/>
+            <w:r>
+              <w:rPr>
+                <w:b/>
+                <w:sz w:val="17"/>
+              </w:rPr>
+              <w:t>Analyse d'équité et données désagrégées</w:t>
+            </w:r>
+          </w:p>
+        </w:tc>
+        <w:tc>
+          <w:tcPr>
+            <w:tcW w:type="dxa" w:w="1474"/>
+          </w:tcPr>
+          <w:p>
+            <w:pPr>
+              <w:spacing w:after="40"/>
+            </w:pPr>
+            <w:r/>
+            <w:r>
+              <w:rPr>
+                <w:b w:val="0"/>
+                <w:sz w:val="17"/>
+              </w:rPr>
+              <w:t>Excel</w:t>
+            </w:r>
+          </w:p>
+        </w:tc>
+        <w:tc>
+          <w:tcPr>
+            <w:tcW w:type="dxa" w:w="5046"/>
+          </w:tcPr>
+          <w:p>
+            <w:pPr>
+              <w:spacing w:after="40"/>
+            </w:pPr>
+            <w:r/>
+            <w:r>
+              <w:rPr>
+                <w:b w:val="0"/>
+                <w:sz w:val="17"/>
+              </w:rPr>
+              <w:t>Ventilation par catégorie, indice d'équité de genre, détail indicateur × modalité, graphique de répartition par sexe</w:t>
+            </w:r>
+          </w:p>
+        </w:tc>
+      </w:tr>
+      <w:tr>
+        <w:tc>
+          <w:tcPr>
+            <w:tcW w:type="dxa" w:w="2835"/>
+          </w:tcPr>
+          <w:p>
+            <w:pPr>
+              <w:spacing w:after="40"/>
+            </w:pPr>
+            <w:r/>
+            <w:r>
+              <w:rPr>
+                <w:b/>
+                <w:sz w:val="17"/>
+              </w:rPr>
+              <w:t>Consolidation par zone d'intervention</w:t>
+            </w:r>
+          </w:p>
+        </w:tc>
+        <w:tc>
+          <w:tcPr>
+            <w:tcW w:type="dxa" w:w="1474"/>
+          </w:tcPr>
+          <w:p>
+            <w:pPr>
+              <w:spacing w:after="40"/>
+            </w:pPr>
+            <w:r/>
+            <w:r>
+              <w:rPr>
+                <w:b w:val="0"/>
+                <w:sz w:val="17"/>
+              </w:rPr>
+              <w:t>Excel</w:t>
+            </w:r>
+          </w:p>
+        </w:tc>
+        <w:tc>
+          <w:tcPr>
+            <w:tcW w:type="dxa" w:w="5046"/>
+          </w:tcPr>
+          <w:p>
+            <w:pPr>
+              <w:spacing w:after="40"/>
+            </w:pPr>
+            <w:r/>
+            <w:r>
+              <w:rPr>
+                <w:b w:val="0"/>
+                <w:sz w:val="17"/>
+              </w:rPr>
+              <w:t>Bénéficiaires et indicateurs par zone, taux de couverture, collecte par activité, graphique atteints/cible</w:t>
+            </w:r>
+          </w:p>
+        </w:tc>
+      </w:tr>
+      <w:tr>
+        <w:tc>
+          <w:tcPr>
+            <w:tcW w:type="dxa" w:w="2835"/>
+          </w:tcPr>
+          <w:p>
+            <w:pPr>
+              <w:spacing w:after="40"/>
+            </w:pPr>
+            <w:r/>
+            <w:r>
+              <w:rPr>
+                <w:b/>
+                <w:sz w:val="17"/>
+              </w:rPr>
+              <w:t>Revue qualité SMART</w:t>
+            </w:r>
+          </w:p>
+        </w:tc>
+        <w:tc>
+          <w:tcPr>
+            <w:tcW w:type="dxa" w:w="1474"/>
+          </w:tcPr>
+          <w:p>
+            <w:pPr>
+              <w:spacing w:after="40"/>
+            </w:pPr>
+            <w:r/>
+            <w:r>
+              <w:rPr>
+                <w:b w:val="0"/>
+                <w:sz w:val="17"/>
+              </w:rPr>
+              <w:t>Excel</w:t>
+            </w:r>
+          </w:p>
+        </w:tc>
+        <w:tc>
+          <w:tcPr>
+            <w:tcW w:type="dxa" w:w="5046"/>
+          </w:tcPr>
+          <w:p>
+            <w:pPr>
+              <w:spacing w:after="40"/>
+            </w:pPr>
+            <w:r/>
+            <w:r>
+              <w:rPr>
+                <w:b w:val="0"/>
+                <w:sz w:val="17"/>
+              </w:rPr>
+              <w:t>Diagnostic critère par critère, score du système, actions correctrices</w:t>
+            </w:r>
+          </w:p>
+        </w:tc>
+      </w:tr>
+      <w:tr>
+        <w:tc>
+          <w:tcPr>
+            <w:tcW w:type="dxa" w:w="2835"/>
+          </w:tcPr>
+          <w:p>
+            <w:pPr>
+              <w:spacing w:after="40"/>
+            </w:pPr>
+            <w:r/>
+            <w:r>
+              <w:rPr>
+                <w:b/>
+                <w:sz w:val="17"/>
+              </w:rPr>
               <w:t>Tableau de bord</w:t>
             </w:r>
           </w:p>
@@ -7288,7 +8978,404 @@
           <w:color w:val="2E75B6"/>
           <w:sz w:val="26"/>
         </w:rPr>
-        <w:t>8.1 Le manuel de suivi-évaluation</w:t>
+        <w:t>8.1 Le rapport périodique de suivi</w:t>
+      </w:r>
+    </w:p>
+    <w:p>
+      <w:pPr>
+        <w:jc w:val="both"/>
+      </w:pPr>
+      <w:r>
+        <w:rPr>
+          <w:i w:val="0"/>
+          <w:sz w:val="21"/>
+        </w:rPr>
+        <w:t>C'est le livrable le plus sollicité d'un dispositif de suivi-évaluation, et celui dont la production mobilise habituellement le plus de temps. La plateforme le compose en huit parties à partir des seules données de la période choisie.</w:t>
+      </w:r>
+    </w:p>
+    <w:tbl>
+      <w:tblPr>
+        <w:tblStyle w:val="TableGrid"/>
+        <w:tblW w:type="auto" w:w="0"/>
+        <w:jc w:val="center"/>
+        <w:tblLook w:firstColumn="1" w:firstRow="1" w:lastColumn="0" w:lastRow="0" w:noHBand="0" w:noVBand="1" w:val="04A0"/>
+      </w:tblPr>
+      <w:tblGrid>
+        <w:gridCol w:w="4873"/>
+        <w:gridCol w:w="4873"/>
+      </w:tblGrid>
+      <w:tr>
+        <w:tc>
+          <w:tcPr>
+            <w:tcW w:type="dxa" w:w="2835"/>
+            <w:shd w:val="clear" w:fill="1F4E79"/>
+          </w:tcPr>
+          <w:p>
+            <w:pPr>
+              <w:spacing w:after="40"/>
+              <w:jc w:val="center"/>
+            </w:pPr>
+            <w:r/>
+            <w:r>
+              <w:rPr>
+                <w:b/>
+                <w:color w:val="FFFFFF"/>
+                <w:sz w:val="18"/>
+              </w:rPr>
+              <w:t>Partie</w:t>
+            </w:r>
+          </w:p>
+        </w:tc>
+        <w:tc>
+          <w:tcPr>
+            <w:tcW w:type="dxa" w:w="6520"/>
+            <w:shd w:val="clear" w:fill="1F4E79"/>
+          </w:tcPr>
+          <w:p>
+            <w:pPr>
+              <w:spacing w:after="40"/>
+              <w:jc w:val="center"/>
+            </w:pPr>
+            <w:r/>
+            <w:r>
+              <w:rPr>
+                <w:b/>
+                <w:color w:val="FFFFFF"/>
+                <w:sz w:val="18"/>
+              </w:rPr>
+              <w:t>Contenu produit automatiquement</w:t>
+            </w:r>
+          </w:p>
+        </w:tc>
+      </w:tr>
+      <w:tr>
+        <w:tc>
+          <w:tcPr>
+            <w:tcW w:type="dxa" w:w="2835"/>
+          </w:tcPr>
+          <w:p>
+            <w:pPr>
+              <w:spacing w:after="40"/>
+            </w:pPr>
+            <w:r/>
+            <w:r>
+              <w:rPr>
+                <w:b w:val="0"/>
+                <w:sz w:val="18"/>
+              </w:rPr>
+              <w:t>1. Résumé exécutif</w:t>
+            </w:r>
+          </w:p>
+        </w:tc>
+        <w:tc>
+          <w:tcPr>
+            <w:tcW w:type="dxa" w:w="6520"/>
+          </w:tcPr>
+          <w:p>
+            <w:pPr>
+              <w:spacing w:after="40"/>
+            </w:pPr>
+            <w:r/>
+            <w:r>
+              <w:rPr>
+                <w:b w:val="0"/>
+                <w:sz w:val="18"/>
+              </w:rPr>
+              <w:t>Nombre d'indicateurs mesurés, taux moyen d'atteinte des cibles de la période, répartition par statut, avancement physique, exécution financière, bénéficiaires ventilés</w:t>
+            </w:r>
+          </w:p>
+        </w:tc>
+      </w:tr>
+      <w:tr>
+        <w:tc>
+          <w:tcPr>
+            <w:tcW w:type="dxa" w:w="2835"/>
+          </w:tcPr>
+          <w:p>
+            <w:pPr>
+              <w:spacing w:after="40"/>
+            </w:pPr>
+            <w:r/>
+            <w:r>
+              <w:rPr>
+                <w:b w:val="0"/>
+                <w:sz w:val="18"/>
+              </w:rPr>
+              <w:t>2. Performance des indicateurs</w:t>
+            </w:r>
+          </w:p>
+        </w:tc>
+        <w:tc>
+          <w:tcPr>
+            <w:tcW w:type="dxa" w:w="6520"/>
+          </w:tcPr>
+          <w:p>
+            <w:pPr>
+              <w:spacing w:after="40"/>
+            </w:pPr>
+            <w:r/>
+            <w:r>
+              <w:rPr>
+                <w:b w:val="0"/>
+                <w:sz w:val="18"/>
+              </w:rPr>
+              <w:t>Tableau code, indicateur, unité, cible de la période, réalisé, taux, statut coloré, source, responsable</w:t>
+            </w:r>
+          </w:p>
+        </w:tc>
+      </w:tr>
+      <w:tr>
+        <w:tc>
+          <w:tcPr>
+            <w:tcW w:type="dxa" w:w="2835"/>
+          </w:tcPr>
+          <w:p>
+            <w:pPr>
+              <w:spacing w:after="40"/>
+            </w:pPr>
+            <w:r/>
+            <w:r>
+              <w:rPr>
+                <w:b w:val="0"/>
+                <w:sz w:val="18"/>
+              </w:rPr>
+              <w:t>3. Analyse des données désagrégées</w:t>
+            </w:r>
+          </w:p>
+        </w:tc>
+        <w:tc>
+          <w:tcPr>
+            <w:tcW w:type="dxa" w:w="6520"/>
+          </w:tcPr>
+          <w:p>
+            <w:pPr>
+              <w:spacing w:after="40"/>
+            </w:pPr>
+            <w:r/>
+            <w:r>
+              <w:rPr>
+                <w:b w:val="0"/>
+                <w:sz w:val="18"/>
+              </w:rPr>
+              <w:t>Une sous-section par catégorie de ventilation, avec effectifs, parts et total ; indice d'équité de genre commenté</w:t>
+            </w:r>
+          </w:p>
+        </w:tc>
+      </w:tr>
+      <w:tr>
+        <w:tc>
+          <w:tcPr>
+            <w:tcW w:type="dxa" w:w="2835"/>
+          </w:tcPr>
+          <w:p>
+            <w:pPr>
+              <w:spacing w:after="40"/>
+            </w:pPr>
+            <w:r/>
+            <w:r>
+              <w:rPr>
+                <w:b w:val="0"/>
+                <w:sz w:val="18"/>
+              </w:rPr>
+              <w:t>4. Consolidation par zone</w:t>
+            </w:r>
+          </w:p>
+        </w:tc>
+        <w:tc>
+          <w:tcPr>
+            <w:tcW w:type="dxa" w:w="6520"/>
+          </w:tcPr>
+          <w:p>
+            <w:pPr>
+              <w:spacing w:after="40"/>
+            </w:pPr>
+            <w:r/>
+            <w:r>
+              <w:rPr>
+                <w:b w:val="0"/>
+                <w:sz w:val="18"/>
+              </w:rPr>
+              <w:t>Bénéficiaires atteints, cible, couverture et part des femmes par zone ; détail des réalisations par zone et par indicateur</w:t>
+            </w:r>
+          </w:p>
+        </w:tc>
+      </w:tr>
+      <w:tr>
+        <w:tc>
+          <w:tcPr>
+            <w:tcW w:type="dxa" w:w="2835"/>
+          </w:tcPr>
+          <w:p>
+            <w:pPr>
+              <w:spacing w:after="40"/>
+            </w:pPr>
+            <w:r/>
+            <w:r>
+              <w:rPr>
+                <w:b w:val="0"/>
+                <w:sz w:val="18"/>
+              </w:rPr>
+              <w:t>5. Exécution physique et financière</w:t>
+            </w:r>
+          </w:p>
+        </w:tc>
+        <w:tc>
+          <w:tcPr>
+            <w:tcW w:type="dxa" w:w="6520"/>
+          </w:tcPr>
+          <w:p>
+            <w:pPr>
+              <w:spacing w:after="40"/>
+            </w:pPr>
+            <w:r/>
+            <w:r>
+              <w:rPr>
+                <w:b w:val="0"/>
+                <w:sz w:val="18"/>
+              </w:rPr>
+              <w:t>Activités programmées, achevées, avancement moyen, budget programmé et décaissé ; données collectées par activité</w:t>
+            </w:r>
+          </w:p>
+        </w:tc>
+      </w:tr>
+      <w:tr>
+        <w:tc>
+          <w:tcPr>
+            <w:tcW w:type="dxa" w:w="2835"/>
+          </w:tcPr>
+          <w:p>
+            <w:pPr>
+              <w:spacing w:after="40"/>
+            </w:pPr>
+            <w:r/>
+            <w:r>
+              <w:rPr>
+                <w:b w:val="0"/>
+                <w:sz w:val="18"/>
+              </w:rPr>
+              <w:t>6. Difficultés et mesures correctrices</w:t>
+            </w:r>
+          </w:p>
+        </w:tc>
+        <w:tc>
+          <w:tcPr>
+            <w:tcW w:type="dxa" w:w="6520"/>
+          </w:tcPr>
+          <w:p>
+            <w:pPr>
+              <w:spacing w:after="40"/>
+            </w:pPr>
+            <w:r/>
+            <w:r>
+              <w:rPr>
+                <w:b w:val="0"/>
+                <w:sz w:val="18"/>
+              </w:rPr>
+              <w:t>Tableau des écarts constatés, à compléter en réunion de revue (cause, mesure, responsable, échéance)</w:t>
+            </w:r>
+          </w:p>
+        </w:tc>
+      </w:tr>
+      <w:tr>
+        <w:tc>
+          <w:tcPr>
+            <w:tcW w:type="dxa" w:w="2835"/>
+          </w:tcPr>
+          <w:p>
+            <w:pPr>
+              <w:spacing w:after="40"/>
+            </w:pPr>
+            <w:r/>
+            <w:r>
+              <w:rPr>
+                <w:b w:val="0"/>
+                <w:sz w:val="18"/>
+              </w:rPr>
+              <w:t>7. Qualité du dispositif</w:t>
+            </w:r>
+          </w:p>
+        </w:tc>
+        <w:tc>
+          <w:tcPr>
+            <w:tcW w:type="dxa" w:w="6520"/>
+          </w:tcPr>
+          <w:p>
+            <w:pPr>
+              <w:spacing w:after="40"/>
+            </w:pPr>
+            <w:r/>
+            <w:r>
+              <w:rPr>
+                <w:b w:val="0"/>
+                <w:sz w:val="18"/>
+              </w:rPr>
+              <w:t>Score SMART du système, taux de désagrégation, indicateurs à reprendre et actions recommandées</w:t>
+            </w:r>
+          </w:p>
+        </w:tc>
+      </w:tr>
+      <w:tr>
+        <w:tc>
+          <w:tcPr>
+            <w:tcW w:type="dxa" w:w="2835"/>
+          </w:tcPr>
+          <w:p>
+            <w:pPr>
+              <w:spacing w:after="40"/>
+            </w:pPr>
+            <w:r/>
+            <w:r>
+              <w:rPr>
+                <w:b w:val="0"/>
+                <w:sz w:val="18"/>
+              </w:rPr>
+              <w:t>8. Validation</w:t>
+            </w:r>
+          </w:p>
+        </w:tc>
+        <w:tc>
+          <w:tcPr>
+            <w:tcW w:type="dxa" w:w="6520"/>
+          </w:tcPr>
+          <w:p>
+            <w:pPr>
+              <w:spacing w:after="40"/>
+            </w:pPr>
+            <w:r/>
+            <w:r>
+              <w:rPr>
+                <w:b w:val="0"/>
+                <w:sz w:val="18"/>
+              </w:rPr>
+              <w:t>Bloc de signatures : rédacteur, vérificateur, approbateur</w:t>
+            </w:r>
+          </w:p>
+        </w:tc>
+      </w:tr>
+    </w:tbl>
+    <w:p/>
+    <w:p>
+      <w:pPr>
+        <w:jc w:val="both"/>
+      </w:pPr>
+      <w:r>
+        <w:rPr>
+          <w:i w:val="0"/>
+          <w:sz w:val="21"/>
+        </w:rPr>
+        <w:t>Le périmètre temporel est déduit du libellé de la période : une période annuelle englobe ses semestres et ses trimestres, une période semestrielle englobe ses deux trimestres. L'utilisateur peut visualiser à l'écran le contenu du rapport avant de le générer.</w:t>
+      </w:r>
+    </w:p>
+    <w:p>
+      <w:pPr>
+        <w:pStyle w:val="Heading2"/>
+      </w:pPr>
+      <w:r>
+        <w:rPr>
+          <w:color w:val="2E75B6"/>
+          <w:sz w:val="26"/>
+        </w:rPr>
+        <w:t>8.2 Le manuel de suivi-évaluation</w:t>
       </w:r>
     </w:p>
     <w:p>
@@ -8671,7 +10758,7 @@
                 <w:b/>
                 <w:sz w:val="19"/>
               </w:rPr>
-              <w:t>Dim_Calendrier</w:t>
+              <w:t>Dim_Zone</w:t>
             </w:r>
           </w:p>
         </w:tc>
@@ -8707,7 +10794,7 @@
                 <w:b w:val="0"/>
                 <w:sz w:val="19"/>
               </w:rPr>
-              <w:t>Table de dates mensuelle et trimestrielle</w:t>
+              <w:t>Zones d'intervention, population, cible de bénéficiaires, latitude et longitude</w:t>
             </w:r>
           </w:p>
         </w:tc>
@@ -8727,7 +10814,7 @@
                 <w:b/>
                 <w:sz w:val="19"/>
               </w:rPr>
-              <w:t>Fait_Cible</w:t>
+              <w:t>Dim_Calendrier</w:t>
             </w:r>
           </w:p>
         </w:tc>
@@ -8745,7 +10832,7 @@
                 <w:b w:val="0"/>
                 <w:sz w:val="19"/>
               </w:rPr>
-              <w:t>Fait</w:t>
+              <w:t>Dimension</w:t>
             </w:r>
           </w:p>
         </w:tc>
@@ -8763,7 +10850,7 @@
                 <w:b w:val="0"/>
                 <w:sz w:val="19"/>
               </w:rPr>
-              <w:t>Cibles périodiques</w:t>
+              <w:t>Table de dates mensuelle et trimestrielle</w:t>
             </w:r>
           </w:p>
         </w:tc>
@@ -8783,6 +10870,62 @@
                 <w:b/>
                 <w:sz w:val="19"/>
               </w:rPr>
+              <w:t>Fait_Cible</w:t>
+            </w:r>
+          </w:p>
+        </w:tc>
+        <w:tc>
+          <w:tcPr>
+            <w:tcW w:type="dxa" w:w="1701"/>
+          </w:tcPr>
+          <w:p>
+            <w:pPr>
+              <w:spacing w:after="40"/>
+            </w:pPr>
+            <w:r/>
+            <w:r>
+              <w:rPr>
+                <w:b w:val="0"/>
+                <w:sz w:val="19"/>
+              </w:rPr>
+              <w:t>Fait</w:t>
+            </w:r>
+          </w:p>
+        </w:tc>
+        <w:tc>
+          <w:tcPr>
+            <w:tcW w:type="dxa" w:w="5386"/>
+          </w:tcPr>
+          <w:p>
+            <w:pPr>
+              <w:spacing w:after="40"/>
+            </w:pPr>
+            <w:r/>
+            <w:r>
+              <w:rPr>
+                <w:b w:val="0"/>
+                <w:sz w:val="19"/>
+              </w:rPr>
+              <w:t>Cibles périodiques</w:t>
+            </w:r>
+          </w:p>
+        </w:tc>
+      </w:tr>
+      <w:tr>
+        <w:tc>
+          <w:tcPr>
+            <w:tcW w:type="dxa" w:w="2268"/>
+          </w:tcPr>
+          <w:p>
+            <w:pPr>
+              <w:spacing w:after="40"/>
+            </w:pPr>
+            <w:r/>
+            <w:r>
+              <w:rPr>
+                <w:b/>
+                <w:sz w:val="19"/>
+              </w:rPr>
               <w:t>Fait_Realisation</w:t>
             </w:r>
           </w:p>
@@ -8819,7 +10962,63 @@
                 <w:b w:val="0"/>
                 <w:sz w:val="19"/>
               </w:rPr>
-              <w:t>Réalisations mesurées, taux et statut de performance</w:t>
+              <w:t>Réalisations mesurées, localisées et rattachées à une activité, taux et statut de performance</w:t>
+            </w:r>
+          </w:p>
+        </w:tc>
+      </w:tr>
+      <w:tr>
+        <w:tc>
+          <w:tcPr>
+            <w:tcW w:type="dxa" w:w="2268"/>
+          </w:tcPr>
+          <w:p>
+            <w:pPr>
+              <w:spacing w:after="40"/>
+            </w:pPr>
+            <w:r/>
+            <w:r>
+              <w:rPr>
+                <w:b/>
+                <w:sz w:val="19"/>
+              </w:rPr>
+              <w:t>Fait_Desagregation</w:t>
+            </w:r>
+          </w:p>
+        </w:tc>
+        <w:tc>
+          <w:tcPr>
+            <w:tcW w:type="dxa" w:w="1701"/>
+          </w:tcPr>
+          <w:p>
+            <w:pPr>
+              <w:spacing w:after="40"/>
+            </w:pPr>
+            <w:r/>
+            <w:r>
+              <w:rPr>
+                <w:b w:val="0"/>
+                <w:sz w:val="19"/>
+              </w:rPr>
+              <w:t>Fait</w:t>
+            </w:r>
+          </w:p>
+        </w:tc>
+        <w:tc>
+          <w:tcPr>
+            <w:tcW w:type="dxa" w:w="5386"/>
+          </w:tcPr>
+          <w:p>
+            <w:pPr>
+              <w:spacing w:after="40"/>
+            </w:pPr>
+            <w:r/>
+            <w:r>
+              <w:rPr>
+                <w:b w:val="0"/>
+                <w:sz w:val="19"/>
+              </w:rPr>
+              <w:t>Table dépliée : une ligne par modalité de désagrégation (sexe, âge, groupe cible)</w:t>
             </w:r>
           </w:p>
         </w:tc>
@@ -8994,6 +11193,18 @@
       </w:tr>
     </w:tbl>
     <w:p/>
+    <w:p>
+      <w:pPr>
+        <w:jc w:val="both"/>
+      </w:pPr>
+      <w:r>
+        <w:rPr>
+          <w:i w:val="0"/>
+          <w:sz w:val="21"/>
+        </w:rPr>
+        <w:t>La table Fait_Desagregation est volontairement dépliée : elle s'utilise directement dans un histogramme empilé segmenté par sexe ou par groupe cible, sans transformation préalable. Les coordonnées portées par Dim_Zone permettent un visuel cartographique immédiat.</w:t>
+      </w:r>
+    </w:p>
     <w:p>
       <w:pPr>
         <w:pStyle w:val="Heading2"/>
@@ -9141,6 +11352,185 @@
           <w:sz w:val="17"/>
         </w:rPr>
         <w:t xml:space="preserve">    CALCULATE(COUNTROWS(Fait_Risque), Fait_Risque[Niveau] = "Critique")</w:t>
+      </w:r>
+    </w:p>
+    <w:p>
+      <w:pPr>
+        <w:spacing w:after="0"/>
+        <w:ind w:left="340"/>
+      </w:pPr>
+      <w:r>
+        <w:rPr>
+          <w:rFonts w:ascii="Consolas" w:hAnsi="Consolas"/>
+          <w:color w:val="1F2933"/>
+          <w:sz w:val="17"/>
+        </w:rPr>
+      </w:r>
+    </w:p>
+    <w:p>
+      <w:pPr>
+        <w:spacing w:after="0"/>
+        <w:ind w:left="340"/>
+      </w:pPr>
+      <w:r>
+        <w:rPr>
+          <w:rFonts w:ascii="Consolas" w:hAnsi="Consolas"/>
+          <w:color w:val="1F2933"/>
+          <w:sz w:val="17"/>
+        </w:rPr>
+        <w:t>Bénéficiaires femmes =</w:t>
+      </w:r>
+    </w:p>
+    <w:p>
+      <w:pPr>
+        <w:spacing w:after="0"/>
+        <w:ind w:left="340"/>
+      </w:pPr>
+      <w:r>
+        <w:rPr>
+          <w:rFonts w:ascii="Consolas" w:hAnsi="Consolas"/>
+          <w:color w:val="1F2933"/>
+          <w:sz w:val="17"/>
+        </w:rPr>
+        <w:t xml:space="preserve">    CALCULATE(SUM(Fait_Desagregation[Valeur]),</w:t>
+      </w:r>
+    </w:p>
+    <w:p>
+      <w:pPr>
+        <w:spacing w:after="0"/>
+        <w:ind w:left="340"/>
+      </w:pPr>
+      <w:r>
+        <w:rPr>
+          <w:rFonts w:ascii="Consolas" w:hAnsi="Consolas"/>
+          <w:color w:val="1F2933"/>
+          <w:sz w:val="17"/>
+        </w:rPr>
+        <w:t xml:space="preserve">              Fait_Desagregation[Categorie] = "Sexe",</w:t>
+      </w:r>
+    </w:p>
+    <w:p>
+      <w:pPr>
+        <w:spacing w:after="0"/>
+        <w:ind w:left="340"/>
+      </w:pPr>
+      <w:r>
+        <w:rPr>
+          <w:rFonts w:ascii="Consolas" w:hAnsi="Consolas"/>
+          <w:color w:val="1F2933"/>
+          <w:sz w:val="17"/>
+        </w:rPr>
+        <w:t xml:space="preserve">              Fait_Desagregation[Modalite] = "Femme")</w:t>
+      </w:r>
+    </w:p>
+    <w:p>
+      <w:pPr>
+        <w:spacing w:after="0"/>
+        <w:ind w:left="340"/>
+      </w:pPr>
+      <w:r>
+        <w:rPr>
+          <w:rFonts w:ascii="Consolas" w:hAnsi="Consolas"/>
+          <w:color w:val="1F2933"/>
+          <w:sz w:val="17"/>
+        </w:rPr>
+      </w:r>
+    </w:p>
+    <w:p>
+      <w:pPr>
+        <w:spacing w:after="0"/>
+        <w:ind w:left="340"/>
+      </w:pPr>
+      <w:r>
+        <w:rPr>
+          <w:rFonts w:ascii="Consolas" w:hAnsi="Consolas"/>
+          <w:color w:val="1F2933"/>
+          <w:sz w:val="17"/>
+        </w:rPr>
+        <w:t>Part des femmes =</w:t>
+      </w:r>
+    </w:p>
+    <w:p>
+      <w:pPr>
+        <w:spacing w:after="0"/>
+        <w:ind w:left="340"/>
+      </w:pPr>
+      <w:r>
+        <w:rPr>
+          <w:rFonts w:ascii="Consolas" w:hAnsi="Consolas"/>
+          <w:color w:val="1F2933"/>
+          <w:sz w:val="17"/>
+        </w:rPr>
+        <w:t xml:space="preserve">    DIVIDE([Bénéficiaires femmes],</w:t>
+      </w:r>
+    </w:p>
+    <w:p>
+      <w:pPr>
+        <w:spacing w:after="0"/>
+        <w:ind w:left="340"/>
+      </w:pPr>
+      <w:r>
+        <w:rPr>
+          <w:rFonts w:ascii="Consolas" w:hAnsi="Consolas"/>
+          <w:color w:val="1F2933"/>
+          <w:sz w:val="17"/>
+        </w:rPr>
+        <w:t xml:space="preserve">           CALCULATE(SUM(Fait_Desagregation[Valeur]),</w:t>
+      </w:r>
+    </w:p>
+    <w:p>
+      <w:pPr>
+        <w:spacing w:after="0"/>
+        <w:ind w:left="340"/>
+      </w:pPr>
+      <w:r>
+        <w:rPr>
+          <w:rFonts w:ascii="Consolas" w:hAnsi="Consolas"/>
+          <w:color w:val="1F2933"/>
+          <w:sz w:val="17"/>
+        </w:rPr>
+        <w:t xml:space="preserve">                     Fait_Desagregation[Categorie] = "Sexe"))</w:t>
+      </w:r>
+    </w:p>
+    <w:p>
+      <w:pPr>
+        <w:spacing w:after="0"/>
+        <w:ind w:left="340"/>
+      </w:pPr>
+      <w:r>
+        <w:rPr>
+          <w:rFonts w:ascii="Consolas" w:hAnsi="Consolas"/>
+          <w:color w:val="1F2933"/>
+          <w:sz w:val="17"/>
+        </w:rPr>
+      </w:r>
+    </w:p>
+    <w:p>
+      <w:pPr>
+        <w:spacing w:after="0"/>
+        <w:ind w:left="340"/>
+      </w:pPr>
+      <w:r>
+        <w:rPr>
+          <w:rFonts w:ascii="Consolas" w:hAnsi="Consolas"/>
+          <w:color w:val="1F2933"/>
+          <w:sz w:val="17"/>
+        </w:rPr>
+        <w:t>Taux de couverture de zone =</w:t>
+      </w:r>
+    </w:p>
+    <w:p>
+      <w:pPr>
+        <w:spacing w:after="0"/>
+        <w:ind w:left="340"/>
+      </w:pPr>
+      <w:r>
+        <w:rPr>
+          <w:rFonts w:ascii="Consolas" w:hAnsi="Consolas"/>
+          <w:color w:val="1F2933"/>
+          <w:sz w:val="17"/>
+        </w:rPr>
+        <w:t xml:space="preserve">    DIVIDE(SUM(Fait_Realisation[ValeurRealisee]), SUM(Dim_Zone[CibleBeneficiaires]))</w:t>
       </w:r>
     </w:p>
     <w:p/>
@@ -9614,7 +12004,7 @@
           <w:color w:val="2E75B6"/>
           <w:sz w:val="22"/>
         </w:rPr>
-        <w:t>Étape 3 — Paramétrer les indicateurs</w:t>
+        <w:t>Étape 3 — Déclarer les zones d'intervention</w:t>
       </w:r>
     </w:p>
     <w:p>
@@ -9626,7 +12016,7 @@
           <w:i w:val="0"/>
           <w:sz w:val="20"/>
         </w:rPr>
-        <w:t>Pour chaque indicateur, compléter la fiche métadonnée : définition opérationnelle, unité, mode de calcul, désagrégations exigées, valeur de référence et sa date, cible finale et son échéance, sens de progression, fréquence, source, méthode de collecte, responsable. Marquer comme « indicateur clé » ceux qui seront présentés au comité de pilotage.</w:t>
+        <w:t>Vue Zones d'intervention. Saisir le découpage géographique du projet, du niveau le plus large vers le plus fin, en renseignant pour chaque zone sa population, sa cible de bénéficiaires et son responsable. Cette étape conditionne la consolidation territoriale et le calcul des taux de couverture ; elle doit précéder la saisie des réalisations.</w:t>
       </w:r>
     </w:p>
     <w:p>
@@ -9638,7 +12028,31 @@
           <w:color w:val="2E75B6"/>
           <w:sz w:val="22"/>
         </w:rPr>
-        <w:t>Étape 4 — Générer les cibles périodiques</w:t>
+        <w:t>Étape 4 — Paramétrer les indicateurs</w:t>
+      </w:r>
+    </w:p>
+    <w:p>
+      <w:pPr>
+        <w:jc w:val="both"/>
+      </w:pPr>
+      <w:r>
+        <w:rPr>
+          <w:i w:val="0"/>
+          <w:sz w:val="20"/>
+        </w:rPr>
+        <w:t>Pour chaque indicateur, compléter la fiche métadonnée : définition opérationnelle, unité, mode de calcul, désagrégations exigées (au minimum le sexe), valeur de référence et sa date, cible finale et son échéance, sens de progression, règle d'agrégation, fréquence, source, méthode de collecte, responsable. Marquer comme « indicateur clé » ceux qui seront présentés au comité de pilotage. Vérifier ensuite le score SMART dans la vue Qualité des indicateurs et traiter les actions correctrices recommandées.</w:t>
+      </w:r>
+    </w:p>
+    <w:p>
+      <w:pPr>
+        <w:pStyle w:val="Heading3"/>
+      </w:pPr>
+      <w:r>
+        <w:rPr>
+          <w:color w:val="2E75B6"/>
+          <w:sz w:val="22"/>
+        </w:rPr>
+        <w:t>Étape 5 — Générer les cibles périodiques</w:t>
       </w:r>
     </w:p>
     <w:p>
@@ -9662,7 +12076,7 @@
           <w:color w:val="2E75B6"/>
           <w:sz w:val="22"/>
         </w:rPr>
-        <w:t>Étape 5 — Saisir le chronogramme</w:t>
+        <w:t>Étape 6 — Saisir le chronogramme</w:t>
       </w:r>
     </w:p>
     <w:p>
@@ -9686,7 +12100,7 @@
           <w:color w:val="2E75B6"/>
           <w:sz w:val="22"/>
         </w:rPr>
-        <w:t>Étape 6 — Saisir le PTBA</w:t>
+        <w:t>Étape 7 — Saisir le PTBA</w:t>
       </w:r>
     </w:p>
     <w:p>
@@ -9710,7 +12124,7 @@
           <w:color w:val="2E75B6"/>
           <w:sz w:val="22"/>
         </w:rPr>
-        <w:t>Étape 7 — Constituer le registre des risques</w:t>
+        <w:t>Étape 8 — Constituer le registre des risques</w:t>
       </w:r>
     </w:p>
     <w:p>
@@ -9734,7 +12148,7 @@
           <w:color w:val="2E75B6"/>
           <w:sz w:val="22"/>
         </w:rPr>
-        <w:t>Étape 8 — Concevoir les instruments de collecte</w:t>
+        <w:t>Étape 9 — Concevoir les instruments de collecte</w:t>
       </w:r>
     </w:p>
     <w:p>
@@ -9758,7 +12172,7 @@
           <w:color w:val="2E75B6"/>
           <w:sz w:val="22"/>
         </w:rPr>
-        <w:t>Étape 9 — Déployer la collecte</w:t>
+        <w:t>Étape 10 — Déployer la collecte</w:t>
       </w:r>
     </w:p>
     <w:p>
@@ -9782,7 +12196,7 @@
           <w:color w:val="2E75B6"/>
           <w:sz w:val="22"/>
         </w:rPr>
-        <w:t>Étape 10 — Alimenter le suivi</w:t>
+        <w:t>Étape 11 — Alimenter le suivi</w:t>
       </w:r>
     </w:p>
     <w:p>
@@ -9794,7 +12208,7 @@
           <w:i w:val="0"/>
           <w:sz w:val="20"/>
         </w:rPr>
-        <w:t>À chaque échéance de collecte, saisir les réalisations dans la vue Cadre de suivi, ou réimporter l'export KoboToolbox. Mettre à jour l'avancement des activités et les montants engagés et décaissés.</w:t>
+        <w:t>À chaque échéance de collecte, saisir les réalisations dans la vue Saisie des réalisations en renseignant la période, la zone, l'activité source et la ventilation par sexe et par groupe cible ; ou réimporter l'export KoboToolbox. La vue Cadre de suivi permet une saisie en masse pour les indicateurs non désagrégés. Mettre à jour l'avancement des activités et les montants engagés et décaissés.</w:t>
       </w:r>
     </w:p>
     <w:p>
@@ -9806,7 +12220,7 @@
           <w:color w:val="2E75B6"/>
           <w:sz w:val="22"/>
         </w:rPr>
-        <w:t>Étape 11 — Analyser et décider</w:t>
+        <w:t>Étape 12 — Analyser et décider</w:t>
       </w:r>
     </w:p>
     <w:p>
@@ -9818,7 +12232,7 @@
           <w:i w:val="0"/>
           <w:sz w:val="20"/>
         </w:rPr>
-        <w:t>Consulter le tableau de bord, traiter les alertes par ordre de gravité, documenter les causes des écarts et arrêter les mesures correctrices lors de la revue périodique.</w:t>
+        <w:t>Consulter le tableau de bord, traiter les alertes par ordre de gravité, vérifier l'équilibre territorial dans la vue Zones et l'inclusivité dans la vue Équité, documenter les causes des écarts et arrêter les mesures correctrices lors de la revue périodique.</w:t>
       </w:r>
     </w:p>
     <w:p>
@@ -9830,7 +12244,7 @@
           <w:color w:val="2E75B6"/>
           <w:sz w:val="22"/>
         </w:rPr>
-        <w:t>Étape 12 — Produire les livrables</w:t>
+        <w:t>Étape 13 — Produire les rapports et livrables</w:t>
       </w:r>
     </w:p>
     <w:p>
@@ -9842,7 +12256,7 @@
           <w:i w:val="0"/>
           <w:sz w:val="20"/>
         </w:rPr>
-        <w:t>Depuis la vue Livrables, générer les documents attendus, ou télécharger le dossier complet au format ZIP avant chaque comité de pilotage.</w:t>
+        <w:t>Depuis la vue Rapports périodiques, choisir la période et générer le rapport trimestriel, semestriel ou annuel après en avoir vérifié l'aperçu. Depuis la vue Livrables, générer les autres documents attendus ou télécharger le dossier complet au format ZIP avant chaque comité de pilotage.</w:t>
       </w:r>
     </w:p>
     <w:tbl>
@@ -9874,7 +12288,7 @@
               <w:rPr>
                 <w:sz w:val="19"/>
               </w:rPr>
-              <w:t>Le cadre logique doit précéder les indicateurs, qui doivent précéder les cibles périodiques ; les activités doivent précéder les lignes budgétaires. Cet ordre garantit que chaque élément trouve son rattachement au moment de sa création et évite les reprises ultérieures.</w:t>
+              <w:t>Le cadre logique doit précéder les indicateurs, qui doivent précéder les cibles périodiques ; les zones et les activités doivent précéder les réalisations, qui s'y rattachent ; les activités doivent précéder les lignes budgétaires. Cet ordre garantit que chaque élément trouve son rattachement au moment de sa création et évite les reprises ultérieures.</w:t>
             </w:r>
           </w:p>
         </w:tc>
@@ -12809,7 +15223,159 @@
                 <w:b w:val="0"/>
                 <w:sz w:val="18"/>
               </w:rPr>
-              <w:t>Ventilation d'un indicateur par catégorie : sexe, âge, région, milieu, statut</w:t>
+              <w:t>Ventilation d'un indicateur par catégorie : sexe, âge, milieu, groupe cible, situation de handicap, niveau de vulnérabilité</w:t>
+            </w:r>
+          </w:p>
+        </w:tc>
+      </w:tr>
+      <w:tr>
+        <w:tc>
+          <w:tcPr>
+            <w:tcW w:type="dxa" w:w="2268"/>
+          </w:tcPr>
+          <w:p>
+            <w:pPr>
+              <w:spacing w:after="40"/>
+            </w:pPr>
+            <w:r/>
+            <w:r>
+              <w:rPr>
+                <w:b w:val="0"/>
+                <w:sz w:val="18"/>
+              </w:rPr>
+              <w:t>Règle d'agrégation</w:t>
+            </w:r>
+          </w:p>
+        </w:tc>
+        <w:tc>
+          <w:tcPr>
+            <w:tcW w:type="dxa" w:w="7087"/>
+          </w:tcPr>
+          <w:p>
+            <w:pPr>
+              <w:spacing w:after="40"/>
+            </w:pPr>
+            <w:r/>
+            <w:r>
+              <w:rPr>
+                <w:b w:val="0"/>
+                <w:sz w:val="18"/>
+              </w:rPr>
+              <w:t>Mode de consolidation des mesures d'une même période collectées sur plusieurs zones : somme, moyenne, dernière valeur ou maximum</w:t>
+            </w:r>
+          </w:p>
+        </w:tc>
+      </w:tr>
+      <w:tr>
+        <w:tc>
+          <w:tcPr>
+            <w:tcW w:type="dxa" w:w="2268"/>
+          </w:tcPr>
+          <w:p>
+            <w:pPr>
+              <w:spacing w:after="40"/>
+            </w:pPr>
+            <w:r/>
+            <w:r>
+              <w:rPr>
+                <w:b w:val="0"/>
+                <w:sz w:val="18"/>
+              </w:rPr>
+              <w:t>Indice d'équité de genre</w:t>
+            </w:r>
+          </w:p>
+        </w:tc>
+        <w:tc>
+          <w:tcPr>
+            <w:tcW w:type="dxa" w:w="7087"/>
+          </w:tcPr>
+          <w:p>
+            <w:pPr>
+              <w:spacing w:after="40"/>
+            </w:pPr>
+            <w:r/>
+            <w:r>
+              <w:rPr>
+                <w:b w:val="0"/>
+                <w:sz w:val="18"/>
+              </w:rPr>
+              <w:t>Part des femmes parmi les bénéficiaires et écart à la parité, exprimé en points de pourcentage</w:t>
+            </w:r>
+          </w:p>
+        </w:tc>
+      </w:tr>
+      <w:tr>
+        <w:tc>
+          <w:tcPr>
+            <w:tcW w:type="dxa" w:w="2268"/>
+          </w:tcPr>
+          <w:p>
+            <w:pPr>
+              <w:spacing w:after="40"/>
+            </w:pPr>
+            <w:r/>
+            <w:r>
+              <w:rPr>
+                <w:b w:val="0"/>
+                <w:sz w:val="18"/>
+              </w:rPr>
+              <w:t>Taux de couverture</w:t>
+            </w:r>
+          </w:p>
+        </w:tc>
+        <w:tc>
+          <w:tcPr>
+            <w:tcW w:type="dxa" w:w="7087"/>
+          </w:tcPr>
+          <w:p>
+            <w:pPr>
+              <w:spacing w:after="40"/>
+            </w:pPr>
+            <w:r/>
+            <w:r>
+              <w:rPr>
+                <w:b w:val="0"/>
+                <w:sz w:val="18"/>
+              </w:rPr>
+              <w:t>Rapport entre les bénéficiaires atteints sur une zone et la cible fixée pour cette zone</w:t>
+            </w:r>
+          </w:p>
+        </w:tc>
+      </w:tr>
+      <w:tr>
+        <w:tc>
+          <w:tcPr>
+            <w:tcW w:type="dxa" w:w="2268"/>
+          </w:tcPr>
+          <w:p>
+            <w:pPr>
+              <w:spacing w:after="40"/>
+            </w:pPr>
+            <w:r/>
+            <w:r>
+              <w:rPr>
+                <w:b w:val="0"/>
+                <w:sz w:val="18"/>
+              </w:rPr>
+              <w:t>Zone d'intervention</w:t>
+            </w:r>
+          </w:p>
+        </w:tc>
+        <w:tc>
+          <w:tcPr>
+            <w:tcW w:type="dxa" w:w="7087"/>
+          </w:tcPr>
+          <w:p>
+            <w:pPr>
+              <w:spacing w:after="40"/>
+            </w:pPr>
+            <w:r/>
+            <w:r>
+              <w:rPr>
+                <w:b w:val="0"/>
+                <w:sz w:val="18"/>
+              </w:rPr>
+              <w:t>Unité géographique de mise en œuvre et de consolidation des données, organisée en hiérarchie administrative</w:t>
             </w:r>
           </w:p>
         </w:tc>
@@ -13917,7 +16483,7 @@
                 <w:b w:val="0"/>
                 <w:sz w:val="18"/>
               </w:rPr>
-              <w:t>Désagrégations</w:t>
+              <w:t>Catégories de désagrégation et modalités</w:t>
             </w:r>
           </w:p>
         </w:tc>
@@ -13935,7 +16501,121 @@
                 <w:b w:val="0"/>
                 <w:sz w:val="18"/>
               </w:rPr>
-              <w:t>Sexe, âge, région, milieu, handicap, statut socio-économique, type de bénéficiaire, commune</w:t>
+              <w:t>Sexe (Femme, Homme) · Âge (moins de 18 ans, 18 à 35, 36 à 59, 60 et plus) · Milieu (urbain, rural) · Groupe cible (producteur, transformatrice, jeune, femme cheffe de ménage, personne en situation de handicap, personne déplacée, autre) · Situation de handicap · Niveau de vulnérabilité · Statut d'occupation</w:t>
+            </w:r>
+          </w:p>
+        </w:tc>
+      </w:tr>
+      <w:tr>
+        <w:tc>
+          <w:tcPr>
+            <w:tcW w:type="dxa" w:w="2551"/>
+          </w:tcPr>
+          <w:p>
+            <w:pPr>
+              <w:spacing w:after="40"/>
+            </w:pPr>
+            <w:r/>
+            <w:r>
+              <w:rPr>
+                <w:b w:val="0"/>
+                <w:sz w:val="18"/>
+              </w:rPr>
+              <w:t>Niveaux de zone</w:t>
+            </w:r>
+          </w:p>
+        </w:tc>
+        <w:tc>
+          <w:tcPr>
+            <w:tcW w:type="dxa" w:w="6803"/>
+          </w:tcPr>
+          <w:p>
+            <w:pPr>
+              <w:spacing w:after="40"/>
+            </w:pPr>
+            <w:r/>
+            <w:r>
+              <w:rPr>
+                <w:b w:val="0"/>
+                <w:sz w:val="18"/>
+              </w:rPr>
+              <w:t>Pays, région, préfecture, commune, canton, village, site</w:t>
+            </w:r>
+          </w:p>
+        </w:tc>
+      </w:tr>
+      <w:tr>
+        <w:tc>
+          <w:tcPr>
+            <w:tcW w:type="dxa" w:w="2551"/>
+          </w:tcPr>
+          <w:p>
+            <w:pPr>
+              <w:spacing w:after="40"/>
+            </w:pPr>
+            <w:r/>
+            <w:r>
+              <w:rPr>
+                <w:b w:val="0"/>
+                <w:sz w:val="18"/>
+              </w:rPr>
+              <w:t>Règles d'agrégation</w:t>
+            </w:r>
+          </w:p>
+        </w:tc>
+        <w:tc>
+          <w:tcPr>
+            <w:tcW w:type="dxa" w:w="6803"/>
+          </w:tcPr>
+          <w:p>
+            <w:pPr>
+              <w:spacing w:after="40"/>
+            </w:pPr>
+            <w:r/>
+            <w:r>
+              <w:rPr>
+                <w:b w:val="0"/>
+                <w:sz w:val="18"/>
+              </w:rPr>
+              <w:t>Somme, moyenne, dernière valeur, maximum</w:t>
+            </w:r>
+          </w:p>
+        </w:tc>
+      </w:tr>
+      <w:tr>
+        <w:tc>
+          <w:tcPr>
+            <w:tcW w:type="dxa" w:w="2551"/>
+          </w:tcPr>
+          <w:p>
+            <w:pPr>
+              <w:spacing w:after="40"/>
+            </w:pPr>
+            <w:r/>
+            <w:r>
+              <w:rPr>
+                <w:b w:val="0"/>
+                <w:sz w:val="18"/>
+              </w:rPr>
+              <w:t>Types de rapport périodique</w:t>
+            </w:r>
+          </w:p>
+        </w:tc>
+        <w:tc>
+          <w:tcPr>
+            <w:tcW w:type="dxa" w:w="6803"/>
+          </w:tcPr>
+          <w:p>
+            <w:pPr>
+              <w:spacing w:after="40"/>
+            </w:pPr>
+            <w:r/>
+            <w:r>
+              <w:rPr>
+                <w:b w:val="0"/>
+                <w:sz w:val="18"/>
+              </w:rPr>
+              <w:t>Trimestriel, semestriel, annuel</w:t>
             </w:r>
           </w:p>
         </w:tc>

--- a/docs/SEPIA_Documentation_plateforme.docx
+++ b/docs/SEPIA_Documentation_plateforme.docx
@@ -1638,7 +1638,7 @@
                 <w:b w:val="0"/>
                 <w:sz w:val="18"/>
               </w:rPr>
-              <w:t>Chronogramme</w:t>
+              <w:t>Chronogramme et ordonnancement</w:t>
             </w:r>
           </w:p>
         </w:tc>
@@ -1656,7 +1656,7 @@
                 <w:b w:val="0"/>
                 <w:sz w:val="18"/>
               </w:rPr>
-              <w:t>Diagramme de Gantt, jalons, dépendances, retards</w:t>
+              <w:t>Gantt, chemin critique et durée du projet, réseau PERT, organigramme des tâches (WBS), matrice des responsabilités (RACI)</w:t>
             </w:r>
           </w:p>
         </w:tc>
@@ -3334,7 +3334,7 @@
           <w:i w:val="0"/>
           <w:sz w:val="21"/>
         </w:rPr>
-        <w:t>Le modèle comprend seize entités. Sa structure reflète directement la logique du suivi-évaluation : un projet porte une chaîne de résultats et un découpage territorial ; chaque résultat porte des indicateurs ; chaque indicateur porte des cibles périodiques et des réalisations mesurées, elles-mêmes localisées dans une zone, rattachées à l'activité qui les a produites et ventilées par catégorie de bénéficiaires.</w:t>
+        <w:t>Le modèle comprend dix-huit entités. Sa structure reflète directement la logique du suivi-évaluation : un projet porte une chaîne de résultats et un découpage territorial ; chaque résultat porte des indicateurs ; chaque indicateur porte des cibles périodiques et des réalisations mesurées, elles-mêmes localisées dans une zone, rattachées à l'activité qui les a produites et ventilées par catégorie de bénéficiaires.</w:t>
       </w:r>
     </w:p>
     <w:tbl>
@@ -3765,6 +3765,118 @@
                 <w:b/>
                 <w:sz w:val="17"/>
               </w:rPr>
+              <w:t>Stakeholder</w:t>
+            </w:r>
+          </w:p>
+        </w:tc>
+        <w:tc>
+          <w:tcPr>
+            <w:tcW w:type="dxa" w:w="2268"/>
+          </w:tcPr>
+          <w:p>
+            <w:pPr>
+              <w:spacing w:after="40"/>
+            </w:pPr>
+            <w:r/>
+            <w:r>
+              <w:rPr>
+                <w:b w:val="0"/>
+                <w:sz w:val="17"/>
+              </w:rPr>
+              <w:t>Partie prenante</w:t>
+            </w:r>
+          </w:p>
+        </w:tc>
+        <w:tc>
+          <w:tcPr>
+            <w:tcW w:type="dxa" w:w="5386"/>
+          </w:tcPr>
+          <w:p>
+            <w:pPr>
+              <w:spacing w:after="40"/>
+            </w:pPr>
+            <w:r/>
+            <w:r>
+              <w:rPr>
+                <w:b w:val="0"/>
+                <w:sz w:val="17"/>
+              </w:rPr>
+              <w:t>code, fonction ou structure, organisation, catégorie, contact — colonne de la matrice RACI</w:t>
+            </w:r>
+          </w:p>
+        </w:tc>
+      </w:tr>
+      <w:tr>
+        <w:tc>
+          <w:tcPr>
+            <w:tcW w:type="dxa" w:w="1701"/>
+          </w:tcPr>
+          <w:p>
+            <w:pPr>
+              <w:spacing w:after="40"/>
+            </w:pPr>
+            <w:r/>
+            <w:r>
+              <w:rPr>
+                <w:b/>
+                <w:sz w:val="17"/>
+              </w:rPr>
+              <w:t>RaciAssignment</w:t>
+            </w:r>
+          </w:p>
+        </w:tc>
+        <w:tc>
+          <w:tcPr>
+            <w:tcW w:type="dxa" w:w="2268"/>
+          </w:tcPr>
+          <w:p>
+            <w:pPr>
+              <w:spacing w:after="40"/>
+            </w:pPr>
+            <w:r/>
+            <w:r>
+              <w:rPr>
+                <w:b w:val="0"/>
+                <w:sz w:val="17"/>
+              </w:rPr>
+              <w:t>Affectation RACI</w:t>
+            </w:r>
+          </w:p>
+        </w:tc>
+        <w:tc>
+          <w:tcPr>
+            <w:tcW w:type="dxa" w:w="5386"/>
+          </w:tcPr>
+          <w:p>
+            <w:pPr>
+              <w:spacing w:after="40"/>
+            </w:pPr>
+            <w:r/>
+            <w:r>
+              <w:rPr>
+                <w:b w:val="0"/>
+                <w:sz w:val="17"/>
+              </w:rPr>
+              <w:t>activité, partie prenante, rôle (R, A, C ou I), commentaire</w:t>
+            </w:r>
+          </w:p>
+        </w:tc>
+      </w:tr>
+      <w:tr>
+        <w:tc>
+          <w:tcPr>
+            <w:tcW w:type="dxa" w:w="1701"/>
+          </w:tcPr>
+          <w:p>
+            <w:pPr>
+              <w:spacing w:after="40"/>
+            </w:pPr>
+            <w:r/>
+            <w:r>
+              <w:rPr>
+                <w:b/>
+                <w:sz w:val="17"/>
+              </w:rPr>
               <w:t>Risk</w:t>
             </w:r>
           </w:p>
@@ -4770,7 +4882,7 @@
           <w:color w:val="2E75B6"/>
           <w:sz w:val="26"/>
         </w:rPr>
-        <w:t>5.7 Chronogramme et activités</w:t>
+        <w:t>5.7 Chronogramme et ordonnancement</w:t>
       </w:r>
     </w:p>
     <w:p>
@@ -4782,7 +4894,7 @@
           <w:i w:val="0"/>
           <w:sz w:val="21"/>
         </w:rPr>
-        <w:t>Diagramme de Gantt mensuel construit dynamiquement à partir des dates d'exécution. Les barres sont colorées selon l'état : bleu pour les activités planifiées ou en cours, vert pour les activités achevées, rouge pour celles dont l'échéance est dépassée ; les jalons sont matérialisés par un losange et la date du jour par une ligne verticale.</w:t>
+        <w:t>Module organisé en cinq onglets : diagramme de Gantt, chemin critique et réseau PERT, organigramme des tâches, matrice RACI et liste des activités. Un bandeau permanent affiche la durée calculée du projet, le nombre d'activités critiques, la marge moyenne et l'avancement physique.</w:t>
       </w:r>
     </w:p>
     <w:p>
@@ -4794,7 +4906,7 @@
         <w:rPr>
           <w:sz w:val="20"/>
         </w:rPr>
-        <w:t>La part remplie de chaque barre représente le pourcentage d'avancement déclaré.</w:t>
+        <w:t>Diagramme de Gantt mensuel construit dynamiquement : bleu pour les activités planifiées ou en cours, vert pour les activités achevées, rouge pour celles dont l'échéance est dépassée ; les jalons sont matérialisés par un losange et la date du jour par une ligne verticale. La part remplie de chaque barre représente l'avancement déclaré.</w:t>
       </w:r>
     </w:p>
     <w:p>
@@ -4806,7 +4918,7 @@
         <w:rPr>
           <w:sz w:val="20"/>
         </w:rPr>
-        <w:t>Une section dédiée récapitule les activités en retard, avec le nombre de jours de dépassement et le responsable concerné.</w:t>
+        <w:t>Le chemin critique identifie la séquence d'activités sans marge : tout retard sur l'une d'elles décale d'autant la date d'achèvement du projet. Son coût et son avancement moyen sont calculés.</w:t>
       </w:r>
     </w:p>
     <w:p>
@@ -4818,7 +4930,43 @@
         <w:rPr>
           <w:sz w:val="20"/>
         </w:rPr>
-        <w:t>L'export Excel produit un Gantt imprimable en A3 paysage, avec légende.</w:t>
+        <w:t>Le réseau PERT présente chaque activité sous forme de nœud portant sa durée, ses dates au plus tôt et au plus tard et sa marge ; les activités d'un même rang peuvent être conduites en parallèle.</w:t>
+      </w:r>
+    </w:p>
+    <w:p>
+      <w:pPr>
+        <w:pStyle w:val="ListBullet"/>
+        <w:jc w:val="both"/>
+      </w:pPr>
+      <w:r>
+        <w:rPr>
+          <w:sz w:val="20"/>
+        </w:rPr>
+        <w:t>L'organigramme des tâches décompose le projet en composantes, sous-composantes et lots de travail, avec codification automatique et consolidation ascendante des coûts.</w:t>
+      </w:r>
+    </w:p>
+    <w:p>
+      <w:pPr>
+        <w:pStyle w:val="ListBullet"/>
+        <w:jc w:val="both"/>
+      </w:pPr>
+      <w:r>
+        <w:rPr>
+          <w:sz w:val="20"/>
+        </w:rPr>
+        <w:t>La matrice RACI, éditable cellule par cellule, attribue à chaque activité un rôle par partie prenante et contrôle la cohérence de l'ensemble.</w:t>
+      </w:r>
+    </w:p>
+    <w:p>
+      <w:pPr>
+        <w:pStyle w:val="ListBullet"/>
+        <w:jc w:val="both"/>
+      </w:pPr>
+      <w:r>
+        <w:rPr>
+          <w:sz w:val="20"/>
+        </w:rPr>
+        <w:t>Une section récapitule les activités en retard, avec le nombre de jours de dépassement et le responsable concerné.</w:t>
       </w:r>
     </w:p>
     <w:p>
@@ -7301,7 +7449,1076 @@
           <w:color w:val="2E75B6"/>
           <w:sz w:val="26"/>
         </w:rPr>
-        <w:t>6.9 Articulation entre risques et hypothèses</w:t>
+        <w:t>6.9 Indicateurs de résultat et indicateurs de processus</w:t>
+      </w:r>
+    </w:p>
+    <w:p>
+      <w:pPr>
+        <w:jc w:val="both"/>
+      </w:pPr>
+      <w:r>
+        <w:rPr>
+          <w:i w:val="0"/>
+          <w:sz w:val="21"/>
+        </w:rPr>
+        <w:t>Un indicateur porte une nature : il mesure soit un changement produit chez les bénéficiaires — c'est un indicateur de résultat —, soit la conduite de l'action elle-même — c'est un indicateur de processus. Les seconds documentent le taux d'exécution du plan de travail, les délais de production des rapports ou de passation des marchés, le taux de participation aux activités programmées ou la complétude des données transmises.</w:t>
+      </w:r>
+    </w:p>
+    <w:p>
+      <w:pPr>
+        <w:jc w:val="both"/>
+      </w:pPr>
+      <w:r>
+        <w:rPr>
+          <w:i w:val="0"/>
+          <w:sz w:val="21"/>
+        </w:rPr>
+        <w:t>Cette distinction est méthodologiquement importante : mêler indicateurs de résultat et de processus dans un même tableau de bord conduit à surestimer la performance, car les indicateurs de processus sont structurellement plus faciles à atteindre. Leur affichage est donc commandé par une option activable projet par projet. Lorsqu'elle est désactivée, les indicateurs de processus restent enregistrés — avec leurs cibles et leurs mesures — mais sont exclus des tableaux de bord, des analyses et des livrables. Le nombre d'indicateurs masqués demeure affiché, afin que l'option ne dissimule jamais l'existence des données.</w:t>
+      </w:r>
+    </w:p>
+    <w:tbl>
+      <w:tblPr>
+        <w:tblStyle w:val="TableGrid"/>
+        <w:tblW w:type="auto" w:w="0"/>
+        <w:jc w:val="center"/>
+        <w:tblLook w:firstColumn="1" w:firstRow="1" w:lastColumn="0" w:lastRow="0" w:noHBand="0" w:noVBand="1" w:val="04A0"/>
+      </w:tblPr>
+      <w:tblGrid>
+        <w:gridCol w:w="3249"/>
+        <w:gridCol w:w="3249"/>
+        <w:gridCol w:w="3249"/>
+      </w:tblGrid>
+      <w:tr>
+        <w:tc>
+          <w:tcPr>
+            <w:tcW w:type="dxa" w:w="1701"/>
+            <w:shd w:val="clear" w:fill="1F4E79"/>
+          </w:tcPr>
+          <w:p>
+            <w:pPr>
+              <w:spacing w:after="40"/>
+              <w:jc w:val="center"/>
+            </w:pPr>
+            <w:r/>
+            <w:r>
+              <w:rPr>
+                <w:b/>
+                <w:color w:val="FFFFFF"/>
+                <w:sz w:val="19"/>
+              </w:rPr>
+              <w:t>Nature</w:t>
+            </w:r>
+          </w:p>
+        </w:tc>
+        <w:tc>
+          <w:tcPr>
+            <w:tcW w:type="dxa" w:w="3118"/>
+            <w:shd w:val="clear" w:fill="1F4E79"/>
+          </w:tcPr>
+          <w:p>
+            <w:pPr>
+              <w:spacing w:after="40"/>
+              <w:jc w:val="center"/>
+            </w:pPr>
+            <w:r/>
+            <w:r>
+              <w:rPr>
+                <w:b/>
+                <w:color w:val="FFFFFF"/>
+                <w:sz w:val="19"/>
+              </w:rPr>
+              <w:t>Ce qu'elle mesure</w:t>
+            </w:r>
+          </w:p>
+        </w:tc>
+        <w:tc>
+          <w:tcPr>
+            <w:tcW w:type="dxa" w:w="4535"/>
+            <w:shd w:val="clear" w:fill="1F4E79"/>
+          </w:tcPr>
+          <w:p>
+            <w:pPr>
+              <w:spacing w:after="40"/>
+              <w:jc w:val="center"/>
+            </w:pPr>
+            <w:r/>
+            <w:r>
+              <w:rPr>
+                <w:b/>
+                <w:color w:val="FFFFFF"/>
+                <w:sz w:val="19"/>
+              </w:rPr>
+              <w:t>Exemples</w:t>
+            </w:r>
+          </w:p>
+        </w:tc>
+      </w:tr>
+      <w:tr>
+        <w:tc>
+          <w:tcPr>
+            <w:tcW w:type="dxa" w:w="1701"/>
+          </w:tcPr>
+          <w:p>
+            <w:pPr>
+              <w:spacing w:after="40"/>
+            </w:pPr>
+            <w:r/>
+            <w:r>
+              <w:rPr>
+                <w:b/>
+                <w:sz w:val="19"/>
+              </w:rPr>
+              <w:t>Résultat</w:t>
+            </w:r>
+          </w:p>
+        </w:tc>
+        <w:tc>
+          <w:tcPr>
+            <w:tcW w:type="dxa" w:w="3118"/>
+          </w:tcPr>
+          <w:p>
+            <w:pPr>
+              <w:spacing w:after="40"/>
+            </w:pPr>
+            <w:r/>
+            <w:r>
+              <w:rPr>
+                <w:b w:val="0"/>
+                <w:sz w:val="19"/>
+              </w:rPr>
+              <w:t>Le changement produit chez les bénéficiaires</w:t>
+            </w:r>
+          </w:p>
+        </w:tc>
+        <w:tc>
+          <w:tcPr>
+            <w:tcW w:type="dxa" w:w="4535"/>
+          </w:tcPr>
+          <w:p>
+            <w:pPr>
+              <w:spacing w:after="40"/>
+            </w:pPr>
+            <w:r/>
+            <w:r>
+              <w:rPr>
+                <w:b w:val="0"/>
+                <w:sz w:val="19"/>
+              </w:rPr>
+              <w:t>Rendement moyen du maïs, revenu agricole par exploitation, incidence de la pauvreté, nombre de producteurs formés</w:t>
+            </w:r>
+          </w:p>
+        </w:tc>
+      </w:tr>
+      <w:tr>
+        <w:tc>
+          <w:tcPr>
+            <w:tcW w:type="dxa" w:w="1701"/>
+          </w:tcPr>
+          <w:p>
+            <w:pPr>
+              <w:spacing w:after="40"/>
+            </w:pPr>
+            <w:r/>
+            <w:r>
+              <w:rPr>
+                <w:b/>
+                <w:sz w:val="19"/>
+              </w:rPr>
+              <w:t>Processus</w:t>
+            </w:r>
+          </w:p>
+        </w:tc>
+        <w:tc>
+          <w:tcPr>
+            <w:tcW w:type="dxa" w:w="3118"/>
+          </w:tcPr>
+          <w:p>
+            <w:pPr>
+              <w:spacing w:after="40"/>
+            </w:pPr>
+            <w:r/>
+            <w:r>
+              <w:rPr>
+                <w:b w:val="0"/>
+                <w:sz w:val="19"/>
+              </w:rPr>
+              <w:t>La conduite de l'action et la qualité de la gestion</w:t>
+            </w:r>
+          </w:p>
+        </w:tc>
+        <w:tc>
+          <w:tcPr>
+            <w:tcW w:type="dxa" w:w="4535"/>
+          </w:tcPr>
+          <w:p>
+            <w:pPr>
+              <w:spacing w:after="40"/>
+            </w:pPr>
+            <w:r/>
+            <w:r>
+              <w:rPr>
+                <w:b w:val="0"/>
+                <w:sz w:val="19"/>
+              </w:rPr>
+              <w:t>Taux d'exécution du PTBA, délai de production des rapports trimestriels, taux de participation aux formations, délai de passation des marchés, complétude des données de suivi</w:t>
+            </w:r>
+          </w:p>
+        </w:tc>
+      </w:tr>
+    </w:tbl>
+    <w:p/>
+    <w:p>
+      <w:pPr>
+        <w:pStyle w:val="Heading2"/>
+      </w:pPr>
+      <w:r>
+        <w:rPr>
+          <w:color w:val="2E75B6"/>
+          <w:sz w:val="26"/>
+        </w:rPr>
+        <w:t>6.10 Ordonnancement : chemin critique et réseau PERT</w:t>
+      </w:r>
+    </w:p>
+    <w:p>
+      <w:pPr>
+        <w:jc w:val="both"/>
+      </w:pPr>
+      <w:r>
+        <w:rPr>
+          <w:i w:val="0"/>
+          <w:sz w:val="21"/>
+        </w:rPr>
+        <w:t>Les activités du chronogramme portent des antécédents, exprimés en relations fin-début : une activité ne peut démarrer qu'une fois ses antécédents achevés. Leur durée est soit imposée, soit déduite des dates de début et de fin.</w:t>
+      </w:r>
+    </w:p>
+    <w:p>
+      <w:pPr>
+        <w:jc w:val="both"/>
+      </w:pPr>
+      <w:r>
+        <w:rPr>
+          <w:i w:val="0"/>
+          <w:sz w:val="21"/>
+        </w:rPr>
+        <w:t>Le calcul procède en trois temps. Un tri topologique ordonne les activités et détecte les circuits de dépendances. Une passe avant établit, pour chaque activité, la date de début et de fin au plus tôt. Une passe arrière établit les dates au plus tard compatibles avec l'achèvement du projet à la date calculée.</w:t>
+      </w:r>
+    </w:p>
+    <w:tbl>
+      <w:tblPr>
+        <w:tblStyle w:val="TableGrid"/>
+        <w:tblW w:type="auto" w:w="0"/>
+        <w:jc w:val="center"/>
+        <w:tblLook w:firstColumn="1" w:firstRow="1" w:lastColumn="0" w:lastRow="0" w:noHBand="0" w:noVBand="1" w:val="04A0"/>
+      </w:tblPr>
+      <w:tblGrid>
+        <w:gridCol w:w="3249"/>
+        <w:gridCol w:w="3249"/>
+        <w:gridCol w:w="3249"/>
+      </w:tblGrid>
+      <w:tr>
+        <w:tc>
+          <w:tcPr>
+            <w:tcW w:type="dxa" w:w="1984"/>
+            <w:shd w:val="clear" w:fill="1F4E79"/>
+          </w:tcPr>
+          <w:p>
+            <w:pPr>
+              <w:spacing w:after="40"/>
+              <w:jc w:val="center"/>
+            </w:pPr>
+            <w:r/>
+            <w:r>
+              <w:rPr>
+                <w:b/>
+                <w:color w:val="FFFFFF"/>
+                <w:sz w:val="19"/>
+              </w:rPr>
+              <w:t>Notion</w:t>
+            </w:r>
+          </w:p>
+        </w:tc>
+        <w:tc>
+          <w:tcPr>
+            <w:tcW w:type="dxa" w:w="3402"/>
+            <w:shd w:val="clear" w:fill="1F4E79"/>
+          </w:tcPr>
+          <w:p>
+            <w:pPr>
+              <w:spacing w:after="40"/>
+              <w:jc w:val="center"/>
+            </w:pPr>
+            <w:r/>
+            <w:r>
+              <w:rPr>
+                <w:b/>
+                <w:color w:val="FFFFFF"/>
+                <w:sz w:val="19"/>
+              </w:rPr>
+              <w:t>Définition</w:t>
+            </w:r>
+          </w:p>
+        </w:tc>
+        <w:tc>
+          <w:tcPr>
+            <w:tcW w:type="dxa" w:w="3969"/>
+            <w:shd w:val="clear" w:fill="1F4E79"/>
+          </w:tcPr>
+          <w:p>
+            <w:pPr>
+              <w:spacing w:after="40"/>
+              <w:jc w:val="center"/>
+            </w:pPr>
+            <w:r/>
+            <w:r>
+              <w:rPr>
+                <w:b/>
+                <w:color w:val="FFFFFF"/>
+                <w:sz w:val="19"/>
+              </w:rPr>
+              <w:t>Usage en gestion de projet</w:t>
+            </w:r>
+          </w:p>
+        </w:tc>
+      </w:tr>
+      <w:tr>
+        <w:tc>
+          <w:tcPr>
+            <w:tcW w:type="dxa" w:w="1984"/>
+          </w:tcPr>
+          <w:p>
+            <w:pPr>
+              <w:spacing w:after="40"/>
+            </w:pPr>
+            <w:r/>
+            <w:r>
+              <w:rPr>
+                <w:b/>
+                <w:sz w:val="19"/>
+              </w:rPr>
+              <w:t>Durée totale du projet</w:t>
+            </w:r>
+          </w:p>
+        </w:tc>
+        <w:tc>
+          <w:tcPr>
+            <w:tcW w:type="dxa" w:w="3402"/>
+          </w:tcPr>
+          <w:p>
+            <w:pPr>
+              <w:spacing w:after="40"/>
+            </w:pPr>
+            <w:r/>
+            <w:r>
+              <w:rPr>
+                <w:b w:val="0"/>
+                <w:sz w:val="19"/>
+              </w:rPr>
+              <w:t>Date de fin au plus tôt la plus tardive du réseau</w:t>
+            </w:r>
+          </w:p>
+        </w:tc>
+        <w:tc>
+          <w:tcPr>
+            <w:tcW w:type="dxa" w:w="3969"/>
+          </w:tcPr>
+          <w:p>
+            <w:pPr>
+              <w:spacing w:after="40"/>
+            </w:pPr>
+            <w:r/>
+            <w:r>
+              <w:rPr>
+                <w:b w:val="0"/>
+                <w:sz w:val="19"/>
+              </w:rPr>
+              <w:t>Comparée à la date de clôture planifiée ; l'écart est signalé</w:t>
+            </w:r>
+          </w:p>
+        </w:tc>
+      </w:tr>
+      <w:tr>
+        <w:tc>
+          <w:tcPr>
+            <w:tcW w:type="dxa" w:w="1984"/>
+          </w:tcPr>
+          <w:p>
+            <w:pPr>
+              <w:spacing w:after="40"/>
+            </w:pPr>
+            <w:r/>
+            <w:r>
+              <w:rPr>
+                <w:b/>
+                <w:sz w:val="19"/>
+              </w:rPr>
+              <w:t>Marge totale</w:t>
+            </w:r>
+          </w:p>
+        </w:tc>
+        <w:tc>
+          <w:tcPr>
+            <w:tcW w:type="dxa" w:w="3402"/>
+          </w:tcPr>
+          <w:p>
+            <w:pPr>
+              <w:spacing w:after="40"/>
+            </w:pPr>
+            <w:r/>
+            <w:r>
+              <w:rPr>
+                <w:b w:val="0"/>
+                <w:sz w:val="19"/>
+              </w:rPr>
+              <w:t>Retard admissible sans décaler la fin du projet</w:t>
+            </w:r>
+          </w:p>
+        </w:tc>
+        <w:tc>
+          <w:tcPr>
+            <w:tcW w:type="dxa" w:w="3969"/>
+          </w:tcPr>
+          <w:p>
+            <w:pPr>
+              <w:spacing w:after="40"/>
+            </w:pPr>
+            <w:r/>
+            <w:r>
+              <w:rPr>
+                <w:b w:val="0"/>
+                <w:sz w:val="19"/>
+              </w:rPr>
+              <w:t>Une marge nulle rend l'activité critique</w:t>
+            </w:r>
+          </w:p>
+        </w:tc>
+      </w:tr>
+      <w:tr>
+        <w:tc>
+          <w:tcPr>
+            <w:tcW w:type="dxa" w:w="1984"/>
+          </w:tcPr>
+          <w:p>
+            <w:pPr>
+              <w:spacing w:after="40"/>
+            </w:pPr>
+            <w:r/>
+            <w:r>
+              <w:rPr>
+                <w:b/>
+                <w:sz w:val="19"/>
+              </w:rPr>
+              <w:t>Marge libre</w:t>
+            </w:r>
+          </w:p>
+        </w:tc>
+        <w:tc>
+          <w:tcPr>
+            <w:tcW w:type="dxa" w:w="3402"/>
+          </w:tcPr>
+          <w:p>
+            <w:pPr>
+              <w:spacing w:after="40"/>
+            </w:pPr>
+            <w:r/>
+            <w:r>
+              <w:rPr>
+                <w:b w:val="0"/>
+                <w:sz w:val="19"/>
+              </w:rPr>
+              <w:t>Retard admissible sans décaler l'activité suivante</w:t>
+            </w:r>
+          </w:p>
+        </w:tc>
+        <w:tc>
+          <w:tcPr>
+            <w:tcW w:type="dxa" w:w="3969"/>
+          </w:tcPr>
+          <w:p>
+            <w:pPr>
+              <w:spacing w:after="40"/>
+            </w:pPr>
+            <w:r/>
+            <w:r>
+              <w:rPr>
+                <w:b w:val="0"/>
+                <w:sz w:val="19"/>
+              </w:rPr>
+              <w:t>Indique la souplesse réelle dont dispose le responsable de l'activité</w:t>
+            </w:r>
+          </w:p>
+        </w:tc>
+      </w:tr>
+      <w:tr>
+        <w:tc>
+          <w:tcPr>
+            <w:tcW w:type="dxa" w:w="1984"/>
+          </w:tcPr>
+          <w:p>
+            <w:pPr>
+              <w:spacing w:after="40"/>
+            </w:pPr>
+            <w:r/>
+            <w:r>
+              <w:rPr>
+                <w:b/>
+                <w:sz w:val="19"/>
+              </w:rPr>
+              <w:t>Chemin critique</w:t>
+            </w:r>
+          </w:p>
+        </w:tc>
+        <w:tc>
+          <w:tcPr>
+            <w:tcW w:type="dxa" w:w="3402"/>
+          </w:tcPr>
+          <w:p>
+            <w:pPr>
+              <w:spacing w:after="40"/>
+            </w:pPr>
+            <w:r/>
+            <w:r>
+              <w:rPr>
+                <w:b w:val="0"/>
+                <w:sz w:val="19"/>
+              </w:rPr>
+              <w:t>Séquence continue d'activités à marge nulle</w:t>
+            </w:r>
+          </w:p>
+        </w:tc>
+        <w:tc>
+          <w:tcPr>
+            <w:tcW w:type="dxa" w:w="3969"/>
+          </w:tcPr>
+          <w:p>
+            <w:pPr>
+              <w:spacing w:after="40"/>
+            </w:pPr>
+            <w:r/>
+            <w:r>
+              <w:rPr>
+                <w:b w:val="0"/>
+                <w:sz w:val="19"/>
+              </w:rPr>
+              <w:t>Concentre l'attention de la supervision : tout retard s'y répercute intégralement</w:t>
+            </w:r>
+          </w:p>
+        </w:tc>
+      </w:tr>
+      <w:tr>
+        <w:tc>
+          <w:tcPr>
+            <w:tcW w:type="dxa" w:w="1984"/>
+          </w:tcPr>
+          <w:p>
+            <w:pPr>
+              <w:spacing w:after="40"/>
+            </w:pPr>
+            <w:r/>
+            <w:r>
+              <w:rPr>
+                <w:b/>
+                <w:sz w:val="19"/>
+              </w:rPr>
+              <w:t>Rang PERT</w:t>
+            </w:r>
+          </w:p>
+        </w:tc>
+        <w:tc>
+          <w:tcPr>
+            <w:tcW w:type="dxa" w:w="3402"/>
+          </w:tcPr>
+          <w:p>
+            <w:pPr>
+              <w:spacing w:after="40"/>
+            </w:pPr>
+            <w:r/>
+            <w:r>
+              <w:rPr>
+                <w:b w:val="0"/>
+                <w:sz w:val="19"/>
+              </w:rPr>
+              <w:t>Position de l'activité dans le réseau</w:t>
+            </w:r>
+          </w:p>
+        </w:tc>
+        <w:tc>
+          <w:tcPr>
+            <w:tcW w:type="dxa" w:w="3969"/>
+          </w:tcPr>
+          <w:p>
+            <w:pPr>
+              <w:spacing w:after="40"/>
+            </w:pPr>
+            <w:r/>
+            <w:r>
+              <w:rPr>
+                <w:b w:val="0"/>
+                <w:sz w:val="19"/>
+              </w:rPr>
+              <w:t>Les activités d'un même rang sont indépendantes et parallélisables</w:t>
+            </w:r>
+          </w:p>
+        </w:tc>
+      </w:tr>
+    </w:tbl>
+    <w:p/>
+    <w:tbl>
+      <w:tblPr>
+        <w:tblStyle w:val="TableGrid"/>
+        <w:tblW w:type="auto" w:w="0"/>
+        <w:tblLook w:firstColumn="1" w:firstRow="1" w:lastColumn="0" w:lastRow="0" w:noHBand="0" w:noVBand="1" w:val="04A0"/>
+      </w:tblPr>
+      <w:tblGrid>
+        <w:gridCol w:w="9746"/>
+      </w:tblGrid>
+      <w:tr>
+        <w:tc>
+          <w:tcPr>
+            <w:tcW w:type="dxa" w:w="9746"/>
+            <w:shd w:val="clear" w:fill="DCE6F1"/>
+          </w:tcPr>
+          <w:p>
+            <w:r/>
+            <w:r>
+              <w:rPr>
+                <w:b/>
+                <w:color w:val="1F4E79"/>
+                <w:sz w:val="19"/>
+              </w:rPr>
+              <w:t xml:space="preserve">Contrôle de cohérence — </w:t>
+            </w:r>
+            <w:r>
+              <w:rPr>
+                <w:sz w:val="19"/>
+              </w:rPr>
+              <w:t>La plateforme signale les antécédents qui s'achèvent après le début planifié de leur successeur : le calendrier saisi et le lien d'antécédence sont alors contradictoires. C'est l'incohérence la plus fréquente des chronogrammes construits sous tableur, où les dates sont saisies indépendamment des liens logiques entre activités.</w:t>
+            </w:r>
+          </w:p>
+        </w:tc>
+      </w:tr>
+    </w:tbl>
+    <w:p/>
+    <w:p>
+      <w:pPr>
+        <w:pStyle w:val="Heading2"/>
+      </w:pPr>
+      <w:r>
+        <w:rPr>
+          <w:color w:val="2E75B6"/>
+          <w:sz w:val="26"/>
+        </w:rPr>
+        <w:t>6.11 Organigramme des tâches (WBS)</w:t>
+      </w:r>
+    </w:p>
+    <w:p>
+      <w:pPr>
+        <w:jc w:val="both"/>
+      </w:pPr>
+      <w:r>
+        <w:rPr>
+          <w:i w:val="0"/>
+          <w:sz w:val="21"/>
+        </w:rPr>
+        <w:t>L'organigramme des tâches décompose le projet en éléments de plus en plus fins, jusqu'aux lots de travail élémentaires. La plateforme le déduit de la chaîne de résultats déjà saisie : les effets constituent les composantes, les produits les sous-composantes, les activités les lots de travail. Cette dérivation garantit la cohérence entre le cadre logique et l'organisation opérationnelle — deux instruments trop souvent construits séparément et divergents.</w:t>
+      </w:r>
+    </w:p>
+    <w:p>
+      <w:pPr>
+        <w:pStyle w:val="ListBullet"/>
+        <w:jc w:val="both"/>
+      </w:pPr>
+      <w:r>
+        <w:rPr>
+          <w:sz w:val="20"/>
+        </w:rPr>
+        <w:t>La codification est automatique et hiérarchique : 1, 1.1, 1.1.1, 1.1.1.1. Elle peut être inscrite sur les activités pour être reprise dans les autres livrables.</w:t>
+      </w:r>
+    </w:p>
+    <w:p>
+      <w:pPr>
+        <w:pStyle w:val="ListBullet"/>
+        <w:jc w:val="both"/>
+      </w:pPr>
+      <w:r>
+        <w:rPr>
+          <w:sz w:val="20"/>
+        </w:rPr>
+        <w:t>Les coûts, durées et avancements sont consolidés de bas en haut : chaque niveau totalise ses descendants, ce qui permet de vérifier la cohérence du budget par composante.</w:t>
+      </w:r>
+    </w:p>
+    <w:p>
+      <w:pPr>
+        <w:pStyle w:val="ListBullet"/>
+        <w:jc w:val="both"/>
+      </w:pPr>
+      <w:r>
+        <w:rPr>
+          <w:sz w:val="20"/>
+        </w:rPr>
+        <w:t>Les activités non rattachées à un produit sont regroupées dans un lot « Gestion, coordination et suivi-évaluation », conformément à la pratique courante.</w:t>
+      </w:r>
+    </w:p>
+    <w:p>
+      <w:pPr>
+        <w:pStyle w:val="ListBullet"/>
+        <w:jc w:val="both"/>
+      </w:pPr>
+      <w:r>
+        <w:rPr>
+          <w:sz w:val="20"/>
+        </w:rPr>
+        <w:t>Un dictionnaire des lots de travail accompagne l'organigramme : il précise pour chaque lot son livrable attendu, son responsable, sa durée, son coût et son échéance.</w:t>
+      </w:r>
+    </w:p>
+    <w:p>
+      <w:pPr>
+        <w:pStyle w:val="Heading2"/>
+      </w:pPr>
+      <w:r>
+        <w:rPr>
+          <w:color w:val="2E75B6"/>
+          <w:sz w:val="26"/>
+        </w:rPr>
+        <w:t>6.12 Matrice des responsabilités (RACI)</w:t>
+      </w:r>
+    </w:p>
+    <w:p>
+      <w:pPr>
+        <w:jc w:val="both"/>
+      </w:pPr>
+      <w:r>
+        <w:rPr>
+          <w:i w:val="0"/>
+          <w:sz w:val="21"/>
+        </w:rPr>
+        <w:t>La matrice RACI croise les activités et les parties prenantes et attribue à chaque intersection un rôle. Elle répond à la question qui, en gestion de projet, produit le plus de blocages : qui décide, qui exécute, qui doit être consulté et qui doit être informé.</w:t>
+      </w:r>
+    </w:p>
+    <w:tbl>
+      <w:tblPr>
+        <w:tblStyle w:val="TableGrid"/>
+        <w:tblW w:type="auto" w:w="0"/>
+        <w:jc w:val="center"/>
+        <w:tblLook w:firstColumn="1" w:firstRow="1" w:lastColumn="0" w:lastRow="0" w:noHBand="0" w:noVBand="1" w:val="04A0"/>
+      </w:tblPr>
+      <w:tblGrid>
+        <w:gridCol w:w="3249"/>
+        <w:gridCol w:w="3249"/>
+        <w:gridCol w:w="3249"/>
+      </w:tblGrid>
+      <w:tr>
+        <w:tc>
+          <w:tcPr>
+            <w:tcW w:type="dxa" w:w="1984"/>
+            <w:shd w:val="clear" w:fill="1F4E79"/>
+          </w:tcPr>
+          <w:p>
+            <w:pPr>
+              <w:spacing w:after="40"/>
+              <w:jc w:val="center"/>
+            </w:pPr>
+            <w:r/>
+            <w:r>
+              <w:rPr>
+                <w:b/>
+                <w:color w:val="FFFFFF"/>
+                <w:sz w:val="19"/>
+              </w:rPr>
+              <w:t>Rôle</w:t>
+            </w:r>
+          </w:p>
+        </w:tc>
+        <w:tc>
+          <w:tcPr>
+            <w:tcW w:type="dxa" w:w="2551"/>
+            <w:shd w:val="clear" w:fill="1F4E79"/>
+          </w:tcPr>
+          <w:p>
+            <w:pPr>
+              <w:spacing w:after="40"/>
+              <w:jc w:val="center"/>
+            </w:pPr>
+            <w:r/>
+            <w:r>
+              <w:rPr>
+                <w:b/>
+                <w:color w:val="FFFFFF"/>
+                <w:sz w:val="19"/>
+              </w:rPr>
+              <w:t>Signification</w:t>
+            </w:r>
+          </w:p>
+        </w:tc>
+        <w:tc>
+          <w:tcPr>
+            <w:tcW w:type="dxa" w:w="4819"/>
+            <w:shd w:val="clear" w:fill="1F4E79"/>
+          </w:tcPr>
+          <w:p>
+            <w:pPr>
+              <w:spacing w:after="40"/>
+              <w:jc w:val="center"/>
+            </w:pPr>
+            <w:r/>
+            <w:r>
+              <w:rPr>
+                <w:b/>
+                <w:color w:val="FFFFFF"/>
+                <w:sz w:val="19"/>
+              </w:rPr>
+              <w:t>Règle appliquée par la plateforme</w:t>
+            </w:r>
+          </w:p>
+        </w:tc>
+      </w:tr>
+      <w:tr>
+        <w:tc>
+          <w:tcPr>
+            <w:tcW w:type="dxa" w:w="1984"/>
+          </w:tcPr>
+          <w:p>
+            <w:pPr>
+              <w:spacing w:after="40"/>
+            </w:pPr>
+            <w:r/>
+            <w:r>
+              <w:rPr>
+                <w:b/>
+                <w:sz w:val="19"/>
+              </w:rPr>
+              <w:t>R — Responsible</w:t>
+            </w:r>
+          </w:p>
+        </w:tc>
+        <w:tc>
+          <w:tcPr>
+            <w:tcW w:type="dxa" w:w="2551"/>
+          </w:tcPr>
+          <w:p>
+            <w:pPr>
+              <w:spacing w:after="40"/>
+            </w:pPr>
+            <w:r/>
+            <w:r>
+              <w:rPr>
+                <w:b w:val="0"/>
+                <w:sz w:val="19"/>
+              </w:rPr>
+              <w:t>Réalise le travail</w:t>
+            </w:r>
+          </w:p>
+        </w:tc>
+        <w:tc>
+          <w:tcPr>
+            <w:tcW w:type="dxa" w:w="4819"/>
+          </w:tcPr>
+          <w:p>
+            <w:pPr>
+              <w:spacing w:after="40"/>
+            </w:pPr>
+            <w:r/>
+            <w:r>
+              <w:rPr>
+                <w:b w:val="0"/>
+                <w:sz w:val="19"/>
+              </w:rPr>
+              <w:t>Plusieurs réalisateurs sont possibles ; au moins un est exigé par activité</w:t>
+            </w:r>
+          </w:p>
+        </w:tc>
+      </w:tr>
+      <w:tr>
+        <w:tc>
+          <w:tcPr>
+            <w:tcW w:type="dxa" w:w="1984"/>
+          </w:tcPr>
+          <w:p>
+            <w:pPr>
+              <w:spacing w:after="40"/>
+            </w:pPr>
+            <w:r/>
+            <w:r>
+              <w:rPr>
+                <w:b/>
+                <w:sz w:val="19"/>
+              </w:rPr>
+              <w:t>A — Accountable</w:t>
+            </w:r>
+          </w:p>
+        </w:tc>
+        <w:tc>
+          <w:tcPr>
+            <w:tcW w:type="dxa" w:w="2551"/>
+          </w:tcPr>
+          <w:p>
+            <w:pPr>
+              <w:spacing w:after="40"/>
+            </w:pPr>
+            <w:r/>
+            <w:r>
+              <w:rPr>
+                <w:b w:val="0"/>
+                <w:sz w:val="19"/>
+              </w:rPr>
+              <w:t>Approuve et rend compte</w:t>
+            </w:r>
+          </w:p>
+        </w:tc>
+        <w:tc>
+          <w:tcPr>
+            <w:tcW w:type="dxa" w:w="4819"/>
+          </w:tcPr>
+          <w:p>
+            <w:pPr>
+              <w:spacing w:after="40"/>
+            </w:pPr>
+            <w:r/>
+            <w:r>
+              <w:rPr>
+                <w:b w:val="0"/>
+                <w:sz w:val="19"/>
+              </w:rPr>
+              <w:t>Un seul approbateur par activité : la responsabilité ne se partage pas</w:t>
+            </w:r>
+          </w:p>
+        </w:tc>
+      </w:tr>
+      <w:tr>
+        <w:tc>
+          <w:tcPr>
+            <w:tcW w:type="dxa" w:w="1984"/>
+          </w:tcPr>
+          <w:p>
+            <w:pPr>
+              <w:spacing w:after="40"/>
+            </w:pPr>
+            <w:r/>
+            <w:r>
+              <w:rPr>
+                <w:b/>
+                <w:sz w:val="19"/>
+              </w:rPr>
+              <w:t>C — Consulted</w:t>
+            </w:r>
+          </w:p>
+        </w:tc>
+        <w:tc>
+          <w:tcPr>
+            <w:tcW w:type="dxa" w:w="2551"/>
+          </w:tcPr>
+          <w:p>
+            <w:pPr>
+              <w:spacing w:after="40"/>
+            </w:pPr>
+            <w:r/>
+            <w:r>
+              <w:rPr>
+                <w:b w:val="0"/>
+                <w:sz w:val="19"/>
+              </w:rPr>
+              <w:t>Est consulté avant la décision</w:t>
+            </w:r>
+          </w:p>
+        </w:tc>
+        <w:tc>
+          <w:tcPr>
+            <w:tcW w:type="dxa" w:w="4819"/>
+          </w:tcPr>
+          <w:p>
+            <w:pPr>
+              <w:spacing w:after="40"/>
+            </w:pPr>
+            <w:r/>
+            <w:r>
+              <w:rPr>
+                <w:b w:val="0"/>
+                <w:sz w:val="19"/>
+              </w:rPr>
+              <w:t>La consultation est bilatérale et intervient en amont</w:t>
+            </w:r>
+          </w:p>
+        </w:tc>
+      </w:tr>
+      <w:tr>
+        <w:tc>
+          <w:tcPr>
+            <w:tcW w:type="dxa" w:w="1984"/>
+          </w:tcPr>
+          <w:p>
+            <w:pPr>
+              <w:spacing w:after="40"/>
+            </w:pPr>
+            <w:r/>
+            <w:r>
+              <w:rPr>
+                <w:b/>
+                <w:sz w:val="19"/>
+              </w:rPr>
+              <w:t>I — Informed</w:t>
+            </w:r>
+          </w:p>
+        </w:tc>
+        <w:tc>
+          <w:tcPr>
+            <w:tcW w:type="dxa" w:w="2551"/>
+          </w:tcPr>
+          <w:p>
+            <w:pPr>
+              <w:spacing w:after="40"/>
+            </w:pPr>
+            <w:r/>
+            <w:r>
+              <w:rPr>
+                <w:b w:val="0"/>
+                <w:sz w:val="19"/>
+              </w:rPr>
+              <w:t>Est informé après la décision</w:t>
+            </w:r>
+          </w:p>
+        </w:tc>
+        <w:tc>
+          <w:tcPr>
+            <w:tcW w:type="dxa" w:w="4819"/>
+          </w:tcPr>
+          <w:p>
+            <w:pPr>
+              <w:spacing w:after="40"/>
+            </w:pPr>
+            <w:r/>
+            <w:r>
+              <w:rPr>
+                <w:b w:val="0"/>
+                <w:sz w:val="19"/>
+              </w:rPr>
+              <w:t>L'information est unilatérale et intervient en aval</w:t>
+            </w:r>
+          </w:p>
+        </w:tc>
+      </w:tr>
+    </w:tbl>
+    <w:p/>
+    <w:p>
+      <w:pPr>
+        <w:jc w:val="both"/>
+      </w:pPr>
+      <w:r>
+        <w:rPr>
+          <w:i w:val="0"/>
+          <w:sz w:val="21"/>
+        </w:rPr>
+        <w:t>Deux contrôles automatiques sont appliqués : l'absence d'approbateur laisse une activité sans responsable identifié, la présence de plusieurs approbateurs dilue la responsabilité. La charge de chaque acteur est en outre calculée : une partie prenante qui approuve un nombre disproportionné d'activités constitue un goulot d'étranglement décisionnel, signalé comme tel.</w:t>
+      </w:r>
+    </w:p>
+    <w:p>
+      <w:pPr>
+        <w:pStyle w:val="Heading2"/>
+      </w:pPr>
+      <w:r>
+        <w:rPr>
+          <w:color w:val="2E75B6"/>
+          <w:sz w:val="26"/>
+        </w:rPr>
+        <w:t>6.13 Articulation entre risques et hypothèses</w:t>
       </w:r>
     </w:p>
     <w:p>
@@ -7599,7 +8816,7 @@
           <w:i w:val="0"/>
           <w:sz w:val="21"/>
         </w:rPr>
-        <w:t>Vingt-deux livrables sont produits à la demande, à partir des données saisies. Tous sont modifiables après téléchargement, ce qui préserve la liberté rédactionnelle des équipes tout en supprimant le travail de mise en forme.</w:t>
+        <w:t>Vingt-six livrables sont produits à la demande, à partir des données saisies. Tous sont modifiables après téléchargement, ce qui préserve la liberté rédactionnelle des équipes tout en supprimant le travail de mise en forme.</w:t>
       </w:r>
     </w:p>
     <w:tbl>
@@ -8011,6 +9228,230 @@
                 <w:sz w:val="17"/>
               </w:rPr>
               <w:t>Diagramme de Gantt mensuel coloré selon l'avancement, avec légende</w:t>
+            </w:r>
+          </w:p>
+        </w:tc>
+      </w:tr>
+      <w:tr>
+        <w:tc>
+          <w:tcPr>
+            <w:tcW w:type="dxa" w:w="2835"/>
+          </w:tcPr>
+          <w:p>
+            <w:pPr>
+              <w:spacing w:after="40"/>
+            </w:pPr>
+            <w:r/>
+            <w:r>
+              <w:rPr>
+                <w:b/>
+                <w:sz w:val="17"/>
+              </w:rPr>
+              <w:t>Chemin critique et réseau PERT</w:t>
+            </w:r>
+          </w:p>
+        </w:tc>
+        <w:tc>
+          <w:tcPr>
+            <w:tcW w:type="dxa" w:w="1474"/>
+          </w:tcPr>
+          <w:p>
+            <w:pPr>
+              <w:spacing w:after="40"/>
+            </w:pPr>
+            <w:r/>
+            <w:r>
+              <w:rPr>
+                <w:b w:val="0"/>
+                <w:sz w:val="17"/>
+              </w:rPr>
+              <w:t>Excel</w:t>
+            </w:r>
+          </w:p>
+        </w:tc>
+        <w:tc>
+          <w:tcPr>
+            <w:tcW w:type="dxa" w:w="5046"/>
+          </w:tcPr>
+          <w:p>
+            <w:pPr>
+              <w:spacing w:after="40"/>
+            </w:pPr>
+            <w:r/>
+            <w:r>
+              <w:rPr>
+                <w:b w:val="0"/>
+                <w:sz w:val="17"/>
+              </w:rPr>
+              <w:t>Ordonnancement CPM : dates au plus tôt et au plus tard, marges, durée du projet, activités par rang PERT</w:t>
+            </w:r>
+          </w:p>
+        </w:tc>
+      </w:tr>
+      <w:tr>
+        <w:tc>
+          <w:tcPr>
+            <w:tcW w:type="dxa" w:w="2835"/>
+          </w:tcPr>
+          <w:p>
+            <w:pPr>
+              <w:spacing w:after="40"/>
+            </w:pPr>
+            <w:r/>
+            <w:r>
+              <w:rPr>
+                <w:b/>
+                <w:sz w:val="17"/>
+              </w:rPr>
+              <w:t>Organigramme des tâches (WBS)</w:t>
+            </w:r>
+          </w:p>
+        </w:tc>
+        <w:tc>
+          <w:tcPr>
+            <w:tcW w:type="dxa" w:w="1474"/>
+          </w:tcPr>
+          <w:p>
+            <w:pPr>
+              <w:spacing w:after="40"/>
+            </w:pPr>
+            <w:r/>
+            <w:r>
+              <w:rPr>
+                <w:b w:val="0"/>
+                <w:sz w:val="17"/>
+              </w:rPr>
+              <w:t>Excel</w:t>
+            </w:r>
+          </w:p>
+        </w:tc>
+        <w:tc>
+          <w:tcPr>
+            <w:tcW w:type="dxa" w:w="5046"/>
+          </w:tcPr>
+          <w:p>
+            <w:pPr>
+              <w:spacing w:after="40"/>
+            </w:pPr>
+            <w:r/>
+            <w:r>
+              <w:rPr>
+                <w:b w:val="0"/>
+                <w:sz w:val="17"/>
+              </w:rPr>
+              <w:t>Décomposition codifiée, coûts consolidés, dictionnaire des lots de travail</w:t>
+            </w:r>
+          </w:p>
+        </w:tc>
+      </w:tr>
+      <w:tr>
+        <w:tc>
+          <w:tcPr>
+            <w:tcW w:type="dxa" w:w="2835"/>
+          </w:tcPr>
+          <w:p>
+            <w:pPr>
+              <w:spacing w:after="40"/>
+            </w:pPr>
+            <w:r/>
+            <w:r>
+              <w:rPr>
+                <w:b/>
+                <w:sz w:val="17"/>
+              </w:rPr>
+              <w:t>Matrice des responsabilités (RACI)</w:t>
+            </w:r>
+          </w:p>
+        </w:tc>
+        <w:tc>
+          <w:tcPr>
+            <w:tcW w:type="dxa" w:w="1474"/>
+          </w:tcPr>
+          <w:p>
+            <w:pPr>
+              <w:spacing w:after="40"/>
+            </w:pPr>
+            <w:r/>
+            <w:r>
+              <w:rPr>
+                <w:b w:val="0"/>
+                <w:sz w:val="17"/>
+              </w:rPr>
+              <w:t>Excel</w:t>
+            </w:r>
+          </w:p>
+        </w:tc>
+        <w:tc>
+          <w:tcPr>
+            <w:tcW w:type="dxa" w:w="5046"/>
+          </w:tcPr>
+          <w:p>
+            <w:pPr>
+              <w:spacing w:after="40"/>
+            </w:pPr>
+            <w:r/>
+            <w:r>
+              <w:rPr>
+                <w:b w:val="0"/>
+                <w:sz w:val="17"/>
+              </w:rPr>
+              <w:t>Matrice activités × acteurs, charge par partie prenante, contrôle de cohérence</w:t>
+            </w:r>
+          </w:p>
+        </w:tc>
+      </w:tr>
+      <w:tr>
+        <w:tc>
+          <w:tcPr>
+            <w:tcW w:type="dxa" w:w="2835"/>
+          </w:tcPr>
+          <w:p>
+            <w:pPr>
+              <w:spacing w:after="40"/>
+            </w:pPr>
+            <w:r/>
+            <w:r>
+              <w:rPr>
+                <w:b/>
+                <w:sz w:val="17"/>
+              </w:rPr>
+              <w:t>Organisation et ordonnancement</w:t>
+            </w:r>
+          </w:p>
+        </w:tc>
+        <w:tc>
+          <w:tcPr>
+            <w:tcW w:type="dxa" w:w="1474"/>
+          </w:tcPr>
+          <w:p>
+            <w:pPr>
+              <w:spacing w:after="40"/>
+            </w:pPr>
+            <w:r/>
+            <w:r>
+              <w:rPr>
+                <w:b w:val="0"/>
+                <w:sz w:val="17"/>
+              </w:rPr>
+              <w:t>Word</w:t>
+            </w:r>
+          </w:p>
+        </w:tc>
+        <w:tc>
+          <w:tcPr>
+            <w:tcW w:type="dxa" w:w="5046"/>
+          </w:tcPr>
+          <w:p>
+            <w:pPr>
+              <w:spacing w:after="40"/>
+            </w:pPr>
+            <w:r/>
+            <w:r>
+              <w:rPr>
+                <w:b w:val="0"/>
+                <w:sz w:val="17"/>
+              </w:rPr>
+              <w:t>Document réunissant l'organigramme des tâches, le chemin critique, le réseau PERT et la matrice RACI</w:t>
             </w:r>
           </w:p>
         </w:tc>
@@ -12076,7 +13517,7 @@
           <w:color w:val="2E75B6"/>
           <w:sz w:val="22"/>
         </w:rPr>
-        <w:t>Étape 6 — Saisir le chronogramme</w:t>
+        <w:t>Étape 6 — Saisir le chronogramme et ordonnancer</w:t>
       </w:r>
     </w:p>
     <w:p>
@@ -12088,7 +13529,7 @@
           <w:i w:val="0"/>
           <w:sz w:val="20"/>
         </w:rPr>
-        <w:t>Créer les activités, en les rattachant aux produits du cadre logique, avec dates, responsables et coûts prévus. Marquer les jalons, qui structureront la lecture du diagramme de Gantt.</w:t>
+        <w:t>Créer les activités, en les rattachant aux produits du cadre logique, avec dates, responsables et coûts prévus. Marquer les jalons. Renseigner les antécédents de chaque activité : ils déclenchent le calcul du chemin critique, de la durée du projet et du réseau PERT. Vérifier ensuite l'organigramme des tâches et lancer la codification WBS.</w:t>
       </w:r>
     </w:p>
     <w:p>
@@ -12100,7 +13541,31 @@
           <w:color w:val="2E75B6"/>
           <w:sz w:val="22"/>
         </w:rPr>
-        <w:t>Étape 7 — Saisir le PTBA</w:t>
+        <w:t>Étape 7 — Établir la matrice des responsabilités</w:t>
+      </w:r>
+    </w:p>
+    <w:p>
+      <w:pPr>
+        <w:jc w:val="both"/>
+      </w:pPr>
+      <w:r>
+        <w:rPr>
+          <w:i w:val="0"/>
+          <w:sz w:val="20"/>
+        </w:rPr>
+        <w:t>Recenser les parties prenantes du projet dans l'onglet RACI, puis attribuer à chacune un rôle sur chaque activité : un seul approbateur, au moins un réalisateur. Traiter les anomalies signalées avant de soumettre la matrice au comité de pilotage.</w:t>
+      </w:r>
+    </w:p>
+    <w:p>
+      <w:pPr>
+        <w:pStyle w:val="Heading3"/>
+      </w:pPr>
+      <w:r>
+        <w:rPr>
+          <w:color w:val="2E75B6"/>
+          <w:sz w:val="22"/>
+        </w:rPr>
+        <w:t>Étape 8 — Saisir le PTBA</w:t>
       </w:r>
     </w:p>
     <w:p>
@@ -12124,7 +13589,7 @@
           <w:color w:val="2E75B6"/>
           <w:sz w:val="22"/>
         </w:rPr>
-        <w:t>Étape 8 — Constituer le registre des risques</w:t>
+        <w:t>Étape 9 — Constituer le registre des risques</w:t>
       </w:r>
     </w:p>
     <w:p>
@@ -12148,7 +13613,7 @@
           <w:color w:val="2E75B6"/>
           <w:sz w:val="22"/>
         </w:rPr>
-        <w:t>Étape 9 — Concevoir les instruments de collecte</w:t>
+        <w:t>Étape 10 — Concevoir les instruments de collecte</w:t>
       </w:r>
     </w:p>
     <w:p>
@@ -12172,7 +13637,7 @@
           <w:color w:val="2E75B6"/>
           <w:sz w:val="22"/>
         </w:rPr>
-        <w:t>Étape 10 — Déployer la collecte</w:t>
+        <w:t>Étape 11 — Déployer la collecte</w:t>
       </w:r>
     </w:p>
     <w:p>
@@ -12196,7 +13661,7 @@
           <w:color w:val="2E75B6"/>
           <w:sz w:val="22"/>
         </w:rPr>
-        <w:t>Étape 11 — Alimenter le suivi</w:t>
+        <w:t>Étape 12 — Alimenter le suivi</w:t>
       </w:r>
     </w:p>
     <w:p>
@@ -12220,7 +13685,7 @@
           <w:color w:val="2E75B6"/>
           <w:sz w:val="22"/>
         </w:rPr>
-        <w:t>Étape 12 — Analyser et décider</w:t>
+        <w:t>Étape 13 — Analyser et décider</w:t>
       </w:r>
     </w:p>
     <w:p>
@@ -12244,7 +13709,7 @@
           <w:color w:val="2E75B6"/>
           <w:sz w:val="22"/>
         </w:rPr>
-        <w:t>Étape 13 — Produire les rapports et livrables</w:t>
+        <w:t>Étape 14 — Produire les rapports et livrables</w:t>
       </w:r>
     </w:p>
     <w:p>
@@ -15395,6 +16860,310 @@
                 <w:b w:val="0"/>
                 <w:sz w:val="18"/>
               </w:rPr>
+              <w:t>Chemin critique</w:t>
+            </w:r>
+          </w:p>
+        </w:tc>
+        <w:tc>
+          <w:tcPr>
+            <w:tcW w:type="dxa" w:w="7087"/>
+          </w:tcPr>
+          <w:p>
+            <w:pPr>
+              <w:spacing w:after="40"/>
+            </w:pPr>
+            <w:r/>
+            <w:r>
+              <w:rPr>
+                <w:b w:val="0"/>
+                <w:sz w:val="18"/>
+              </w:rPr>
+              <w:t>Séquence continue d'activités sans marge : tout retard sur l'une d'elles décale la fin du projet</w:t>
+            </w:r>
+          </w:p>
+        </w:tc>
+      </w:tr>
+      <w:tr>
+        <w:tc>
+          <w:tcPr>
+            <w:tcW w:type="dxa" w:w="2268"/>
+          </w:tcPr>
+          <w:p>
+            <w:pPr>
+              <w:spacing w:after="40"/>
+            </w:pPr>
+            <w:r/>
+            <w:r>
+              <w:rPr>
+                <w:b w:val="0"/>
+                <w:sz w:val="18"/>
+              </w:rPr>
+              <w:t>Marge totale</w:t>
+            </w:r>
+          </w:p>
+        </w:tc>
+        <w:tc>
+          <w:tcPr>
+            <w:tcW w:type="dxa" w:w="7087"/>
+          </w:tcPr>
+          <w:p>
+            <w:pPr>
+              <w:spacing w:after="40"/>
+            </w:pPr>
+            <w:r/>
+            <w:r>
+              <w:rPr>
+                <w:b w:val="0"/>
+                <w:sz w:val="18"/>
+              </w:rPr>
+              <w:t>Retard admissible sur une activité sans décaler l'achèvement du projet</w:t>
+            </w:r>
+          </w:p>
+        </w:tc>
+      </w:tr>
+      <w:tr>
+        <w:tc>
+          <w:tcPr>
+            <w:tcW w:type="dxa" w:w="2268"/>
+          </w:tcPr>
+          <w:p>
+            <w:pPr>
+              <w:spacing w:after="40"/>
+            </w:pPr>
+            <w:r/>
+            <w:r>
+              <w:rPr>
+                <w:b w:val="0"/>
+                <w:sz w:val="18"/>
+              </w:rPr>
+              <w:t>Marge libre</w:t>
+            </w:r>
+          </w:p>
+        </w:tc>
+        <w:tc>
+          <w:tcPr>
+            <w:tcW w:type="dxa" w:w="7087"/>
+          </w:tcPr>
+          <w:p>
+            <w:pPr>
+              <w:spacing w:after="40"/>
+            </w:pPr>
+            <w:r/>
+            <w:r>
+              <w:rPr>
+                <w:b w:val="0"/>
+                <w:sz w:val="18"/>
+              </w:rPr>
+              <w:t>Retard admissible sans décaler l'activité suivante</w:t>
+            </w:r>
+          </w:p>
+        </w:tc>
+      </w:tr>
+      <w:tr>
+        <w:tc>
+          <w:tcPr>
+            <w:tcW w:type="dxa" w:w="2268"/>
+          </w:tcPr>
+          <w:p>
+            <w:pPr>
+              <w:spacing w:after="40"/>
+            </w:pPr>
+            <w:r/>
+            <w:r>
+              <w:rPr>
+                <w:b w:val="0"/>
+                <w:sz w:val="18"/>
+              </w:rPr>
+              <w:t>PERT</w:t>
+            </w:r>
+          </w:p>
+        </w:tc>
+        <w:tc>
+          <w:tcPr>
+            <w:tcW w:type="dxa" w:w="7087"/>
+          </w:tcPr>
+          <w:p>
+            <w:pPr>
+              <w:spacing w:after="40"/>
+            </w:pPr>
+            <w:r/>
+            <w:r>
+              <w:rPr>
+                <w:b w:val="0"/>
+                <w:sz w:val="18"/>
+              </w:rPr>
+              <w:t>Program Evaluation and Review Technique : représentation en réseau des activités et de leurs antécédences</w:t>
+            </w:r>
+          </w:p>
+        </w:tc>
+      </w:tr>
+      <w:tr>
+        <w:tc>
+          <w:tcPr>
+            <w:tcW w:type="dxa" w:w="2268"/>
+          </w:tcPr>
+          <w:p>
+            <w:pPr>
+              <w:spacing w:after="40"/>
+            </w:pPr>
+            <w:r/>
+            <w:r>
+              <w:rPr>
+                <w:b w:val="0"/>
+                <w:sz w:val="18"/>
+              </w:rPr>
+              <w:t>WBS</w:t>
+            </w:r>
+          </w:p>
+        </w:tc>
+        <w:tc>
+          <w:tcPr>
+            <w:tcW w:type="dxa" w:w="7087"/>
+          </w:tcPr>
+          <w:p>
+            <w:pPr>
+              <w:spacing w:after="40"/>
+            </w:pPr>
+            <w:r/>
+            <w:r>
+              <w:rPr>
+                <w:b w:val="0"/>
+                <w:sz w:val="18"/>
+              </w:rPr>
+              <w:t>Work Breakdown Structure, organigramme des tâches : décomposition hiérarchique du projet en lots de travail</w:t>
+            </w:r>
+          </w:p>
+        </w:tc>
+      </w:tr>
+      <w:tr>
+        <w:tc>
+          <w:tcPr>
+            <w:tcW w:type="dxa" w:w="2268"/>
+          </w:tcPr>
+          <w:p>
+            <w:pPr>
+              <w:spacing w:after="40"/>
+            </w:pPr>
+            <w:r/>
+            <w:r>
+              <w:rPr>
+                <w:b w:val="0"/>
+                <w:sz w:val="18"/>
+              </w:rPr>
+              <w:t>Lot de travail</w:t>
+            </w:r>
+          </w:p>
+        </w:tc>
+        <w:tc>
+          <w:tcPr>
+            <w:tcW w:type="dxa" w:w="7087"/>
+          </w:tcPr>
+          <w:p>
+            <w:pPr>
+              <w:spacing w:after="40"/>
+            </w:pPr>
+            <w:r/>
+            <w:r>
+              <w:rPr>
+                <w:b w:val="0"/>
+                <w:sz w:val="18"/>
+              </w:rPr>
+              <w:t>Élément élémentaire du WBS, doté d'un livrable, d'un responsable, d'une durée et d'un coût</w:t>
+            </w:r>
+          </w:p>
+        </w:tc>
+      </w:tr>
+      <w:tr>
+        <w:tc>
+          <w:tcPr>
+            <w:tcW w:type="dxa" w:w="2268"/>
+          </w:tcPr>
+          <w:p>
+            <w:pPr>
+              <w:spacing w:after="40"/>
+            </w:pPr>
+            <w:r/>
+            <w:r>
+              <w:rPr>
+                <w:b w:val="0"/>
+                <w:sz w:val="18"/>
+              </w:rPr>
+              <w:t>RACI</w:t>
+            </w:r>
+          </w:p>
+        </w:tc>
+        <w:tc>
+          <w:tcPr>
+            <w:tcW w:type="dxa" w:w="7087"/>
+          </w:tcPr>
+          <w:p>
+            <w:pPr>
+              <w:spacing w:after="40"/>
+            </w:pPr>
+            <w:r/>
+            <w:r>
+              <w:rPr>
+                <w:b w:val="0"/>
+                <w:sz w:val="18"/>
+              </w:rPr>
+              <w:t>Matrice des responsabilités : qui réalise (R), approuve (A), est consulté (C) et est informé (I)</w:t>
+            </w:r>
+          </w:p>
+        </w:tc>
+      </w:tr>
+      <w:tr>
+        <w:tc>
+          <w:tcPr>
+            <w:tcW w:type="dxa" w:w="2268"/>
+          </w:tcPr>
+          <w:p>
+            <w:pPr>
+              <w:spacing w:after="40"/>
+            </w:pPr>
+            <w:r/>
+            <w:r>
+              <w:rPr>
+                <w:b w:val="0"/>
+                <w:sz w:val="18"/>
+              </w:rPr>
+              <w:t>Indicateur de processus</w:t>
+            </w:r>
+          </w:p>
+        </w:tc>
+        <w:tc>
+          <w:tcPr>
+            <w:tcW w:type="dxa" w:w="7087"/>
+          </w:tcPr>
+          <w:p>
+            <w:pPr>
+              <w:spacing w:after="40"/>
+            </w:pPr>
+            <w:r/>
+            <w:r>
+              <w:rPr>
+                <w:b w:val="0"/>
+                <w:sz w:val="18"/>
+              </w:rPr>
+              <w:t>Indicateur mesurant la conduite de l'action (exécution, délais, participation) plutôt que le changement produit</w:t>
+            </w:r>
+          </w:p>
+        </w:tc>
+      </w:tr>
+      <w:tr>
+        <w:tc>
+          <w:tcPr>
+            <w:tcW w:type="dxa" w:w="2268"/>
+          </w:tcPr>
+          <w:p>
+            <w:pPr>
+              <w:spacing w:after="40"/>
+            </w:pPr>
+            <w:r/>
+            <w:r>
+              <w:rPr>
+                <w:b w:val="0"/>
+                <w:sz w:val="18"/>
+              </w:rPr>
               <w:t>GAR</w:t>
             </w:r>
           </w:p>
@@ -15839,6 +17608,20 @@
           <w:sz w:val="17"/>
         </w:rPr>
         <w:t>│       ├── analytics.py         Moteur de performance</w:t>
+      </w:r>
+    </w:p>
+    <w:p>
+      <w:pPr>
+        <w:spacing w:after="0"/>
+        <w:ind w:left="340"/>
+      </w:pPr>
+      <w:r>
+        <w:rPr>
+          <w:rFonts w:ascii="Consolas" w:hAnsi="Consolas"/>
+          <w:color w:val="1F2933"/>
+          <w:sz w:val="17"/>
+        </w:rPr>
+        <w:t>│       ├── planning.py          Chemin critique, PERT, WBS et matrice RACI</w:t>
       </w:r>
     </w:p>
     <w:p>
@@ -16616,6 +18399,120 @@
                 <w:sz w:val="18"/>
               </w:rPr>
               <w:t>Trimestriel, semestriel, annuel</w:t>
+            </w:r>
+          </w:p>
+        </w:tc>
+      </w:tr>
+      <w:tr>
+        <w:tc>
+          <w:tcPr>
+            <w:tcW w:type="dxa" w:w="2551"/>
+          </w:tcPr>
+          <w:p>
+            <w:pPr>
+              <w:spacing w:after="40"/>
+            </w:pPr>
+            <w:r/>
+            <w:r>
+              <w:rPr>
+                <w:b w:val="0"/>
+                <w:sz w:val="18"/>
+              </w:rPr>
+              <w:t>Nature des indicateurs</w:t>
+            </w:r>
+          </w:p>
+        </w:tc>
+        <w:tc>
+          <w:tcPr>
+            <w:tcW w:type="dxa" w:w="6803"/>
+          </w:tcPr>
+          <w:p>
+            <w:pPr>
+              <w:spacing w:after="40"/>
+            </w:pPr>
+            <w:r/>
+            <w:r>
+              <w:rPr>
+                <w:b w:val="0"/>
+                <w:sz w:val="18"/>
+              </w:rPr>
+              <w:t>Résultat, processus</w:t>
+            </w:r>
+          </w:p>
+        </w:tc>
+      </w:tr>
+      <w:tr>
+        <w:tc>
+          <w:tcPr>
+            <w:tcW w:type="dxa" w:w="2551"/>
+          </w:tcPr>
+          <w:p>
+            <w:pPr>
+              <w:spacing w:after="40"/>
+            </w:pPr>
+            <w:r/>
+            <w:r>
+              <w:rPr>
+                <w:b w:val="0"/>
+                <w:sz w:val="18"/>
+              </w:rPr>
+              <w:t>Rôles RACI</w:t>
+            </w:r>
+          </w:p>
+        </w:tc>
+        <w:tc>
+          <w:tcPr>
+            <w:tcW w:type="dxa" w:w="6803"/>
+          </w:tcPr>
+          <w:p>
+            <w:pPr>
+              <w:spacing w:after="40"/>
+            </w:pPr>
+            <w:r/>
+            <w:r>
+              <w:rPr>
+                <w:b w:val="0"/>
+                <w:sz w:val="18"/>
+              </w:rPr>
+              <w:t>R (réalise), A (approuve), C (consulté), I (informé)</w:t>
+            </w:r>
+          </w:p>
+        </w:tc>
+      </w:tr>
+      <w:tr>
+        <w:tc>
+          <w:tcPr>
+            <w:tcW w:type="dxa" w:w="2551"/>
+          </w:tcPr>
+          <w:p>
+            <w:pPr>
+              <w:spacing w:after="40"/>
+            </w:pPr>
+            <w:r/>
+            <w:r>
+              <w:rPr>
+                <w:b w:val="0"/>
+                <w:sz w:val="18"/>
+              </w:rPr>
+              <w:t>Catégories de parties prenantes</w:t>
+            </w:r>
+          </w:p>
+        </w:tc>
+        <w:tc>
+          <w:tcPr>
+            <w:tcW w:type="dxa" w:w="6803"/>
+          </w:tcPr>
+          <w:p>
+            <w:pPr>
+              <w:spacing w:after="40"/>
+            </w:pPr>
+            <w:r/>
+            <w:r>
+              <w:rPr>
+                <w:b w:val="0"/>
+                <w:sz w:val="18"/>
+              </w:rPr>
+              <w:t>Interne, tutelle, partenaire d'exécution, prestataire, bailleur, bénéficiaire, collectivité</w:t>
             </w:r>
           </w:p>
         </w:tc>

--- a/docs/SEPIA_Documentation_plateforme.docx
+++ b/docs/SEPIA_Documentation_plateforme.docx
@@ -29,7 +29,7 @@
           <w:color w:val="555555"/>
           <w:sz w:val="26"/>
         </w:rPr>
-        <w:t>Système d'Évaluation, de Planification, d'Indicateurs et d'Apprentissage</w:t>
+        <w:t>Planification, Suivi-évaluation et Apprentissage des projets et programmes de développement</w:t>
       </w:r>
     </w:p>
     <w:p/>
@@ -157,7 +157,7 @@
                 <w:b w:val="0"/>
                 <w:sz w:val="20"/>
               </w:rPr>
-              <w:t>SEPIA — Système d'Évaluation, de Planification, d'Indicateurs et d'Apprentissage</w:t>
+              <w:t>SEPIA — Planification, Suivi-évaluation et Apprentissage des projets et programmes de développement</w:t>
             </w:r>
           </w:p>
         </w:tc>
@@ -1600,7 +1600,7 @@
                 <w:b w:val="0"/>
                 <w:sz w:val="18"/>
               </w:rPr>
-              <w:t>Découpage géographique hiérarchisé, population, cible de bénéficiaires, coordonnées, responsable</w:t>
+              <w:t>Découpage géographique hiérarchisé, population, cible de bénéficiaires, coordonnées, responsable, et carte de couverture à symboles proportionnels</w:t>
             </w:r>
           </w:p>
         </w:tc>
@@ -2676,7 +2676,7 @@
               <w:rPr>
                 <w:sz w:val="19"/>
               </w:rPr>
-              <w:t>L'interface ne dépend d'aucune bibliothèque JavaScript externe et d'aucun CDN. Les graphiques — anneaux, barres, courbes, jauges, diagramme de Gantt, matrice des risques — sont produits en SVG par un module interne de 400 lignes. Il n'existe donc aucune étape de compilation : le déploiement se réduit à l'installation des dépendances Python. Ce choix supprime une classe entière de pannes (rupture de CDN, incompatibilité de version, vulnérabilité d'une dépendance transitive) et garantit le fonctionnement de l'application sur un réseau contraint.</w:t>
+              <w:t>L'interface ne dépend d'aucune bibliothèque JavaScript externe et d'aucun CDN. Les graphiques — anneaux, barres, courbes, jauges, diagramme de Gantt, matrice des risques, réseau PERT, organigramme des tâches et carte de couverture — sont produits en SVG par un module interne. Il n'existe donc aucune étape de compilation : le déploiement se réduit à l'installation des dépendances Python. Ce choix supprime une classe entière de pannes (rupture de CDN, incompatibilité de version, vulnérabilité d'une dépendance transitive) et garantit le fonctionnement de l'application sur un réseau contraint. Le fond de carte OpenStreetMap constitue la seule ressource externe, facultative et désactivée automatiquement si elle est inaccessible.</w:t>
             </w:r>
           </w:p>
         </w:tc>
@@ -5230,7 +5230,7 @@
           <w:color w:val="2E75B6"/>
           <w:sz w:val="26"/>
         </w:rPr>
-        <w:t>5.12 Zones d'intervention</w:t>
+        <w:t>5.12 Zones d'intervention et carte de couverture</w:t>
       </w:r>
     </w:p>
     <w:p>
@@ -5242,7 +5242,43 @@
           <w:i w:val="0"/>
           <w:sz w:val="21"/>
         </w:rPr>
-        <w:t>Gestion du découpage géographique et consolidation territoriale. Chaque zone porte son niveau administratif, sa zone parente, sa population, sa cible de bénéficiaires, ses coordonnées et son responsable.</w:t>
+        <w:t>Gestion du découpage géographique et consolidation territoriale. Chaque zone porte son niveau administratif, sa zone parente, sa population, sa cible de bénéficiaires, ses coordonnées et son responsable. Une carte de couverture restitue visuellement l'implantation du projet.</w:t>
+      </w:r>
+    </w:p>
+    <w:p>
+      <w:pPr>
+        <w:pStyle w:val="ListBullet"/>
+        <w:jc w:val="both"/>
+      </w:pPr>
+      <w:r>
+        <w:rPr>
+          <w:sz w:val="20"/>
+        </w:rPr>
+        <w:t>La carte est à symboles proportionnels : la surface de chaque cercle — et non son rayon — représente les bénéficiaires atteints, sa couleur le taux de couverture de la cible de la zone, et un demi-disque la part des femmes. Des liens en pointillé relient chaque zone à sa zone mère.</w:t>
+      </w:r>
+    </w:p>
+    <w:p>
+      <w:pPr>
+        <w:pStyle w:val="ListBullet"/>
+        <w:jc w:val="both"/>
+      </w:pPr>
+      <w:r>
+        <w:rPr>
+          <w:sz w:val="20"/>
+        </w:rPr>
+        <w:t>La projection est celle de Mercator sphérique (EPSG:3857). Le rendu comprend un graticule gradué en degrés, une échelle métrique et une rose des vents ; il est produit en SVG, sans bibliothèque cartographique.</w:t>
+      </w:r>
+    </w:p>
+    <w:p>
+      <w:pPr>
+        <w:pStyle w:val="ListBullet"/>
+        <w:jc w:val="both"/>
+      </w:pPr>
+      <w:r>
+        <w:rPr>
+          <w:sz w:val="20"/>
+        </w:rPr>
+        <w:t>Un fond de carte OpenStreetMap peut être superposé par une simple case à cocher. C'est le seul appel réseau externe de la plateforme ; s'il échoue, il est automatiquement désactivé et la carte demeure exploitable.</w:t>
       </w:r>
     </w:p>
     <w:p>
@@ -10067,7 +10103,7 @@
                 <w:b w:val="0"/>
                 <w:sz w:val="17"/>
               </w:rPr>
-              <w:t>Bénéficiaires et indicateurs par zone, taux de couverture, collecte par activité, graphique atteints/cible</w:t>
+              <w:t>Bénéficiaires et indicateurs par zone, taux de couverture, coordonnées cartographiables dans Power BI ou un SIG, collecte par activité</w:t>
             </w:r>
           </w:p>
         </w:tc>
@@ -11936,7 +11972,31 @@
           <w:color w:val="2E75B6"/>
           <w:sz w:val="26"/>
         </w:rPr>
-        <w:t>10.4 Modèle en étoile exposé</w:t>
+        <w:t>10.4 Cartographie</w:t>
+      </w:r>
+    </w:p>
+    <w:p>
+      <w:pPr>
+        <w:jc w:val="both"/>
+      </w:pPr>
+      <w:r>
+        <w:rPr>
+          <w:i w:val="0"/>
+          <w:sz w:val="21"/>
+        </w:rPr>
+        <w:t>La plateforme intègre une carte de couverture des zones d'intervention, décrite au chapitre 5.12. Pour une analyse cartographique plus poussée, les coordonnées de chaque zone sont exportées dans le classeur « Consolidation par zone » et exposées dans la table Dim_Zone du flux Power BI : le visuel Carte de Power BI, comme un système d'information géographique tel que QGIS, peut les exploiter directement, en les croisant avec les bénéficiaires atteints ou le taux de couverture.</w:t>
+      </w:r>
+    </w:p>
+    <w:p>
+      <w:pPr>
+        <w:pStyle w:val="Heading2"/>
+      </w:pPr>
+      <w:r>
+        <w:rPr>
+          <w:color w:val="2E75B6"/>
+          <w:sz w:val="26"/>
+        </w:rPr>
+        <w:t>10.5 Modèle en étoile exposé</w:t>
       </w:r>
     </w:p>
     <w:tbl>
@@ -12655,7 +12715,7 @@
           <w:color w:val="2E75B6"/>
           <w:sz w:val="26"/>
         </w:rPr>
-        <w:t>10.5 Mesures DAX recommandées</w:t>
+        <w:t>10.6 Mesures DAX recommandées</w:t>
       </w:r>
     </w:p>
     <w:p>
@@ -13457,7 +13517,7 @@
           <w:i w:val="0"/>
           <w:sz w:val="20"/>
         </w:rPr>
-        <w:t>Vue Zones d'intervention. Saisir le découpage géographique du projet, du niveau le plus large vers le plus fin, en renseignant pour chaque zone sa population, sa cible de bénéficiaires et son responsable. Cette étape conditionne la consolidation territoriale et le calcul des taux de couverture ; elle doit précéder la saisie des réalisations.</w:t>
+        <w:t>Vue Zones d'intervention. Saisir le découpage géographique du projet, du niveau le plus large vers le plus fin, en renseignant pour chaque zone sa population, sa cible de bénéficiaires, son responsable et ses coordonnées géographiques — ces dernières conditionnent l'affichage de la carte de couverture. Cette étape commande la consolidation territoriale et le calcul des taux de couverture ; elle doit précéder la saisie des réalisations.</w:t>
       </w:r>
     </w:p>
     <w:p>
@@ -16841,6 +16901,82 @@
                 <w:sz w:val="18"/>
               </w:rPr>
               <w:t>Unité géographique de mise en œuvre et de consolidation des données, organisée en hiérarchie administrative</w:t>
+            </w:r>
+          </w:p>
+        </w:tc>
+      </w:tr>
+      <w:tr>
+        <w:tc>
+          <w:tcPr>
+            <w:tcW w:type="dxa" w:w="2268"/>
+          </w:tcPr>
+          <w:p>
+            <w:pPr>
+              <w:spacing w:after="40"/>
+            </w:pPr>
+            <w:r/>
+            <w:r>
+              <w:rPr>
+                <w:b w:val="0"/>
+                <w:sz w:val="18"/>
+              </w:rPr>
+              <w:t>Carte à symboles proportionnels</w:t>
+            </w:r>
+          </w:p>
+        </w:tc>
+        <w:tc>
+          <w:tcPr>
+            <w:tcW w:type="dxa" w:w="7087"/>
+          </w:tcPr>
+          <w:p>
+            <w:pPr>
+              <w:spacing w:after="40"/>
+            </w:pPr>
+            <w:r/>
+            <w:r>
+              <w:rPr>
+                <w:b w:val="0"/>
+                <w:sz w:val="18"/>
+              </w:rPr>
+              <w:t>Carte où la surface du symbole représente une quantité et sa couleur une intensité relative</w:t>
+            </w:r>
+          </w:p>
+        </w:tc>
+      </w:tr>
+      <w:tr>
+        <w:tc>
+          <w:tcPr>
+            <w:tcW w:type="dxa" w:w="2268"/>
+          </w:tcPr>
+          <w:p>
+            <w:pPr>
+              <w:spacing w:after="40"/>
+            </w:pPr>
+            <w:r/>
+            <w:r>
+              <w:rPr>
+                <w:b w:val="0"/>
+                <w:sz w:val="18"/>
+              </w:rPr>
+              <w:t>Graticule</w:t>
+            </w:r>
+          </w:p>
+        </w:tc>
+        <w:tc>
+          <w:tcPr>
+            <w:tcW w:type="dxa" w:w="7087"/>
+          </w:tcPr>
+          <w:p>
+            <w:pPr>
+              <w:spacing w:after="40"/>
+            </w:pPr>
+            <w:r/>
+            <w:r>
+              <w:rPr>
+                <w:b w:val="0"/>
+                <w:sz w:val="18"/>
+              </w:rPr>
+              <w:t>Réseau des lignes de latitude et de longitude servant de repère géographique sur une carte</w:t>
             </w:r>
           </w:p>
         </w:tc>

--- a/docs/SEPIA_Documentation_plateforme.docx
+++ b/docs/SEPIA_Documentation_plateforme.docx
@@ -4918,7 +4918,43 @@
         <w:rPr>
           <w:sz w:val="20"/>
         </w:rPr>
+        <w:t>Le chemin critique est matérialisé sur le diagramme de Gantt : les barres concernées sont cerclées de rouge et reliées par une courbe continue, tandis que les autres liens d'antécédence sont tracés en gris fin. La séquence déterminante se lit ainsi d'un coup d'œil, sans changer de vue.</w:t>
+      </w:r>
+    </w:p>
+    <w:p>
+      <w:pPr>
+        <w:pStyle w:val="ListBullet"/>
+        <w:jc w:val="both"/>
+      </w:pPr>
+      <w:r>
+        <w:rPr>
+          <w:sz w:val="20"/>
+        </w:rPr>
         <w:t>Le chemin critique identifie la séquence d'activités sans marge : tout retard sur l'une d'elles décale d'autant la date d'achèvement du projet. Son coût et son avancement moyen sont calculés.</w:t>
+      </w:r>
+    </w:p>
+    <w:p>
+      <w:pPr>
+        <w:pStyle w:val="ListBullet"/>
+        <w:jc w:val="both"/>
+      </w:pPr>
+      <w:r>
+        <w:rPr>
+          <w:sz w:val="20"/>
+        </w:rPr>
+        <w:t>Une courbe en S complète l'analyse : elle confronte l'engagement de ressources programmé et l'engagement réalisé, mois par mois.</w:t>
+      </w:r>
+    </w:p>
+    <w:p>
+      <w:pPr>
+        <w:pStyle w:val="ListBullet"/>
+        <w:jc w:val="both"/>
+      </w:pPr>
+      <w:r>
+        <w:rPr>
+          <w:sz w:val="20"/>
+        </w:rPr>
+        <w:t>Le diagramme de Gantt, le réseau PERT, l'organigramme des tâches, la courbe d'avancement et la carte de couverture s'exportent en image PNG haute définition ou en SVG vectoriel, directement insérables dans un rapport.</w:t>
       </w:r>
     </w:p>
     <w:p>
@@ -8554,7 +8590,350 @@
           <w:color w:val="2E75B6"/>
           <w:sz w:val="26"/>
         </w:rPr>
-        <w:t>6.13 Articulation entre risques et hypothèses</w:t>
+        <w:t>6.13 Courbe d'avancement (courbe en S)</w:t>
+      </w:r>
+    </w:p>
+    <w:p>
+      <w:pPr>
+        <w:jc w:val="both"/>
+      </w:pPr>
+      <w:r>
+        <w:rPr>
+          <w:i w:val="0"/>
+          <w:sz w:val="21"/>
+        </w:rPr>
+        <w:t>La courbe en S représente l'engagement cumulé des ressources, mois par mois. Le coût de chaque activité est réparti linéairement sur sa durée puis cumulé : la courbe programmée court sur toute la durée du projet et atteint 100 %, tandis que la courbe réalisée s'arrête au mois en cours, l'avancement déclaré déterminant la part effectivement consommée.</w:t>
+      </w:r>
+    </w:p>
+    <w:p>
+      <w:pPr>
+        <w:jc w:val="both"/>
+      </w:pPr>
+      <w:r>
+        <w:rPr>
+          <w:i w:val="0"/>
+          <w:sz w:val="21"/>
+        </w:rPr>
+        <w:t>Sa forme en S est caractéristique de la conduite de projet : montée lente au démarrage, accélération en phase de croisière, ralentissement à l'approche de la clôture. L'écart vertical entre les deux courbes à la date du jour mesure l'avance ou le retard d'exécution, exprimé en points de pourcentage.</w:t>
+      </w:r>
+    </w:p>
+    <w:p>
+      <w:pPr>
+        <w:pStyle w:val="Heading2"/>
+      </w:pPr>
+      <w:r>
+        <w:rPr>
+          <w:color w:val="2E75B6"/>
+          <w:sz w:val="26"/>
+        </w:rPr>
+        <w:t>6.14 Portabilité et intégrité des données</w:t>
+      </w:r>
+    </w:p>
+    <w:p>
+      <w:pPr>
+        <w:jc w:val="both"/>
+      </w:pPr>
+      <w:r>
+        <w:rPr>
+          <w:i w:val="0"/>
+          <w:sz w:val="21"/>
+        </w:rPr>
+        <w:t>La sauvegarde JSON produit un fichier autonome contenant l'intégralité d'un projet ou d'un portefeuille. À l'import, les identifiants sont réattribués par la base d'accueil et toutes les références internes sont réécrites — parent d'un résultat, zone d'une mesure, activité d'une ligne budgétaire, acteur d'une affectation RACI. L'échange est donc indépendant des séquences de clés primaires et fonctionne entre instances distinctes.</w:t>
+      </w:r>
+    </w:p>
+    <w:tbl>
+      <w:tblPr>
+        <w:tblStyle w:val="TableGrid"/>
+        <w:tblW w:type="auto" w:w="0"/>
+        <w:jc w:val="center"/>
+        <w:tblLook w:firstColumn="1" w:firstRow="1" w:lastColumn="0" w:lastRow="0" w:noHBand="0" w:noVBand="1" w:val="04A0"/>
+      </w:tblPr>
+      <w:tblGrid>
+        <w:gridCol w:w="3249"/>
+        <w:gridCol w:w="3249"/>
+        <w:gridCol w:w="3249"/>
+      </w:tblGrid>
+      <w:tr>
+        <w:tc>
+          <w:tcPr>
+            <w:tcW w:type="dxa" w:w="2268"/>
+            <w:shd w:val="clear" w:fill="1F4E79"/>
+          </w:tcPr>
+          <w:p>
+            <w:pPr>
+              <w:spacing w:after="40"/>
+              <w:jc w:val="center"/>
+            </w:pPr>
+            <w:r/>
+            <w:r>
+              <w:rPr>
+                <w:b/>
+                <w:color w:val="FFFFFF"/>
+                <w:sz w:val="19"/>
+              </w:rPr>
+              <w:t>Format</w:t>
+            </w:r>
+          </w:p>
+        </w:tc>
+        <w:tc>
+          <w:tcPr>
+            <w:tcW w:type="dxa" w:w="4819"/>
+            <w:shd w:val="clear" w:fill="1F4E79"/>
+          </w:tcPr>
+          <w:p>
+            <w:pPr>
+              <w:spacing w:after="40"/>
+              <w:jc w:val="center"/>
+            </w:pPr>
+            <w:r/>
+            <w:r>
+              <w:rPr>
+                <w:b/>
+                <w:color w:val="FFFFFF"/>
+                <w:sz w:val="19"/>
+              </w:rPr>
+              <w:t>Contenu</w:t>
+            </w:r>
+          </w:p>
+        </w:tc>
+        <w:tc>
+          <w:tcPr>
+            <w:tcW w:type="dxa" w:w="2268"/>
+            <w:shd w:val="clear" w:fill="1F4E79"/>
+          </w:tcPr>
+          <w:p>
+            <w:pPr>
+              <w:spacing w:after="40"/>
+              <w:jc w:val="center"/>
+            </w:pPr>
+            <w:r/>
+            <w:r>
+              <w:rPr>
+                <w:b/>
+                <w:color w:val="FFFFFF"/>
+                <w:sz w:val="19"/>
+              </w:rPr>
+              <w:t>Réversibilité</w:t>
+            </w:r>
+          </w:p>
+        </w:tc>
+      </w:tr>
+      <w:tr>
+        <w:tc>
+          <w:tcPr>
+            <w:tcW w:type="dxa" w:w="2268"/>
+          </w:tcPr>
+          <w:p>
+            <w:pPr>
+              <w:spacing w:after="40"/>
+            </w:pPr>
+            <w:r/>
+            <w:r>
+              <w:rPr>
+                <w:b/>
+                <w:sz w:val="19"/>
+              </w:rPr>
+              <w:t>JSON projet</w:t>
+            </w:r>
+          </w:p>
+        </w:tc>
+        <w:tc>
+          <w:tcPr>
+            <w:tcW w:type="dxa" w:w="4819"/>
+          </w:tcPr>
+          <w:p>
+            <w:pPr>
+              <w:spacing w:after="40"/>
+            </w:pPr>
+            <w:r/>
+            <w:r>
+              <w:rPr>
+                <w:b w:val="0"/>
+                <w:sz w:val="19"/>
+              </w:rPr>
+              <w:t>Intégralité d'un projet, questionnaires et questions compris</w:t>
+            </w:r>
+          </w:p>
+        </w:tc>
+        <w:tc>
+          <w:tcPr>
+            <w:tcW w:type="dxa" w:w="2268"/>
+          </w:tcPr>
+          <w:p>
+            <w:pPr>
+              <w:spacing w:after="40"/>
+            </w:pPr>
+            <w:r/>
+            <w:r>
+              <w:rPr>
+                <w:b w:val="0"/>
+                <w:sz w:val="19"/>
+              </w:rPr>
+              <w:t>Restitution à l'identique</w:t>
+            </w:r>
+          </w:p>
+        </w:tc>
+      </w:tr>
+      <w:tr>
+        <w:tc>
+          <w:tcPr>
+            <w:tcW w:type="dxa" w:w="2268"/>
+          </w:tcPr>
+          <w:p>
+            <w:pPr>
+              <w:spacing w:after="40"/>
+            </w:pPr>
+            <w:r/>
+            <w:r>
+              <w:rPr>
+                <w:b/>
+                <w:sz w:val="19"/>
+              </w:rPr>
+              <w:t>JSON portefeuille</w:t>
+            </w:r>
+          </w:p>
+        </w:tc>
+        <w:tc>
+          <w:tcPr>
+            <w:tcW w:type="dxa" w:w="4819"/>
+          </w:tcPr>
+          <w:p>
+            <w:pPr>
+              <w:spacing w:after="40"/>
+            </w:pPr>
+            <w:r/>
+            <w:r>
+              <w:rPr>
+                <w:b w:val="0"/>
+                <w:sz w:val="19"/>
+              </w:rPr>
+              <w:t>Tous les projets de l'instance dans un fichier unique</w:t>
+            </w:r>
+          </w:p>
+        </w:tc>
+        <w:tc>
+          <w:tcPr>
+            <w:tcW w:type="dxa" w:w="2268"/>
+          </w:tcPr>
+          <w:p>
+            <w:pPr>
+              <w:spacing w:after="40"/>
+            </w:pPr>
+            <w:r/>
+            <w:r>
+              <w:rPr>
+                <w:b w:val="0"/>
+                <w:sz w:val="19"/>
+              </w:rPr>
+              <w:t>Restitution à l'identique</w:t>
+            </w:r>
+          </w:p>
+        </w:tc>
+      </w:tr>
+      <w:tr>
+        <w:tc>
+          <w:tcPr>
+            <w:tcW w:type="dxa" w:w="2268"/>
+          </w:tcPr>
+          <w:p>
+            <w:pPr>
+              <w:spacing w:after="40"/>
+            </w:pPr>
+            <w:r/>
+            <w:r>
+              <w:rPr>
+                <w:b/>
+                <w:sz w:val="19"/>
+              </w:rPr>
+              <w:t>Excel de transfert</w:t>
+            </w:r>
+          </w:p>
+        </w:tc>
+        <w:tc>
+          <w:tcPr>
+            <w:tcW w:type="dxa" w:w="4819"/>
+          </w:tcPr>
+          <w:p>
+            <w:pPr>
+              <w:spacing w:after="40"/>
+            </w:pPr>
+            <w:r/>
+            <w:r>
+              <w:rPr>
+                <w:b w:val="0"/>
+                <w:sz w:val="19"/>
+              </w:rPr>
+              <w:t>Toutes les données dans la structure du modèle d'import</w:t>
+            </w:r>
+          </w:p>
+        </w:tc>
+        <w:tc>
+          <w:tcPr>
+            <w:tcW w:type="dxa" w:w="2268"/>
+          </w:tcPr>
+          <w:p>
+            <w:pPr>
+              <w:spacing w:after="40"/>
+            </w:pPr>
+            <w:r/>
+            <w:r>
+              <w:rPr>
+                <w:b w:val="0"/>
+                <w:sz w:val="19"/>
+              </w:rPr>
+              <w:t>Réversible, hors questionnaires</w:t>
+            </w:r>
+          </w:p>
+        </w:tc>
+      </w:tr>
+    </w:tbl>
+    <w:p/>
+    <w:tbl>
+      <w:tblPr>
+        <w:tblStyle w:val="TableGrid"/>
+        <w:tblW w:type="auto" w:w="0"/>
+        <w:tblLook w:firstColumn="1" w:firstRow="1" w:lastColumn="0" w:lastRow="0" w:noHBand="0" w:noVBand="1" w:val="04A0"/>
+      </w:tblPr>
+      <w:tblGrid>
+        <w:gridCol w:w="9746"/>
+      </w:tblGrid>
+      <w:tr>
+        <w:tc>
+          <w:tcPr>
+            <w:tcW w:type="dxa" w:w="9746"/>
+            <w:shd w:val="clear" w:fill="DCE6F1"/>
+          </w:tcPr>
+          <w:p>
+            <w:r/>
+            <w:r>
+              <w:rPr>
+                <w:b/>
+                <w:color w:val="1F4E79"/>
+                <w:sz w:val="19"/>
+              </w:rPr>
+              <w:t xml:space="preserve">Gestion des collisions de code — </w:t>
+            </w:r>
+            <w:r>
+              <w:rPr>
+                <w:sz w:val="19"/>
+              </w:rPr>
+              <w:t>Si le code du projet importé est déjà utilisé, il est suffixé automatiquement et l'utilisateur en est averti dans le rapport d'import. L'option « remplacer un projet existant » produit l'effet inverse : le projet de même code est supprimé au préalable, ce qui permet de restaurer une sauvegarde par-dessus une version altérée.</w:t>
+            </w:r>
+          </w:p>
+        </w:tc>
+      </w:tr>
+    </w:tbl>
+    <w:p/>
+    <w:p>
+      <w:pPr>
+        <w:pStyle w:val="Heading2"/>
+      </w:pPr>
+      <w:r>
+        <w:rPr>
+          <w:color w:val="2E75B6"/>
+          <w:sz w:val="26"/>
+        </w:rPr>
+        <w:t>6.15 Articulation entre risques et hypothèses</w:t>
       </w:r>
     </w:p>
     <w:p>
@@ -8811,7 +9190,79 @@
           <w:color w:val="2E75B6"/>
           <w:sz w:val="26"/>
         </w:rPr>
-        <w:t>7.4 Réinjection des données collectées</w:t>
+        <w:t>7.4 Sauvegarde et transfert de projets entiers</w:t>
+      </w:r>
+    </w:p>
+    <w:p>
+      <w:pPr>
+        <w:jc w:val="both"/>
+      </w:pPr>
+      <w:r>
+        <w:rPr>
+          <w:i w:val="0"/>
+          <w:sz w:val="21"/>
+        </w:rPr>
+        <w:t>Au-delà de l'import de données, la plateforme permet de sauvegarder et de transférer des projets complets. Trois usages sont couverts : la sauvegarde de sécurité avant une modification lourde, le transfert d'un projet d'une instance à une autre — d'un poste local vers le serveur, ou entre deux organisations —, et le travail hors ligne dans un tableur suivi d'un rechargement.</w:t>
+      </w:r>
+    </w:p>
+    <w:p>
+      <w:pPr>
+        <w:pStyle w:val="ListBullet"/>
+        <w:jc w:val="both"/>
+      </w:pPr>
+      <w:r>
+        <w:rPr>
+          <w:sz w:val="20"/>
+        </w:rPr>
+        <w:t>La sauvegarde JSON d'un projet contient l'ensemble de ses données, questionnaires compris, et se recharge à l'identique.</w:t>
+      </w:r>
+    </w:p>
+    <w:p>
+      <w:pPr>
+        <w:pStyle w:val="ListBullet"/>
+        <w:jc w:val="both"/>
+      </w:pPr>
+      <w:r>
+        <w:rPr>
+          <w:sz w:val="20"/>
+        </w:rPr>
+        <w:t>La sauvegarde JSON du portefeuille regroupe tous les projets de l'instance dans un fichier unique, ce qui constitue une copie de sécurité complète de la plateforme.</w:t>
+      </w:r>
+    </w:p>
+    <w:p>
+      <w:pPr>
+        <w:pStyle w:val="ListBullet"/>
+        <w:jc w:val="both"/>
+      </w:pPr>
+      <w:r>
+        <w:rPr>
+          <w:sz w:val="20"/>
+        </w:rPr>
+        <w:t>Le classeur Excel de transfert reprend la structure du modèle d'import : il se retravaille dans un tableur, se transmet par courriel et se recharge tel quel.</w:t>
+      </w:r>
+    </w:p>
+    <w:p>
+      <w:pPr>
+        <w:pStyle w:val="ListBullet"/>
+        <w:jc w:val="both"/>
+      </w:pPr>
+      <w:r>
+        <w:rPr>
+          <w:sz w:val="20"/>
+        </w:rPr>
+        <w:t>Le rapport d'import détaille, projet par projet, le nombre d'enregistrements recréés dans chaque catégorie et les éventuels avertissements.</w:t>
+      </w:r>
+    </w:p>
+    <w:p>
+      <w:pPr>
+        <w:pStyle w:val="Heading2"/>
+      </w:pPr>
+      <w:r>
+        <w:rPr>
+          <w:color w:val="2E75B6"/>
+          <w:sz w:val="26"/>
+        </w:rPr>
+        <w:t>7.5 Réinjection des données collectées</w:t>
       </w:r>
     </w:p>
     <w:p>
@@ -8852,7 +9303,7 @@
           <w:i w:val="0"/>
           <w:sz w:val="21"/>
         </w:rPr>
-        <w:t>Vingt-six livrables sont produits à la demande, à partir des données saisies. Tous sont modifiables après téléchargement, ce qui préserve la liberté rédactionnelle des équipes tout en supprimant le travail de mise en forme.</w:t>
+        <w:t>Vingt-huit livrables sont produits à la demande, à partir des données saisies. Tous sont modifiables après téléchargement, ce qui préserve la liberté rédactionnelle des équipes tout en supprimant le travail de mise en forme.</w:t>
       </w:r>
     </w:p>
     <w:tbl>
@@ -9488,6 +9939,174 @@
                 <w:sz w:val="17"/>
               </w:rPr>
               <w:t>Document réunissant l'organigramme des tâches, le chemin critique, le réseau PERT et la matrice RACI</w:t>
+            </w:r>
+          </w:p>
+        </w:tc>
+      </w:tr>
+      <w:tr>
+        <w:tc>
+          <w:tcPr>
+            <w:tcW w:type="dxa" w:w="2835"/>
+          </w:tcPr>
+          <w:p>
+            <w:pPr>
+              <w:spacing w:after="40"/>
+            </w:pPr>
+            <w:r/>
+            <w:r>
+              <w:rPr>
+                <w:b/>
+                <w:sz w:val="17"/>
+              </w:rPr>
+              <w:t>Projet complet (sauvegarde SEPIA)</w:t>
+            </w:r>
+          </w:p>
+        </w:tc>
+        <w:tc>
+          <w:tcPr>
+            <w:tcW w:type="dxa" w:w="1474"/>
+          </w:tcPr>
+          <w:p>
+            <w:pPr>
+              <w:spacing w:after="40"/>
+            </w:pPr>
+            <w:r/>
+            <w:r>
+              <w:rPr>
+                <w:b w:val="0"/>
+                <w:sz w:val="17"/>
+              </w:rPr>
+              <w:t>JSON</w:t>
+            </w:r>
+          </w:p>
+        </w:tc>
+        <w:tc>
+          <w:tcPr>
+            <w:tcW w:type="dxa" w:w="5046"/>
+          </w:tcPr>
+          <w:p>
+            <w:pPr>
+              <w:spacing w:after="40"/>
+            </w:pPr>
+            <w:r/>
+            <w:r>
+              <w:rPr>
+                <w:b w:val="0"/>
+                <w:sz w:val="17"/>
+              </w:rPr>
+              <w:t>Sauvegarde intégrale et réversible du projet, questionnaires compris, rechargeable sur une autre instance</w:t>
+            </w:r>
+          </w:p>
+        </w:tc>
+      </w:tr>
+      <w:tr>
+        <w:tc>
+          <w:tcPr>
+            <w:tcW w:type="dxa" w:w="2835"/>
+          </w:tcPr>
+          <w:p>
+            <w:pPr>
+              <w:spacing w:after="40"/>
+            </w:pPr>
+            <w:r/>
+            <w:r>
+              <w:rPr>
+                <w:b/>
+                <w:sz w:val="17"/>
+              </w:rPr>
+              <w:t>Portefeuille complet</w:t>
+            </w:r>
+          </w:p>
+        </w:tc>
+        <w:tc>
+          <w:tcPr>
+            <w:tcW w:type="dxa" w:w="1474"/>
+          </w:tcPr>
+          <w:p>
+            <w:pPr>
+              <w:spacing w:after="40"/>
+            </w:pPr>
+            <w:r/>
+            <w:r>
+              <w:rPr>
+                <w:b w:val="0"/>
+                <w:sz w:val="17"/>
+              </w:rPr>
+              <w:t>JSON</w:t>
+            </w:r>
+          </w:p>
+        </w:tc>
+        <w:tc>
+          <w:tcPr>
+            <w:tcW w:type="dxa" w:w="5046"/>
+          </w:tcPr>
+          <w:p>
+            <w:pPr>
+              <w:spacing w:after="40"/>
+            </w:pPr>
+            <w:r/>
+            <w:r>
+              <w:rPr>
+                <w:b w:val="0"/>
+                <w:sz w:val="17"/>
+              </w:rPr>
+              <w:t>Sauvegarde de tous les projets de l'instance dans un fichier unique</w:t>
+            </w:r>
+          </w:p>
+        </w:tc>
+      </w:tr>
+      <w:tr>
+        <w:tc>
+          <w:tcPr>
+            <w:tcW w:type="dxa" w:w="2835"/>
+          </w:tcPr>
+          <w:p>
+            <w:pPr>
+              <w:spacing w:after="40"/>
+            </w:pPr>
+            <w:r/>
+            <w:r>
+              <w:rPr>
+                <w:b/>
+                <w:sz w:val="17"/>
+              </w:rPr>
+              <w:t>Projet au format d'import</w:t>
+            </w:r>
+          </w:p>
+        </w:tc>
+        <w:tc>
+          <w:tcPr>
+            <w:tcW w:type="dxa" w:w="1474"/>
+          </w:tcPr>
+          <w:p>
+            <w:pPr>
+              <w:spacing w:after="40"/>
+            </w:pPr>
+            <w:r/>
+            <w:r>
+              <w:rPr>
+                <w:b w:val="0"/>
+                <w:sz w:val="17"/>
+              </w:rPr>
+              <w:t>Excel</w:t>
+            </w:r>
+          </w:p>
+        </w:tc>
+        <w:tc>
+          <w:tcPr>
+            <w:tcW w:type="dxa" w:w="5046"/>
+          </w:tcPr>
+          <w:p>
+            <w:pPr>
+              <w:spacing w:after="40"/>
+            </w:pPr>
+            <w:r/>
+            <w:r>
+              <w:rPr>
+                <w:b w:val="0"/>
+                <w:sz w:val="17"/>
+              </w:rPr>
+              <w:t>Toutes les données du projet dans la structure du modèle d'import, retravaillable dans un tableur puis rechargeable</w:t>
             </w:r>
           </w:p>
         </w:tc>
@@ -17757,7 +18376,21 @@
           <w:color w:val="1F2933"/>
           <w:sz w:val="17"/>
         </w:rPr>
-        <w:t>│       ├── planning.py          Chemin critique, PERT, WBS et matrice RACI</w:t>
+        <w:t>│       ├── planning.py          Chemin critique, PERT, courbe en S, WBS, RACI</w:t>
+      </w:r>
+    </w:p>
+    <w:p>
+      <w:pPr>
+        <w:spacing w:after="0"/>
+        <w:ind w:left="340"/>
+      </w:pPr>
+      <w:r>
+        <w:rPr>
+          <w:rFonts w:ascii="Consolas" w:hAnsi="Consolas"/>
+          <w:color w:val="1F2933"/>
+          <w:sz w:val="17"/>
+        </w:rPr>
+        <w:t>│       ├── portability.py       Export et import JSON (projet, portefeuille)</w:t>
       </w:r>
     </w:p>
     <w:p>

--- a/docs/SEPIA_Documentation_plateforme.docx
+++ b/docs/SEPIA_Documentation_plateforme.docx
@@ -385,7 +385,7 @@
                 <w:b w:val="0"/>
                 <w:sz w:val="20"/>
               </w:rPr>
-              <w:t>15 août 2026</w:t>
+              <w:t>16 août 2026</w:t>
             </w:r>
           </w:p>
         </w:tc>
@@ -471,7 +471,7 @@
         </w:rPr>
         <w:t>5.</w:t>
         <w:tab/>
-        <w:t>Description détaillée des quinze modules</w:t>
+        <w:t>Description détaillée des dix-neuf modules</w:t>
       </w:r>
     </w:p>
     <w:p>
@@ -2622,7 +2622,7 @@
                 <w:b w:val="0"/>
                 <w:sz w:val="18"/>
               </w:rPr>
-              <w:t>Base de données relationnelle, quinze entités</w:t>
+              <w:t>Base de données relationnelle, vingt-quatre entités</w:t>
             </w:r>
           </w:p>
         </w:tc>
@@ -2897,7 +2897,7 @@
                 <w:b w:val="0"/>
                 <w:sz w:val="18"/>
               </w:rPr>
-              <w:t>Modèle de données : quinze entités et leurs relations</w:t>
+              <w:t>Modèle de données : vingt-quatre entités et leurs relations</w:t>
             </w:r>
           </w:p>
         </w:tc>
@@ -3334,7 +3334,7 @@
           <w:i w:val="0"/>
           <w:sz w:val="21"/>
         </w:rPr>
-        <w:t>Le modèle comprend dix-huit entités. Sa structure reflète directement la logique du suivi-évaluation : un projet porte une chaîne de résultats et un découpage territorial ; chaque résultat porte des indicateurs ; chaque indicateur porte des cibles périodiques et des réalisations mesurées, elles-mêmes localisées dans une zone, rattachées à l'activité qui les a produites et ventilées par catégorie de bénéficiaires.</w:t>
+        <w:t>Le modèle comprend vingt-quatre entités. Sa structure reflète directement la logique du suivi-évaluation : un projet porte une chaîne de résultats et un découpage territorial ; chaque résultat porte des indicateurs ; chaque indicateur porte des cibles périodiques et des réalisations mesurées, elles-mêmes localisées dans une zone, rattachées à l'activité qui les a produites et ventilées par catégorie de bénéficiaires.</w:t>
       </w:r>
     </w:p>
     <w:tbl>
@@ -4101,7 +4101,7 @@
                 <w:b/>
                 <w:sz w:val="17"/>
               </w:rPr>
-              <w:t>Form</w:t>
+              <w:t>Beneficiary</w:t>
             </w:r>
           </w:p>
         </w:tc>
@@ -4119,7 +4119,7 @@
                 <w:b w:val="0"/>
                 <w:sz w:val="17"/>
               </w:rPr>
-              <w:t>Instrument de collecte</w:t>
+              <w:t>Groupe de bénéficiaires</w:t>
             </w:r>
           </w:p>
         </w:tc>
@@ -4137,7 +4137,7 @@
                 <w:b w:val="0"/>
                 <w:sz w:val="17"/>
               </w:rPr>
-              <w:t>code, intitulé, type, population cible, périodicité, indicateurs alimentés, consignes, version, langue</w:t>
+              <w:t>intitulé, typologie, zone, critères et méthode de sélection, cible et effectifs atteints ventilés, ménages, revenu et pauvreté de référence, besoins, contraintes, bénéfices attendus, mode de participation, vulnérabilité, mécanisme de plainte</w:t>
             </w:r>
           </w:p>
         </w:tc>
@@ -4157,7 +4157,7 @@
                 <w:b/>
                 <w:sz w:val="17"/>
               </w:rPr>
-              <w:t>FormQuestion</w:t>
+              <w:t>Partner</w:t>
             </w:r>
           </w:p>
         </w:tc>
@@ -4175,7 +4175,7 @@
                 <w:b w:val="0"/>
                 <w:sz w:val="17"/>
               </w:rPr>
-              <w:t>Question d'un instrument</w:t>
+              <w:t>Organisation partenaire</w:t>
             </w:r>
           </w:p>
         </w:tc>
@@ -4193,7 +4193,7 @@
                 <w:b w:val="0"/>
                 <w:sz w:val="17"/>
               </w:rPr>
-              <w:t>section, nom technique, libellé, type, modalités, obligation, contrainte, logique de saut, calcul, indicateur relié</w:t>
+              <w:t>intitulé, type, rôle, contribution financière conventionnée et décaissée, contribution technique, dates de convention, appréciation de la performance</w:t>
             </w:r>
           </w:p>
         </w:tc>
@@ -4213,7 +4213,7 @@
                 <w:b/>
                 <w:sz w:val="17"/>
               </w:rPr>
-              <w:t>FormSubmission</w:t>
+              <w:t>Evaluation</w:t>
             </w:r>
           </w:p>
         </w:tc>
@@ -4231,7 +4231,7 @@
                 <w:b w:val="0"/>
                 <w:sz w:val="17"/>
               </w:rPr>
-              <w:t>Réponse collectée</w:t>
+              <w:t>Exercice évaluatif</w:t>
             </w:r>
           </w:p>
         </w:tc>
@@ -4249,7 +4249,7 @@
                 <w:b w:val="0"/>
                 <w:sz w:val="17"/>
               </w:rPr>
-              <w:t>date, agent, lieu, période, réponses</w:t>
+              <w:t>intitulé, type, période, équipe, statut, notes et justifications par critère du CAD, note globale calculée</w:t>
             </w:r>
           </w:p>
         </w:tc>
@@ -4269,6 +4269,342 @@
                 <w:b/>
                 <w:sz w:val="17"/>
               </w:rPr>
+              <w:t>EvaluationRecommendation</w:t>
+            </w:r>
+          </w:p>
+        </w:tc>
+        <w:tc>
+          <w:tcPr>
+            <w:tcW w:type="dxa" w:w="2268"/>
+          </w:tcPr>
+          <w:p>
+            <w:pPr>
+              <w:spacing w:after="40"/>
+            </w:pPr>
+            <w:r/>
+            <w:r>
+              <w:rPr>
+                <w:b w:val="0"/>
+                <w:sz w:val="17"/>
+              </w:rPr>
+              <w:t>Recommandation d'évaluation</w:t>
+            </w:r>
+          </w:p>
+        </w:tc>
+        <w:tc>
+          <w:tcPr>
+            <w:tcW w:type="dxa" w:w="5386"/>
+          </w:tcPr>
+          <w:p>
+            <w:pPr>
+              <w:spacing w:after="40"/>
+            </w:pPr>
+            <w:r/>
+            <w:r>
+              <w:rPr>
+                <w:b w:val="0"/>
+                <w:sz w:val="17"/>
+              </w:rPr>
+              <w:t>énoncé, criticité, réponse du management, responsable, échéance, taux de mise en œuvre</w:t>
+            </w:r>
+          </w:p>
+        </w:tc>
+      </w:tr>
+      <w:tr>
+        <w:tc>
+          <w:tcPr>
+            <w:tcW w:type="dxa" w:w="1701"/>
+          </w:tcPr>
+          <w:p>
+            <w:pPr>
+              <w:spacing w:after="40"/>
+            </w:pPr>
+            <w:r/>
+            <w:r>
+              <w:rPr>
+                <w:b/>
+                <w:sz w:val="17"/>
+              </w:rPr>
+              <w:t>ImpactStudy</w:t>
+            </w:r>
+          </w:p>
+        </w:tc>
+        <w:tc>
+          <w:tcPr>
+            <w:tcW w:type="dxa" w:w="2268"/>
+          </w:tcPr>
+          <w:p>
+            <w:pPr>
+              <w:spacing w:after="40"/>
+            </w:pPr>
+            <w:r/>
+            <w:r>
+              <w:rPr>
+                <w:b w:val="0"/>
+                <w:sz w:val="17"/>
+              </w:rPr>
+              <w:t>Étude d'évaluation d'impact</w:t>
+            </w:r>
+          </w:p>
+        </w:tc>
+        <w:tc>
+          <w:tcPr>
+            <w:tcW w:type="dxa" w:w="5386"/>
+          </w:tcPr>
+          <w:p>
+            <w:pPr>
+              <w:spacing w:after="40"/>
+            </w:pPr>
+            <w:r/>
+            <w:r>
+              <w:rPr>
+                <w:b w:val="0"/>
+                <w:sz w:val="17"/>
+              </w:rPr>
+              <w:t>approche, méthode, hypothèse d'identification, règle d'affectation, indicateurs de résultat, tailles des groupes, grappes, corrélation intra-grappe, effet minimal détectable, écart-type, puissance, seuil, effet estimé, p-value</w:t>
+            </w:r>
+          </w:p>
+        </w:tc>
+      </w:tr>
+      <w:tr>
+        <w:tc>
+          <w:tcPr>
+            <w:tcW w:type="dxa" w:w="1701"/>
+          </w:tcPr>
+          <w:p>
+            <w:pPr>
+              <w:spacing w:after="40"/>
+            </w:pPr>
+            <w:r/>
+            <w:r>
+              <w:rPr>
+                <w:b/>
+                <w:sz w:val="17"/>
+              </w:rPr>
+              <w:t>ApiKey</w:t>
+            </w:r>
+          </w:p>
+        </w:tc>
+        <w:tc>
+          <w:tcPr>
+            <w:tcW w:type="dxa" w:w="2268"/>
+          </w:tcPr>
+          <w:p>
+            <w:pPr>
+              <w:spacing w:after="40"/>
+            </w:pPr>
+            <w:r/>
+            <w:r>
+              <w:rPr>
+                <w:b w:val="0"/>
+                <w:sz w:val="17"/>
+              </w:rPr>
+              <w:t>Clé d'accès en lecture seule</w:t>
+            </w:r>
+          </w:p>
+        </w:tc>
+        <w:tc>
+          <w:tcPr>
+            <w:tcW w:type="dxa" w:w="5386"/>
+          </w:tcPr>
+          <w:p>
+            <w:pPr>
+              <w:spacing w:after="40"/>
+            </w:pPr>
+            <w:r/>
+            <w:r>
+              <w:rPr>
+                <w:b w:val="0"/>
+                <w:sz w:val="17"/>
+              </w:rPr>
+              <w:t>intitulé, empreinte de la clé, projet, propriétaire, date d'expiration, dernière utilisation, révocation</w:t>
+            </w:r>
+          </w:p>
+        </w:tc>
+      </w:tr>
+      <w:tr>
+        <w:tc>
+          <w:tcPr>
+            <w:tcW w:type="dxa" w:w="1701"/>
+          </w:tcPr>
+          <w:p>
+            <w:pPr>
+              <w:spacing w:after="40"/>
+            </w:pPr>
+            <w:r/>
+            <w:r>
+              <w:rPr>
+                <w:b/>
+                <w:sz w:val="17"/>
+              </w:rPr>
+              <w:t>Form</w:t>
+            </w:r>
+          </w:p>
+        </w:tc>
+        <w:tc>
+          <w:tcPr>
+            <w:tcW w:type="dxa" w:w="2268"/>
+          </w:tcPr>
+          <w:p>
+            <w:pPr>
+              <w:spacing w:after="40"/>
+            </w:pPr>
+            <w:r/>
+            <w:r>
+              <w:rPr>
+                <w:b w:val="0"/>
+                <w:sz w:val="17"/>
+              </w:rPr>
+              <w:t>Instrument de collecte</w:t>
+            </w:r>
+          </w:p>
+        </w:tc>
+        <w:tc>
+          <w:tcPr>
+            <w:tcW w:type="dxa" w:w="5386"/>
+          </w:tcPr>
+          <w:p>
+            <w:pPr>
+              <w:spacing w:after="40"/>
+            </w:pPr>
+            <w:r/>
+            <w:r>
+              <w:rPr>
+                <w:b w:val="0"/>
+                <w:sz w:val="17"/>
+              </w:rPr>
+              <w:t>code, intitulé, type, population cible, périodicité, indicateurs alimentés, consignes, version, langue</w:t>
+            </w:r>
+          </w:p>
+        </w:tc>
+      </w:tr>
+      <w:tr>
+        <w:tc>
+          <w:tcPr>
+            <w:tcW w:type="dxa" w:w="1701"/>
+          </w:tcPr>
+          <w:p>
+            <w:pPr>
+              <w:spacing w:after="40"/>
+            </w:pPr>
+            <w:r/>
+            <w:r>
+              <w:rPr>
+                <w:b/>
+                <w:sz w:val="17"/>
+              </w:rPr>
+              <w:t>FormQuestion</w:t>
+            </w:r>
+          </w:p>
+        </w:tc>
+        <w:tc>
+          <w:tcPr>
+            <w:tcW w:type="dxa" w:w="2268"/>
+          </w:tcPr>
+          <w:p>
+            <w:pPr>
+              <w:spacing w:after="40"/>
+            </w:pPr>
+            <w:r/>
+            <w:r>
+              <w:rPr>
+                <w:b w:val="0"/>
+                <w:sz w:val="17"/>
+              </w:rPr>
+              <w:t>Question d'un instrument</w:t>
+            </w:r>
+          </w:p>
+        </w:tc>
+        <w:tc>
+          <w:tcPr>
+            <w:tcW w:type="dxa" w:w="5386"/>
+          </w:tcPr>
+          <w:p>
+            <w:pPr>
+              <w:spacing w:after="40"/>
+            </w:pPr>
+            <w:r/>
+            <w:r>
+              <w:rPr>
+                <w:b w:val="0"/>
+                <w:sz w:val="17"/>
+              </w:rPr>
+              <w:t>section, nom technique, libellé, type, modalités, obligation, contrainte, logique de saut, calcul, indicateur relié</w:t>
+            </w:r>
+          </w:p>
+        </w:tc>
+      </w:tr>
+      <w:tr>
+        <w:tc>
+          <w:tcPr>
+            <w:tcW w:type="dxa" w:w="1701"/>
+          </w:tcPr>
+          <w:p>
+            <w:pPr>
+              <w:spacing w:after="40"/>
+            </w:pPr>
+            <w:r/>
+            <w:r>
+              <w:rPr>
+                <w:b/>
+                <w:sz w:val="17"/>
+              </w:rPr>
+              <w:t>FormSubmission</w:t>
+            </w:r>
+          </w:p>
+        </w:tc>
+        <w:tc>
+          <w:tcPr>
+            <w:tcW w:type="dxa" w:w="2268"/>
+          </w:tcPr>
+          <w:p>
+            <w:pPr>
+              <w:spacing w:after="40"/>
+            </w:pPr>
+            <w:r/>
+            <w:r>
+              <w:rPr>
+                <w:b w:val="0"/>
+                <w:sz w:val="17"/>
+              </w:rPr>
+              <w:t>Réponse collectée</w:t>
+            </w:r>
+          </w:p>
+        </w:tc>
+        <w:tc>
+          <w:tcPr>
+            <w:tcW w:type="dxa" w:w="5386"/>
+          </w:tcPr>
+          <w:p>
+            <w:pPr>
+              <w:spacing w:after="40"/>
+            </w:pPr>
+            <w:r/>
+            <w:r>
+              <w:rPr>
+                <w:b w:val="0"/>
+                <w:sz w:val="17"/>
+              </w:rPr>
+              <w:t>date, agent, lieu, période, réponses</w:t>
+            </w:r>
+          </w:p>
+        </w:tc>
+      </w:tr>
+      <w:tr>
+        <w:tc>
+          <w:tcPr>
+            <w:tcW w:type="dxa" w:w="1701"/>
+          </w:tcPr>
+          <w:p>
+            <w:pPr>
+              <w:spacing w:after="40"/>
+            </w:pPr>
+            <w:r/>
+            <w:r>
+              <w:rPr>
+                <w:b/>
+                <w:sz w:val="17"/>
+              </w:rPr>
               <w:t>User</w:t>
             </w:r>
           </w:p>
@@ -4305,7 +4641,7 @@
                 <w:b w:val="0"/>
                 <w:sz w:val="17"/>
               </w:rPr>
-              <w:t>adresse électronique, nom, mot de passe haché, rôle, organisation, activité</w:t>
+              <w:t>adresse électronique, nom, empreinte du mot de passe, rôle, organisation, état, confirmation d'adresse, tentatives infructueuses, verrouillage, date de changement du mot de passe, seuil de validité des jetons</w:t>
             </w:r>
           </w:p>
         </w:tc>
@@ -4522,7 +4858,7 @@
           <w:color w:val="1F4E79"/>
           <w:sz w:val="32"/>
         </w:rPr>
-        <w:t>5. Description détaillée des quinze modules</w:t>
+        <w:t>5. Description détaillée des dix-neuf modules</w:t>
       </w:r>
     </w:p>
     <w:p>
@@ -5482,7 +5818,7 @@
           <w:color w:val="2E75B6"/>
           <w:sz w:val="26"/>
         </w:rPr>
-        <w:t>5.15 Administration</w:t>
+        <w:t>5.15 Bénéficiaires</w:t>
       </w:r>
     </w:p>
     <w:p>
@@ -5494,7 +5830,7 @@
           <w:i w:val="0"/>
           <w:sz w:val="21"/>
         </w:rPr>
-        <w:t>Gestion des comptes, des rôles et consultation du journal d'audit.</w:t>
+        <w:t>Caractérisation des groupes visés par l'intervention, sur deux registres. Le registre quantitatif porte la cible et les effectifs atteints — ventilés femmes, jeunes et personnes handicapées —, le nombre de ménages et leur taille moyenne, le revenu annuel et le taux de pauvreté de référence. Le registre qualitatif porte les critères et la méthode de sélection, les besoins exprimés, les contraintes, les bénéfices attendus, le mode de participation, le degré de vulnérabilité et le mécanisme de gestion des plaintes ouvert au groupe.</w:t>
       </w:r>
     </w:p>
     <w:p>
@@ -5506,7 +5842,295 @@
         <w:rPr>
           <w:sz w:val="20"/>
         </w:rPr>
-        <w:t>Cinq rôles hiérarchisés déterminent les droits : lecteur, opérateur de saisie, responsable de suivi-évaluation, coordonnateur, administrateur.</w:t>
+        <w:t>Le taux d'atteinte et la part des femmes atteintes sont calculés à partir des effectifs saisis : ils ne peuvent être renseignés à la main, donc ni arrondis ni arrangés.</w:t>
+      </w:r>
+    </w:p>
+    <w:p>
+      <w:pPr>
+        <w:pStyle w:val="ListBullet"/>
+        <w:jc w:val="both"/>
+      </w:pPr>
+      <w:r>
+        <w:rPr>
+          <w:sz w:val="20"/>
+        </w:rPr>
+        <w:t>Un indicateur peut être rattaché à un groupe de bénéficiaires. Le rattachement relie la population visée à la mesure du changement : la fiche du groupe affiche alors les indicateurs qui le documentent, leur taux d'atteinte et leur part de femmes.</w:t>
+      </w:r>
+    </w:p>
+    <w:p>
+      <w:pPr>
+        <w:pStyle w:val="ListBullet"/>
+        <w:jc w:val="both"/>
+      </w:pPr>
+      <w:r>
+        <w:rPr>
+          <w:sz w:val="20"/>
+        </w:rPr>
+        <w:t>La synthèse signale les groupes ciblés qu'aucun indicateur ne mesure — angle mort fréquent d'un dispositif de suivi, où une population figure au document de projet sans qu'aucune donnée n'en rende compte.</w:t>
+      </w:r>
+    </w:p>
+    <w:p>
+      <w:pPr>
+        <w:pStyle w:val="Heading2"/>
+      </w:pPr>
+      <w:r>
+        <w:rPr>
+          <w:color w:val="2E75B6"/>
+          <w:sz w:val="26"/>
+        </w:rPr>
+        <w:t>5.16 Partenaires</w:t>
+      </w:r>
+    </w:p>
+    <w:p>
+      <w:pPr>
+        <w:jc w:val="both"/>
+      </w:pPr>
+      <w:r>
+        <w:rPr>
+          <w:i w:val="0"/>
+          <w:sz w:val="21"/>
+        </w:rPr>
+        <w:t>Registre des organisations parties au montage : type, rôle dans le dispositif, contribution financière conventionnée et effectivement décaissée, contribution technique, échéances de convention et appréciation de la performance.</w:t>
+      </w:r>
+    </w:p>
+    <w:p>
+      <w:pPr>
+        <w:pStyle w:val="ListBullet"/>
+        <w:jc w:val="both"/>
+      </w:pPr>
+      <w:r>
+        <w:rPr>
+          <w:sz w:val="20"/>
+        </w:rPr>
+        <w:t>Le taux de décaissement est calculé par partenaire et pour l'ensemble du montage : il révèle les engagements annoncés mais non honorés, première cause de décalage entre le budget planifié et le budget disponible.</w:t>
+      </w:r>
+    </w:p>
+    <w:p>
+      <w:pPr>
+        <w:pStyle w:val="ListBullet"/>
+        <w:jc w:val="both"/>
+      </w:pPr>
+      <w:r>
+        <w:rPr>
+          <w:sz w:val="20"/>
+        </w:rPr>
+        <w:t>Les conventions arrivant à échéance sont signalées, afin que leur renouvellement soit engagé avant l'interruption des financements.</w:t>
+      </w:r>
+    </w:p>
+    <w:p>
+      <w:pPr>
+        <w:pStyle w:val="Heading2"/>
+      </w:pPr>
+      <w:r>
+        <w:rPr>
+          <w:color w:val="2E75B6"/>
+          <w:sz w:val="26"/>
+        </w:rPr>
+        <w:t>5.17 Évaluation selon les critères du CAD de l'OCDE</w:t>
+      </w:r>
+    </w:p>
+    <w:p>
+      <w:pPr>
+        <w:jc w:val="both"/>
+      </w:pPr>
+      <w:r>
+        <w:rPr>
+          <w:i w:val="0"/>
+          <w:sz w:val="21"/>
+        </w:rPr>
+        <w:t>Conduite des exercices évaluatifs — évaluation de référence, à mi-parcours, finale, ex-post — notés sur les six critères du Comité d'aide au développement : pertinence, cohérence, efficacité, efficience, impact et durabilité.</w:t>
+      </w:r>
+    </w:p>
+    <w:p>
+      <w:pPr>
+        <w:pStyle w:val="ListBullet"/>
+        <w:jc w:val="both"/>
+      </w:pPr>
+      <w:r>
+        <w:rPr>
+          <w:sz w:val="20"/>
+        </w:rPr>
+        <w:t>La notation suit une échelle à six niveaux qui écarte délibérément la note médiane neutre : l'évaluateur doit se prononcer du côté satisfaisant ou insatisfaisant.</w:t>
+      </w:r>
+    </w:p>
+    <w:p>
+      <w:pPr>
+        <w:pStyle w:val="ListBullet"/>
+        <w:jc w:val="both"/>
+      </w:pPr>
+      <w:r>
+        <w:rPr>
+          <w:sz w:val="20"/>
+        </w:rPr>
+        <w:t>Chaque critère s'accompagne de ses points d'examen — les questions auxquelles la note doit répondre — et d'une justification écrite obligatoire : une note sans justification est refusée.</w:t>
+      </w:r>
+    </w:p>
+    <w:p>
+      <w:pPr>
+        <w:pStyle w:val="ListBullet"/>
+        <w:jc w:val="both"/>
+      </w:pPr>
+      <w:r>
+        <w:rPr>
+          <w:sz w:val="20"/>
+        </w:rPr>
+        <w:t>La synthèse produit la moyenne par critère sur l'ensemble des évaluations achevées, ce qui met en évidence la dimension sur laquelle le projet est systématiquement le plus faible.</w:t>
+      </w:r>
+    </w:p>
+    <w:p>
+      <w:pPr>
+        <w:pStyle w:val="ListBullet"/>
+        <w:jc w:val="both"/>
+      </w:pPr>
+      <w:r>
+        <w:rPr>
+          <w:sz w:val="20"/>
+        </w:rPr>
+        <w:t>Les recommandations portent leur criticité, la réponse du management — acceptée, partiellement acceptée, rejetée —, le responsable, l'échéance et le taux de mise en œuvre ; celles qui sont échues et non soldées sont signalées.</w:t>
+      </w:r>
+    </w:p>
+    <w:p>
+      <w:pPr>
+        <w:pStyle w:val="Heading2"/>
+      </w:pPr>
+      <w:r>
+        <w:rPr>
+          <w:color w:val="2E75B6"/>
+          <w:sz w:val="26"/>
+        </w:rPr>
+        <w:t>5.18 Évaluation d'impact</w:t>
+      </w:r>
+    </w:p>
+    <w:p>
+      <w:pPr>
+        <w:jc w:val="both"/>
+      </w:pPr>
+      <w:r>
+        <w:rPr>
+          <w:i w:val="0"/>
+          <w:sz w:val="21"/>
+        </w:rPr>
+        <w:t>Conception et suivi des études visant à établir l'effet propre du projet, c'est-à-dire la part du changement qui lui est imputable et non aux évolutions du contexte. Neuf méthodes sont documentées, chacune avec son hypothèse d'identification, ses conditions d'application, ses forces et ses limites.</w:t>
+      </w:r>
+    </w:p>
+    <w:p>
+      <w:pPr>
+        <w:pStyle w:val="ListBullet"/>
+        <w:jc w:val="both"/>
+      </w:pPr>
+      <w:r>
+        <w:rPr>
+          <w:sz w:val="20"/>
+        </w:rPr>
+        <w:t>Les méthodes expérimentales — essai randomisé contrôlé, randomisation par grappes — reposent sur l'affectation aléatoire, qui rend les groupes comparables en espérance sur toutes les caractéristiques, observées comme non observées.</w:t>
+      </w:r>
+    </w:p>
+    <w:p>
+      <w:pPr>
+        <w:pStyle w:val="ListBullet"/>
+        <w:jc w:val="both"/>
+      </w:pPr>
+      <w:r>
+        <w:rPr>
+          <w:sz w:val="20"/>
+        </w:rPr>
+        <w:t>Les méthodes quasi-expérimentales — doubles différences, appariement par score de propension, combinaison des deux, régression sur discontinuité, variables instrumentales, contrôle synthétique — s'appliquent lorsque la randomisation est impossible, au prix d'une hypothèse d'identification explicite qui doit être discutée.</w:t>
+      </w:r>
+    </w:p>
+    <w:p>
+      <w:pPr>
+        <w:pStyle w:val="ListBullet"/>
+        <w:jc w:val="both"/>
+      </w:pPr>
+      <w:r>
+        <w:rPr>
+          <w:sz w:val="20"/>
+        </w:rPr>
+        <w:t>La comparaison avant-après est proposée mais présentée pour ce qu'elle est : une description, non une mesure d'impact, puisqu'elle confond l'effet du projet avec tout ce qui a changé par ailleurs.</w:t>
+      </w:r>
+    </w:p>
+    <w:p>
+      <w:pPr>
+        <w:pStyle w:val="ListBullet"/>
+        <w:jc w:val="both"/>
+      </w:pPr>
+      <w:r>
+        <w:rPr>
+          <w:sz w:val="20"/>
+        </w:rPr>
+        <w:t>Un calculateur de taille d'échantillon donne l'effectif requis par bras à partir de l'effet minimal détectable, de l'écart-type de l'indicateur, de la puissance et du seuil de signification. Lorsque la randomisation porte sur des grappes, il applique l'effet de plan 1 + (m − 1) × ρ : avec des grappes de 30 unités et une corrélation intra-grappe de 0,08, l'échantillon requis est multiplié par 3,3.</w:t>
+      </w:r>
+    </w:p>
+    <w:p>
+      <w:pPr>
+        <w:pStyle w:val="ListBullet"/>
+        <w:jc w:val="both"/>
+      </w:pPr>
+      <w:r>
+        <w:rPr>
+          <w:sz w:val="20"/>
+        </w:rPr>
+        <w:t>Le contrôle de puissance compare l'échantillon prévu à l'échantillon requis et signale une étude sous-dimensionnée, c'est-à-dire une étude qui risque de conclure à l'absence d'effet alors qu'un effet réel existe.</w:t>
+      </w:r>
+    </w:p>
+    <w:p>
+      <w:pPr>
+        <w:pStyle w:val="Heading2"/>
+      </w:pPr>
+      <w:r>
+        <w:rPr>
+          <w:color w:val="2E75B6"/>
+          <w:sz w:val="26"/>
+        </w:rPr>
+        <w:t>5.19 Administration</w:t>
+      </w:r>
+    </w:p>
+    <w:p>
+      <w:pPr>
+        <w:jc w:val="both"/>
+      </w:pPr>
+      <w:r>
+        <w:rPr>
+          <w:i w:val="0"/>
+          <w:sz w:val="21"/>
+        </w:rPr>
+        <w:t>Gestion des comptes, des rôles, des accès par projet, des clés d'API et consultation du journal d'audit.</w:t>
+      </w:r>
+    </w:p>
+    <w:p>
+      <w:pPr>
+        <w:pStyle w:val="ListBullet"/>
+        <w:jc w:val="both"/>
+      </w:pPr>
+      <w:r>
+        <w:rPr>
+          <w:sz w:val="20"/>
+        </w:rPr>
+        <w:t>Cinq rôles hiérarchisés déterminent les droits : lecteur, opérateur de saisie, responsable de suivi-évaluation, coordonnateur, administrateur. Le rôle est doublé d'un rattachement projet par projet : un utilisateur ne voit que les projets dont il est membre.</w:t>
+      </w:r>
+    </w:p>
+    <w:p>
+      <w:pPr>
+        <w:pStyle w:val="ListBullet"/>
+        <w:jc w:val="both"/>
+      </w:pPr>
+      <w:r>
+        <w:rPr>
+          <w:sz w:val="20"/>
+        </w:rPr>
+        <w:t>L'ouverture d'un compte engendre un mot de passe provisoire et un lien de confirmation d'adresse, montrés une seule fois à l'administrateur qui le crée. La connexion reste refusée tant que le lien n'a pas été ouvert.</w:t>
+      </w:r>
+    </w:p>
+    <w:p>
+      <w:pPr>
+        <w:pStyle w:val="ListBullet"/>
+        <w:jc w:val="both"/>
+      </w:pPr>
+      <w:r>
+        <w:rPr>
+          <w:sz w:val="20"/>
+        </w:rPr>
+        <w:t>Les clés d'API sont nominatives, limitées à un projet, en lecture seule, datées et révocables ; seule leur empreinte est conservée.</w:t>
       </w:r>
     </w:p>
     <w:p>
@@ -10798,6 +11422,286 @@
                 <w:b/>
                 <w:sz w:val="17"/>
               </w:rPr>
+              <w:t>Bénéficiaires : ciblage et caractérisation</w:t>
+            </w:r>
+          </w:p>
+        </w:tc>
+        <w:tc>
+          <w:tcPr>
+            <w:tcW w:type="dxa" w:w="1474"/>
+          </w:tcPr>
+          <w:p>
+            <w:pPr>
+              <w:spacing w:after="40"/>
+            </w:pPr>
+            <w:r/>
+            <w:r>
+              <w:rPr>
+                <w:b w:val="0"/>
+                <w:sz w:val="17"/>
+              </w:rPr>
+              <w:t>Excel</w:t>
+            </w:r>
+          </w:p>
+        </w:tc>
+        <w:tc>
+          <w:tcPr>
+            <w:tcW w:type="dxa" w:w="5046"/>
+          </w:tcPr>
+          <w:p>
+            <w:pPr>
+              <w:spacing w:after="40"/>
+            </w:pPr>
+            <w:r/>
+            <w:r>
+              <w:rPr>
+                <w:b w:val="0"/>
+                <w:sz w:val="17"/>
+              </w:rPr>
+              <w:t>Quantification et atteinte par groupe, caractérisation qualitative, indicateurs rattachés à chaque groupe</w:t>
+            </w:r>
+          </w:p>
+        </w:tc>
+      </w:tr>
+      <w:tr>
+        <w:tc>
+          <w:tcPr>
+            <w:tcW w:type="dxa" w:w="2835"/>
+          </w:tcPr>
+          <w:p>
+            <w:pPr>
+              <w:spacing w:after="40"/>
+            </w:pPr>
+            <w:r/>
+            <w:r>
+              <w:rPr>
+                <w:b/>
+                <w:sz w:val="17"/>
+              </w:rPr>
+              <w:t>Partenaires : engagements et performance</w:t>
+            </w:r>
+          </w:p>
+        </w:tc>
+        <w:tc>
+          <w:tcPr>
+            <w:tcW w:type="dxa" w:w="1474"/>
+          </w:tcPr>
+          <w:p>
+            <w:pPr>
+              <w:spacing w:after="40"/>
+            </w:pPr>
+            <w:r/>
+            <w:r>
+              <w:rPr>
+                <w:b w:val="0"/>
+                <w:sz w:val="17"/>
+              </w:rPr>
+              <w:t>Excel</w:t>
+            </w:r>
+          </w:p>
+        </w:tc>
+        <w:tc>
+          <w:tcPr>
+            <w:tcW w:type="dxa" w:w="5046"/>
+          </w:tcPr>
+          <w:p>
+            <w:pPr>
+              <w:spacing w:after="40"/>
+            </w:pPr>
+            <w:r/>
+            <w:r>
+              <w:rPr>
+                <w:b w:val="0"/>
+                <w:sz w:val="17"/>
+              </w:rPr>
+              <w:t>Contributions conventionnées et décaissées, taux de décaissement, échéances de convention</w:t>
+            </w:r>
+          </w:p>
+        </w:tc>
+      </w:tr>
+      <w:tr>
+        <w:tc>
+          <w:tcPr>
+            <w:tcW w:type="dxa" w:w="2835"/>
+          </w:tcPr>
+          <w:p>
+            <w:pPr>
+              <w:spacing w:after="40"/>
+            </w:pPr>
+            <w:r/>
+            <w:r>
+              <w:rPr>
+                <w:b/>
+                <w:sz w:val="17"/>
+              </w:rPr>
+              <w:t>Évaluation CAD-OCDE</w:t>
+            </w:r>
+          </w:p>
+        </w:tc>
+        <w:tc>
+          <w:tcPr>
+            <w:tcW w:type="dxa" w:w="1474"/>
+          </w:tcPr>
+          <w:p>
+            <w:pPr>
+              <w:spacing w:after="40"/>
+            </w:pPr>
+            <w:r/>
+            <w:r>
+              <w:rPr>
+                <w:b w:val="0"/>
+                <w:sz w:val="17"/>
+              </w:rPr>
+              <w:t>Excel</w:t>
+            </w:r>
+          </w:p>
+        </w:tc>
+        <w:tc>
+          <w:tcPr>
+            <w:tcW w:type="dxa" w:w="5046"/>
+          </w:tcPr>
+          <w:p>
+            <w:pPr>
+              <w:spacing w:after="40"/>
+            </w:pPr>
+            <w:r/>
+            <w:r>
+              <w:rPr>
+                <w:b w:val="0"/>
+                <w:sz w:val="17"/>
+              </w:rPr>
+              <w:t>Notes et justifications par critère, moyennes consolidées, registre des recommandations et de leur mise en œuvre</w:t>
+            </w:r>
+          </w:p>
+        </w:tc>
+      </w:tr>
+      <w:tr>
+        <w:tc>
+          <w:tcPr>
+            <w:tcW w:type="dxa" w:w="2835"/>
+          </w:tcPr>
+          <w:p>
+            <w:pPr>
+              <w:spacing w:after="40"/>
+            </w:pPr>
+            <w:r/>
+            <w:r>
+              <w:rPr>
+                <w:b/>
+                <w:sz w:val="17"/>
+              </w:rPr>
+              <w:t>Rapport d'évaluation CAD-OCDE</w:t>
+            </w:r>
+          </w:p>
+        </w:tc>
+        <w:tc>
+          <w:tcPr>
+            <w:tcW w:type="dxa" w:w="1474"/>
+          </w:tcPr>
+          <w:p>
+            <w:pPr>
+              <w:spacing w:after="40"/>
+            </w:pPr>
+            <w:r/>
+            <w:r>
+              <w:rPr>
+                <w:b w:val="0"/>
+                <w:sz w:val="17"/>
+              </w:rPr>
+              <w:t>Word</w:t>
+            </w:r>
+          </w:p>
+        </w:tc>
+        <w:tc>
+          <w:tcPr>
+            <w:tcW w:type="dxa" w:w="5046"/>
+          </w:tcPr>
+          <w:p>
+            <w:pPr>
+              <w:spacing w:after="40"/>
+            </w:pPr>
+            <w:r/>
+            <w:r>
+              <w:rPr>
+                <w:b w:val="0"/>
+                <w:sz w:val="17"/>
+              </w:rPr>
+              <w:t>Rapport structuré critère par critère, échelle de notation, justifications et suivi des recommandations</w:t>
+            </w:r>
+          </w:p>
+        </w:tc>
+      </w:tr>
+      <w:tr>
+        <w:tc>
+          <w:tcPr>
+            <w:tcW w:type="dxa" w:w="2835"/>
+          </w:tcPr>
+          <w:p>
+            <w:pPr>
+              <w:spacing w:after="40"/>
+            </w:pPr>
+            <w:r/>
+            <w:r>
+              <w:rPr>
+                <w:b/>
+                <w:sz w:val="17"/>
+              </w:rPr>
+              <w:t>Protocole d'évaluation d'impact</w:t>
+            </w:r>
+          </w:p>
+        </w:tc>
+        <w:tc>
+          <w:tcPr>
+            <w:tcW w:type="dxa" w:w="1474"/>
+          </w:tcPr>
+          <w:p>
+            <w:pPr>
+              <w:spacing w:after="40"/>
+            </w:pPr>
+            <w:r/>
+            <w:r>
+              <w:rPr>
+                <w:b w:val="0"/>
+                <w:sz w:val="17"/>
+              </w:rPr>
+              <w:t>Word</w:t>
+            </w:r>
+          </w:p>
+        </w:tc>
+        <w:tc>
+          <w:tcPr>
+            <w:tcW w:type="dxa" w:w="5046"/>
+          </w:tcPr>
+          <w:p>
+            <w:pPr>
+              <w:spacing w:after="40"/>
+            </w:pPr>
+            <w:r/>
+            <w:r>
+              <w:rPr>
+                <w:b w:val="0"/>
+                <w:sz w:val="17"/>
+              </w:rPr>
+              <w:t>Méthode et hypothèse d'identification, groupes de traitement et de comparaison, contrôle de puissance, résultats et signification statistique</w:t>
+            </w:r>
+          </w:p>
+        </w:tc>
+      </w:tr>
+      <w:tr>
+        <w:tc>
+          <w:tcPr>
+            <w:tcW w:type="dxa" w:w="2835"/>
+          </w:tcPr>
+          <w:p>
+            <w:pPr>
+              <w:spacing w:after="40"/>
+            </w:pPr>
+            <w:r/>
+            <w:r>
+              <w:rPr>
+                <w:b/>
+                <w:sz w:val="17"/>
+              </w:rPr>
               <w:t>Tableau de bord</w:t>
             </w:r>
           </w:p>
@@ -13771,7 +14675,7 @@
                 <w:b w:val="0"/>
                 <w:sz w:val="18"/>
               </w:rPr>
-              <w:t>Consultation de toutes les vues et téléchargement des livrables</w:t>
+              <w:t>Consultation et téléchargement des livrables, sur les seuls projets dont il est membre</w:t>
             </w:r>
           </w:p>
         </w:tc>
@@ -13923,13 +14827,25 @@
                 <w:b w:val="0"/>
                 <w:sz w:val="18"/>
               </w:rPr>
-              <w:t>Accès complet, gestion des comptes utilisateurs et des rôles</w:t>
+              <w:t>Accès complet, gestion des comptes, des rôles, des accès par projet et des clés d'API</w:t>
             </w:r>
           </w:p>
         </w:tc>
       </w:tr>
     </w:tbl>
     <w:p/>
+    <w:p>
+      <w:pPr>
+        <w:jc w:val="both"/>
+      </w:pPr>
+      <w:r>
+        <w:rPr>
+          <w:i w:val="0"/>
+          <w:sz w:val="21"/>
+        </w:rPr>
+        <w:t>Le rôle détermine ce qu'un utilisateur peut faire ; le rattachement au projet détermine sur quoi il peut le faire. Les deux contrôles sont indépendants et cumulatifs, et tous deux sont appliqués par le serveur : l'interface masque des écrans selon le rôle, mais cette décision est cosmétique et ne conditionne aucun accès.</w:t>
+      </w:r>
+    </w:p>
     <w:p>
       <w:pPr>
         <w:pStyle w:val="Heading2"/>
@@ -13939,7 +14855,578 @@
           <w:color w:val="2E75B6"/>
           <w:sz w:val="26"/>
         </w:rPr>
-        <w:t>11.2 Traçabilité</w:t>
+        <w:t>11.2 Principes de conception retenus</w:t>
+      </w:r>
+    </w:p>
+    <w:p>
+      <w:pPr>
+        <w:pStyle w:val="ListBullet"/>
+        <w:jc w:val="both"/>
+      </w:pPr>
+      <w:r>
+        <w:rPr>
+          <w:sz w:val="20"/>
+        </w:rPr>
+        <w:t>Aucun secret dans le dépôt — Il n'existe ni clé, ni jeton, ni mot de passe inscrit dans le code ou dans les fichiers de configuration versionnés. En production, l'absence de clé de signature empêche le démarrage plutôt que de retomber silencieusement sur une valeur connue de tous. Si aucun mot de passe administrateur n'est fourni, la plateforme en engendre un aléatoirement et l'inscrit une seule fois dans les journaux de démarrage.</w:t>
+      </w:r>
+    </w:p>
+    <w:p>
+      <w:pPr>
+        <w:pStyle w:val="ListBullet"/>
+        <w:jc w:val="both"/>
+      </w:pPr>
+      <w:r>
+        <w:rPr>
+          <w:sz w:val="20"/>
+        </w:rPr>
+        <w:t>Le navigateur ne décide de rien — Chaque appel revérifie côté serveur l'authentification, le rôle et l'appartenance de l'objet manipulé à un projet autorisé. Un identifiant deviné dans une URL ne donne rien. Les projets étant énumérables par construction, un accès refusé répond 404 et non 403 : la réponse ne confirme pas l'existence de la ressource.</w:t>
+      </w:r>
+    </w:p>
+    <w:p>
+      <w:pPr>
+        <w:pStyle w:val="ListBullet"/>
+        <w:jc w:val="both"/>
+      </w:pPr>
+      <w:r>
+        <w:rPr>
+          <w:sz w:val="20"/>
+        </w:rPr>
+        <w:t>Le serveur ne fait confiance à rien de ce qu'il reçoit — Les champs modifiables sont définis par liste blanche : un client qui ajoute un rôle, un état de compte ou une empreinte de mot de passe à sa requête voit ces champs ignorés. Aucune requête n'est construite par concaténation de texte, et les jokers des recherches sont échappés.</w:t>
+      </w:r>
+    </w:p>
+    <w:p>
+      <w:pPr>
+        <w:pStyle w:val="ListBullet"/>
+        <w:jc w:val="both"/>
+      </w:pPr>
+      <w:r>
+        <w:rPr>
+          <w:sz w:val="20"/>
+        </w:rPr>
+        <w:t>Tout texte affiché est échappé — Les libellés, énoncés, commentaires et recommandations issus des données sont échappés avant insertion dans le HTML ou le SVG. Un énoncé d'indicateur contenant du balisage s'affiche comme du texte. La politique de sécurité du contenu interdit par ailleurs tout script en ligne et tout script d'origine externe.</w:t>
+      </w:r>
+    </w:p>
+    <w:p>
+      <w:pPr>
+        <w:pStyle w:val="Heading2"/>
+      </w:pPr>
+      <w:r>
+        <w:rPr>
+          <w:color w:val="2E75B6"/>
+          <w:sz w:val="26"/>
+        </w:rPr>
+        <w:t>11.3 Mesures appliquées</w:t>
+      </w:r>
+    </w:p>
+    <w:tbl>
+      <w:tblPr>
+        <w:tblStyle w:val="TableGrid"/>
+        <w:tblW w:type="auto" w:w="0"/>
+        <w:jc w:val="center"/>
+        <w:tblLook w:firstColumn="1" w:firstRow="1" w:lastColumn="0" w:lastRow="0" w:noHBand="0" w:noVBand="1" w:val="04A0"/>
+      </w:tblPr>
+      <w:tblGrid>
+        <w:gridCol w:w="4873"/>
+        <w:gridCol w:w="4873"/>
+      </w:tblGrid>
+      <w:tr>
+        <w:tc>
+          <w:tcPr>
+            <w:tcW w:type="dxa" w:w="1984"/>
+            <w:shd w:val="clear" w:fill="1F4E79"/>
+          </w:tcPr>
+          <w:p>
+            <w:pPr>
+              <w:spacing w:after="40"/>
+              <w:jc w:val="center"/>
+            </w:pPr>
+            <w:r/>
+            <w:r>
+              <w:rPr>
+                <w:b/>
+                <w:color w:val="FFFFFF"/>
+                <w:sz w:val="18"/>
+              </w:rPr>
+              <w:t>Domaine</w:t>
+            </w:r>
+          </w:p>
+        </w:tc>
+        <w:tc>
+          <w:tcPr>
+            <w:tcW w:type="dxa" w:w="7370"/>
+            <w:shd w:val="clear" w:fill="1F4E79"/>
+          </w:tcPr>
+          <w:p>
+            <w:pPr>
+              <w:spacing w:after="40"/>
+              <w:jc w:val="center"/>
+            </w:pPr>
+            <w:r/>
+            <w:r>
+              <w:rPr>
+                <w:b/>
+                <w:color w:val="FFFFFF"/>
+                <w:sz w:val="18"/>
+              </w:rPr>
+              <w:t>Mesure</w:t>
+            </w:r>
+          </w:p>
+        </w:tc>
+      </w:tr>
+      <w:tr>
+        <w:tc>
+          <w:tcPr>
+            <w:tcW w:type="dxa" w:w="1984"/>
+          </w:tcPr>
+          <w:p>
+            <w:pPr>
+              <w:spacing w:after="40"/>
+            </w:pPr>
+            <w:r/>
+            <w:r>
+              <w:rPr>
+                <w:b w:val="0"/>
+                <w:sz w:val="18"/>
+              </w:rPr>
+              <w:t>Mots de passe</w:t>
+            </w:r>
+          </w:p>
+        </w:tc>
+        <w:tc>
+          <w:tcPr>
+            <w:tcW w:type="dxa" w:w="7370"/>
+          </w:tcPr>
+          <w:p>
+            <w:pPr>
+              <w:spacing w:after="40"/>
+            </w:pPr>
+            <w:r/>
+            <w:r>
+              <w:rPr>
+                <w:b w:val="0"/>
+                <w:sz w:val="18"/>
+              </w:rPr>
+              <w:t>PBKDF2-SHA256, 240 000 itérations, sel aléatoire par compte. Politique imposée : 12 caractères au minimum, au moins trois classes de caractères, refus des mots de passe courants, des suites de caractères et de tout mot de passe contenant le nom ou l'adresse du compte.</w:t>
+            </w:r>
+          </w:p>
+        </w:tc>
+      </w:tr>
+      <w:tr>
+        <w:tc>
+          <w:tcPr>
+            <w:tcW w:type="dxa" w:w="1984"/>
+          </w:tcPr>
+          <w:p>
+            <w:pPr>
+              <w:spacing w:after="40"/>
+            </w:pPr>
+            <w:r/>
+            <w:r>
+              <w:rPr>
+                <w:b w:val="0"/>
+                <w:sz w:val="18"/>
+              </w:rPr>
+              <w:t>Sessions</w:t>
+            </w:r>
+          </w:p>
+        </w:tc>
+        <w:tc>
+          <w:tcPr>
+            <w:tcW w:type="dxa" w:w="7370"/>
+          </w:tcPr>
+          <w:p>
+            <w:pPr>
+              <w:spacing w:after="40"/>
+            </w:pPr>
+            <w:r/>
+            <w:r>
+              <w:rPr>
+                <w:b w:val="0"/>
+                <w:sz w:val="18"/>
+              </w:rPr>
+              <w:t>Jeton signé HMAC-SHA256 déposé dans un cookie HttpOnly, SameSite=Strict et Secure en production : le JavaScript ne peut pas le lire. Aucun jeton en stockage local. Chaque compte peut fermer toutes ses sessions d'un appel.</w:t>
+            </w:r>
+          </w:p>
+        </w:tc>
+      </w:tr>
+      <w:tr>
+        <w:tc>
+          <w:tcPr>
+            <w:tcW w:type="dxa" w:w="1984"/>
+          </w:tcPr>
+          <w:p>
+            <w:pPr>
+              <w:spacing w:after="40"/>
+            </w:pPr>
+            <w:r/>
+            <w:r>
+              <w:rPr>
+                <w:b w:val="0"/>
+                <w:sz w:val="18"/>
+              </w:rPr>
+              <w:t>Force brute</w:t>
+            </w:r>
+          </w:p>
+        </w:tc>
+        <w:tc>
+          <w:tcPr>
+            <w:tcW w:type="dxa" w:w="7370"/>
+          </w:tcPr>
+          <w:p>
+            <w:pPr>
+              <w:spacing w:after="40"/>
+            </w:pPr>
+            <w:r/>
+            <w:r>
+              <w:rPr>
+                <w:b w:val="0"/>
+                <w:sz w:val="18"/>
+              </w:rPr>
+              <w:t>Verrouillage progressif du compte après échecs répétés. Message d'échec unique et comparaison à durée constante même lorsque le compte n'existe pas : l'API ne permet pas d'énumérer les comptes.</w:t>
+            </w:r>
+          </w:p>
+        </w:tc>
+      </w:tr>
+      <w:tr>
+        <w:tc>
+          <w:tcPr>
+            <w:tcW w:type="dxa" w:w="1984"/>
+          </w:tcPr>
+          <w:p>
+            <w:pPr>
+              <w:spacing w:after="40"/>
+            </w:pPr>
+            <w:r/>
+            <w:r>
+              <w:rPr>
+                <w:b w:val="0"/>
+                <w:sz w:val="18"/>
+              </w:rPr>
+              <w:t>Limitation de débit</w:t>
+            </w:r>
+          </w:p>
+        </w:tc>
+        <w:tc>
+          <w:tcPr>
+            <w:tcW w:type="dxa" w:w="7370"/>
+          </w:tcPr>
+          <w:p>
+            <w:pPr>
+              <w:spacing w:after="40"/>
+            </w:pPr>
+            <w:r/>
+            <w:r>
+              <w:rPr>
+                <w:b w:val="0"/>
+                <w:sz w:val="18"/>
+              </w:rPr>
+              <w:t>Fenêtre glissante par adresse et par catégorie d'appel, avec des quotas distincts pour l'authentification, les écritures, les exports et la lecture. Plafond de taille sur le corps des requêtes.</w:t>
+            </w:r>
+          </w:p>
+        </w:tc>
+      </w:tr>
+      <w:tr>
+        <w:tc>
+          <w:tcPr>
+            <w:tcW w:type="dxa" w:w="1984"/>
+          </w:tcPr>
+          <w:p>
+            <w:pPr>
+              <w:spacing w:after="40"/>
+            </w:pPr>
+            <w:r/>
+            <w:r>
+              <w:rPr>
+                <w:b w:val="0"/>
+                <w:sz w:val="18"/>
+              </w:rPr>
+              <w:t>En-têtes</w:t>
+            </w:r>
+          </w:p>
+        </w:tc>
+        <w:tc>
+          <w:tcPr>
+            <w:tcW w:type="dxa" w:w="7370"/>
+          </w:tcPr>
+          <w:p>
+            <w:pPr>
+              <w:spacing w:after="40"/>
+            </w:pPr>
+            <w:r/>
+            <w:r>
+              <w:rPr>
+                <w:b w:val="0"/>
+                <w:sz w:val="18"/>
+              </w:rPr>
+              <w:t>Politique de sécurité du contenu, interdiction d'inclusion dans un cadre, politique de référent, HSTS en production, absence de mise en cache des réponses d'API.</w:t>
+            </w:r>
+          </w:p>
+        </w:tc>
+      </w:tr>
+      <w:tr>
+        <w:tc>
+          <w:tcPr>
+            <w:tcW w:type="dxa" w:w="1984"/>
+          </w:tcPr>
+          <w:p>
+            <w:pPr>
+              <w:spacing w:after="40"/>
+            </w:pPr>
+            <w:r/>
+            <w:r>
+              <w:rPr>
+                <w:b w:val="0"/>
+                <w:sz w:val="18"/>
+              </w:rPr>
+              <w:t>Origines</w:t>
+            </w:r>
+          </w:p>
+        </w:tc>
+        <w:tc>
+          <w:tcPr>
+            <w:tcW w:type="dxa" w:w="7370"/>
+          </w:tcPr>
+          <w:p>
+            <w:pPr>
+              <w:spacing w:after="40"/>
+            </w:pPr>
+            <w:r/>
+            <w:r>
+              <w:rPr>
+                <w:b w:val="0"/>
+                <w:sz w:val="18"/>
+              </w:rPr>
+              <w:t>Partage entre origines fermé par défaut : sans configuration explicite, aucune origine tierce n'est acceptée.</w:t>
+            </w:r>
+          </w:p>
+        </w:tc>
+      </w:tr>
+      <w:tr>
+        <w:tc>
+          <w:tcPr>
+            <w:tcW w:type="dxa" w:w="1984"/>
+          </w:tcPr>
+          <w:p>
+            <w:pPr>
+              <w:spacing w:after="40"/>
+            </w:pPr>
+            <w:r/>
+            <w:r>
+              <w:rPr>
+                <w:b w:val="0"/>
+                <w:sz w:val="18"/>
+              </w:rPr>
+              <w:t>Comptes</w:t>
+            </w:r>
+          </w:p>
+        </w:tc>
+        <w:tc>
+          <w:tcPr>
+            <w:tcW w:type="dxa" w:w="7370"/>
+          </w:tcPr>
+          <w:p>
+            <w:pPr>
+              <w:spacing w:after="40"/>
+            </w:pPr>
+            <w:r/>
+            <w:r>
+              <w:rPr>
+                <w:b w:val="0"/>
+                <w:sz w:val="18"/>
+              </w:rPr>
+              <w:t>Aucune inscription libre : les comptes sont ouverts par un administrateur. L'adresse doit être confirmée par un lien à jeton — à usage unique, avec une réponse indistincte en cas de jeton faux — avant toute connexion. Changement du mot de passe imposé au premier accès.</w:t>
+            </w:r>
+          </w:p>
+        </w:tc>
+      </w:tr>
+      <w:tr>
+        <w:tc>
+          <w:tcPr>
+            <w:tcW w:type="dxa" w:w="1984"/>
+          </w:tcPr>
+          <w:p>
+            <w:pPr>
+              <w:spacing w:after="40"/>
+            </w:pPr>
+            <w:r/>
+            <w:r>
+              <w:rPr>
+                <w:b w:val="0"/>
+                <w:sz w:val="18"/>
+              </w:rPr>
+              <w:t>Clés d'API</w:t>
+            </w:r>
+          </w:p>
+        </w:tc>
+        <w:tc>
+          <w:tcPr>
+            <w:tcW w:type="dxa" w:w="7370"/>
+          </w:tcPr>
+          <w:p>
+            <w:pPr>
+              <w:spacing w:after="40"/>
+            </w:pPr>
+            <w:r/>
+            <w:r>
+              <w:rPr>
+                <w:b w:val="0"/>
+                <w:sz w:val="18"/>
+              </w:rPr>
+              <w:t>Le flux Power BI n'utilise plus de jeton de session dans l'URL mais des clés nominatives, en lecture seule, limitées à un projet, datées, révocables et stockées hachées : leur valeur n'est affichée qu'à la création.</w:t>
+            </w:r>
+          </w:p>
+        </w:tc>
+      </w:tr>
+      <w:tr>
+        <w:tc>
+          <w:tcPr>
+            <w:tcW w:type="dxa" w:w="1984"/>
+          </w:tcPr>
+          <w:p>
+            <w:pPr>
+              <w:spacing w:after="40"/>
+            </w:pPr>
+            <w:r/>
+            <w:r>
+              <w:rPr>
+                <w:b w:val="0"/>
+                <w:sz w:val="18"/>
+              </w:rPr>
+              <w:t>Téléversements</w:t>
+            </w:r>
+          </w:p>
+        </w:tc>
+        <w:tc>
+          <w:tcPr>
+            <w:tcW w:type="dxa" w:w="7370"/>
+          </w:tcPr>
+          <w:p>
+            <w:pPr>
+              <w:spacing w:after="40"/>
+            </w:pPr>
+            <w:r/>
+            <w:r>
+              <w:rPr>
+                <w:b w:val="0"/>
+                <w:sz w:val="18"/>
+              </w:rPr>
+              <w:t>Plafond de taille, contrôle du nombre magique du fichier et non de son extension, refus des archives dont le ratio de décompression dépasse le seuil, analyse en mémoire sans écriture sur le disque.</w:t>
+            </w:r>
+          </w:p>
+        </w:tc>
+      </w:tr>
+      <w:tr>
+        <w:tc>
+          <w:tcPr>
+            <w:tcW w:type="dxa" w:w="1984"/>
+          </w:tcPr>
+          <w:p>
+            <w:pPr>
+              <w:spacing w:after="40"/>
+            </w:pPr>
+            <w:r/>
+            <w:r>
+              <w:rPr>
+                <w:b w:val="0"/>
+                <w:sz w:val="18"/>
+              </w:rPr>
+              <w:t>Erreurs</w:t>
+            </w:r>
+          </w:p>
+        </w:tc>
+        <w:tc>
+          <w:tcPr>
+            <w:tcW w:type="dxa" w:w="7370"/>
+          </w:tcPr>
+          <w:p>
+            <w:pPr>
+              <w:spacing w:after="40"/>
+            </w:pPr>
+            <w:r/>
+            <w:r>
+              <w:rPr>
+                <w:b w:val="0"/>
+                <w:sz w:val="18"/>
+              </w:rPr>
+              <w:t>Aucune trace d'exécution renvoyée au client : une erreur produit un identifiant de corrélation affiché à l'utilisateur et une entrée complète dans les journaux du serveur.</w:t>
+            </w:r>
+          </w:p>
+        </w:tc>
+      </w:tr>
+      <w:tr>
+        <w:tc>
+          <w:tcPr>
+            <w:tcW w:type="dxa" w:w="1984"/>
+          </w:tcPr>
+          <w:p>
+            <w:pPr>
+              <w:spacing w:after="40"/>
+            </w:pPr>
+            <w:r/>
+            <w:r>
+              <w:rPr>
+                <w:b w:val="0"/>
+                <w:sz w:val="18"/>
+              </w:rPr>
+              <w:t>Dépendances</w:t>
+            </w:r>
+          </w:p>
+        </w:tc>
+        <w:tc>
+          <w:tcPr>
+            <w:tcW w:type="dxa" w:w="7370"/>
+          </w:tcPr>
+          <w:p>
+            <w:pPr>
+              <w:spacing w:after="40"/>
+            </w:pPr>
+            <w:r/>
+            <w:r>
+              <w:rPr>
+                <w:b w:val="0"/>
+                <w:sz w:val="18"/>
+              </w:rPr>
+              <w:t>Dix dépendances directes, toutes épinglées à une version précise et vérifiées, aucune dépendance JavaScript. Revue trimestrielle recommandée.</w:t>
+            </w:r>
+          </w:p>
+        </w:tc>
+      </w:tr>
+    </w:tbl>
+    <w:p/>
+    <w:p>
+      <w:pPr>
+        <w:pStyle w:val="Heading2"/>
+      </w:pPr>
+      <w:r>
+        <w:rPr>
+          <w:color w:val="2E75B6"/>
+          <w:sz w:val="26"/>
+        </w:rPr>
+        <w:t>11.4 Jeu de vérification</w:t>
+      </w:r>
+    </w:p>
+    <w:p>
+      <w:pPr>
+        <w:jc w:val="both"/>
+      </w:pPr>
+      <w:r>
+        <w:rPr>
+          <w:i w:val="0"/>
+          <w:sz w:val="21"/>
+        </w:rPr>
+        <w:t>Les mesures ci-dessus sont éprouvées par un jeu de cinquante-et-un contrôles automatisés exécutés contre l'application réelle, sur une base temporaire, par la commande « python scripts/verifier_securite.py » : refus des identifiants erronés avec message indistinct, attributs du cookie de session, présence et contenu des en-têtes, refus systématique des appels anonymes, tentative d'élévation de privilège par le corps de la requête, cycle complet de confirmation d'adresse avec rejeu d'un jeton déjà consommé, cloisonnement d'un lecteur non membre, politique de mot de passe, téléversements piégés, jokers dans la recherche et fermeture effective de la session. La commande sort en erreur dès qu'un contrôle échoue : elle peut être intégrée à une chaîne d'intégration continue.</w:t>
+      </w:r>
+    </w:p>
+    <w:p>
+      <w:pPr>
+        <w:pStyle w:val="Heading2"/>
+      </w:pPr>
+      <w:r>
+        <w:rPr>
+          <w:color w:val="2E75B6"/>
+          <w:sz w:val="26"/>
+        </w:rPr>
+        <w:t>11.5 Traçabilité</w:t>
       </w:r>
     </w:p>
     <w:p>
@@ -13963,7 +15450,7 @@
           <w:color w:val="2E75B6"/>
           <w:sz w:val="26"/>
         </w:rPr>
-        <w:t>11.3 Recommandations de mise en production</w:t>
+        <w:t>11.6 Recommandations de mise en production</w:t>
       </w:r>
     </w:p>
     <w:p>
@@ -13975,7 +15462,7 @@
         <w:rPr>
           <w:sz w:val="20"/>
         </w:rPr>
-        <w:t>Modifier impérativement le mot de passe administrateur et la clé de signature des jetons avant toute mise en service.</w:t>
+        <w:t>Renseigner la clé de signature des jetons et le mot de passe administrateur avant l'ouverture du service ; le blueprint de déploiement engendre la première automatiquement.</w:t>
       </w:r>
     </w:p>
     <w:p>
@@ -13987,7 +15474,7 @@
         <w:rPr>
           <w:sz w:val="20"/>
         </w:rPr>
-        <w:t>Restreindre les origines autorisées au seul domaine de l'application, plutôt que de conserver la valeur permissive par défaut.</w:t>
+        <w:t>Restreindre les origines autorisées au seul domaine de l'application si des appels entre domaines sont nécessaires ; sans configuration, aucune origine tierce n'est acceptée.</w:t>
       </w:r>
     </w:p>
     <w:p>
@@ -13999,7 +15486,7 @@
         <w:rPr>
           <w:sz w:val="20"/>
         </w:rPr>
-        <w:t>Ne pas diffuser les liens Power BI : ils incorporent un jeton portant les droits de l'utilisateur qui les a générés.</w:t>
+        <w:t>Révoquer les clés d'API dès qu'un utilisateur quitte le projet : elles survivent à la fermeture de sa session.</w:t>
       </w:r>
     </w:p>
     <w:p>
@@ -14069,6 +15556,245 @@
     </w:p>
     <w:p>
       <w:pPr>
+        <w:pStyle w:val="Heading2"/>
+      </w:pPr>
+      <w:r>
+        <w:rPr>
+          <w:color w:val="2E75B6"/>
+          <w:sz w:val="26"/>
+        </w:rPr>
+        <w:t>12.1 Les deux projets d'exemple</w:t>
+      </w:r>
+    </w:p>
+    <w:p>
+      <w:pPr>
+        <w:jc w:val="both"/>
+      </w:pPr>
+      <w:r>
+        <w:rPr>
+          <w:i w:val="0"/>
+          <w:sz w:val="21"/>
+        </w:rPr>
+        <w:t>Une instance neuve est livrée avec deux projets complets, destinés à servir de cas pratiques. Ils permettent de parcourir chaque écran avec des données cohérentes avant de saisir son propre projet, et de comparer ce que l'on a renseigné à ce qu'un dispositif complet contient.</w:t>
+      </w:r>
+    </w:p>
+    <w:tbl>
+      <w:tblPr>
+        <w:tblStyle w:val="TableGrid"/>
+        <w:tblW w:type="auto" w:w="0"/>
+        <w:jc w:val="center"/>
+        <w:tblLook w:firstColumn="1" w:firstRow="1" w:lastColumn="0" w:lastRow="0" w:noHBand="0" w:noVBand="1" w:val="04A0"/>
+      </w:tblPr>
+      <w:tblGrid>
+        <w:gridCol w:w="3249"/>
+        <w:gridCol w:w="3249"/>
+        <w:gridCol w:w="3249"/>
+      </w:tblGrid>
+      <w:tr>
+        <w:tc>
+          <w:tcPr>
+            <w:tcW w:type="dxa" w:w="2835"/>
+            <w:shd w:val="clear" w:fill="1F4E79"/>
+          </w:tcPr>
+          <w:p>
+            <w:pPr>
+              <w:spacing w:after="40"/>
+              <w:jc w:val="center"/>
+            </w:pPr>
+            <w:r/>
+            <w:r>
+              <w:rPr>
+                <w:b/>
+                <w:color w:val="FFFFFF"/>
+                <w:sz w:val="18"/>
+              </w:rPr>
+              <w:t>Projet</w:t>
+            </w:r>
+          </w:p>
+        </w:tc>
+        <w:tc>
+          <w:tcPr>
+            <w:tcW w:type="dxa" w:w="1701"/>
+            <w:shd w:val="clear" w:fill="1F4E79"/>
+          </w:tcPr>
+          <w:p>
+            <w:pPr>
+              <w:spacing w:after="40"/>
+              <w:jc w:val="center"/>
+            </w:pPr>
+            <w:r/>
+            <w:r>
+              <w:rPr>
+                <w:b/>
+                <w:color w:val="FFFFFF"/>
+                <w:sz w:val="18"/>
+              </w:rPr>
+              <w:t>Secteur</w:t>
+            </w:r>
+          </w:p>
+        </w:tc>
+        <w:tc>
+          <w:tcPr>
+            <w:tcW w:type="dxa" w:w="4819"/>
+            <w:shd w:val="clear" w:fill="1F4E79"/>
+          </w:tcPr>
+          <w:p>
+            <w:pPr>
+              <w:spacing w:after="40"/>
+              <w:jc w:val="center"/>
+            </w:pPr>
+            <w:r/>
+            <w:r>
+              <w:rPr>
+                <w:b/>
+                <w:color w:val="FFFFFF"/>
+                <w:sz w:val="18"/>
+              </w:rPr>
+              <w:t>Contenu renseigné</w:t>
+            </w:r>
+          </w:p>
+        </w:tc>
+      </w:tr>
+      <w:tr>
+        <w:tc>
+          <w:tcPr>
+            <w:tcW w:type="dxa" w:w="2835"/>
+          </w:tcPr>
+          <w:p>
+            <w:pPr>
+              <w:spacing w:after="40"/>
+            </w:pPr>
+            <w:r/>
+            <w:r>
+              <w:rPr>
+                <w:b/>
+                <w:sz w:val="18"/>
+              </w:rPr>
+              <w:t>PADRA-2025 — Programme d'appui au développement rural et à l'agriculture</w:t>
+            </w:r>
+          </w:p>
+        </w:tc>
+        <w:tc>
+          <w:tcPr>
+            <w:tcW w:type="dxa" w:w="1701"/>
+          </w:tcPr>
+          <w:p>
+            <w:pPr>
+              <w:spacing w:after="40"/>
+            </w:pPr>
+            <w:r/>
+            <w:r>
+              <w:rPr>
+                <w:b w:val="0"/>
+                <w:sz w:val="18"/>
+              </w:rPr>
+              <w:t>Agriculture, sécurité alimentaire</w:t>
+            </w:r>
+          </w:p>
+        </w:tc>
+        <w:tc>
+          <w:tcPr>
+            <w:tcW w:type="dxa" w:w="4819"/>
+          </w:tcPr>
+          <w:p>
+            <w:pPr>
+              <w:spacing w:after="40"/>
+            </w:pPr>
+            <w:r/>
+            <w:r>
+              <w:rPr>
+                <w:b w:val="0"/>
+                <w:sz w:val="18"/>
+              </w:rPr>
+              <w:t>Cadre logique complet, zones d'intervention, indicateurs désagrégés, activités ordonnancées avec antécédences, budget, risques, hypothèses, parties prenantes et matrice RACI, instruments de collecte</w:t>
+            </w:r>
+          </w:p>
+        </w:tc>
+      </w:tr>
+      <w:tr>
+        <w:tc>
+          <w:tcPr>
+            <w:tcW w:type="dxa" w:w="2835"/>
+          </w:tcPr>
+          <w:p>
+            <w:pPr>
+              <w:spacing w:after="40"/>
+            </w:pPr>
+            <w:r/>
+            <w:r>
+              <w:rPr>
+                <w:b/>
+                <w:sz w:val="18"/>
+              </w:rPr>
+              <w:t>PASSE-2026 — Programme de santé scolaire et de scolarisation des filles</w:t>
+            </w:r>
+          </w:p>
+        </w:tc>
+        <w:tc>
+          <w:tcPr>
+            <w:tcW w:type="dxa" w:w="1701"/>
+          </w:tcPr>
+          <w:p>
+            <w:pPr>
+              <w:spacing w:after="40"/>
+            </w:pPr>
+            <w:r/>
+            <w:r>
+              <w:rPr>
+                <w:b w:val="0"/>
+                <w:sz w:val="18"/>
+              </w:rPr>
+              <w:t>Éducation, santé</w:t>
+            </w:r>
+          </w:p>
+        </w:tc>
+        <w:tc>
+          <w:tcPr>
+            <w:tcW w:type="dxa" w:w="4819"/>
+          </w:tcPr>
+          <w:p>
+            <w:pPr>
+              <w:spacing w:after="40"/>
+            </w:pPr>
+            <w:r/>
+            <w:r>
+              <w:rPr>
+                <w:b w:val="0"/>
+                <w:sz w:val="18"/>
+              </w:rPr>
+              <w:t>Huit zones, trois effets et cinq produits, cinq groupes de bénéficiaires, six partenaires, dix-sept indicateurs dont trois de processus, trente-sept cibles et cent une réalisations réparties par zone et par sexe, treize activités enchaînées, quatorze lignes budgétaires, sept risques, six hypothèses, treize parties prenantes et soixante-quinze affectations RACI, deux évaluations CAD assorties de quatre recommandations, deux études d'impact — un essai randomisé par grappes et une combinaison doubles différences et appariement —, deux questionnaires</w:t>
+            </w:r>
+          </w:p>
+        </w:tc>
+      </w:tr>
+    </w:tbl>
+    <w:p/>
+    <w:p>
+      <w:pPr>
+        <w:jc w:val="both"/>
+      </w:pPr>
+      <w:r>
+        <w:rPr>
+          <w:i w:val="0"/>
+          <w:sz w:val="21"/>
+        </w:rPr>
+        <w:t>Le second projet renseigne l'ensemble des rubriques de la plateforme, y compris celles que les dispositifs réels laissent le plus souvent vides. La variable SEPIA_SEED_DEMO fixée à 0 permet de démarrer sur une instance vierge.</w:t>
+      </w:r>
+    </w:p>
+    <w:p>
+      <w:pPr>
+        <w:pStyle w:val="Heading2"/>
+      </w:pPr>
+      <w:r>
+        <w:rPr>
+          <w:color w:val="2E75B6"/>
+          <w:sz w:val="26"/>
+        </w:rPr>
+        <w:t>12.2 Séquence de mise en œuvre</w:t>
+      </w:r>
+    </w:p>
+    <w:p>
+      <w:pPr>
         <w:pStyle w:val="Heading3"/>
       </w:pPr>
       <w:r>
@@ -14388,7 +16114,55 @@
           <w:color w:val="2E75B6"/>
           <w:sz w:val="22"/>
         </w:rPr>
-        <w:t>Étape 14 — Produire les rapports et livrables</w:t>
+        <w:t>Étape 14 — Évaluer</w:t>
+      </w:r>
+    </w:p>
+    <w:p>
+      <w:pPr>
+        <w:jc w:val="both"/>
+      </w:pPr>
+      <w:r>
+        <w:rPr>
+          <w:i w:val="0"/>
+          <w:sz w:val="20"/>
+        </w:rPr>
+        <w:t>Ouvrir un exercice évaluatif dans la vue Évaluation CAD-OCDE, noter chacun des six critères en justifiant la note au regard des points d'examen, puis enregistrer les recommandations avec leur criticité, la réponse du management, un responsable et une échéance. Le suivi de leur mise en œuvre se fait ensuite depuis la même vue : une recommandation échue et non soldée y est signalée.</w:t>
+      </w:r>
+    </w:p>
+    <w:p>
+      <w:pPr>
+        <w:pStyle w:val="Heading3"/>
+      </w:pPr>
+      <w:r>
+        <w:rPr>
+          <w:color w:val="2E75B6"/>
+          <w:sz w:val="22"/>
+        </w:rPr>
+        <w:t>Étape 15 — Mesurer l'impact</w:t>
+      </w:r>
+    </w:p>
+    <w:p>
+      <w:pPr>
+        <w:jc w:val="both"/>
+      </w:pPr>
+      <w:r>
+        <w:rPr>
+          <w:i w:val="0"/>
+          <w:sz w:val="20"/>
+        </w:rPr>
+        <w:t>Concevoir l'étude dans la vue Évaluation d'impact avant le démarrage des activités : choisir la méthode et expliciter son hypothèse d'identification, définir la règle d'affectation, puis dimensionner l'échantillon à l'aide du calculateur — en renseignant l'écart-type de l'indicateur de résultat et, en cas de randomisation par grappes, la taille des grappes et la corrélation intra-grappe. Une étude dimensionnée après coup ne peut plus l'être : l'affectation a déjà eu lieu.</w:t>
+      </w:r>
+    </w:p>
+    <w:p>
+      <w:pPr>
+        <w:pStyle w:val="Heading3"/>
+      </w:pPr>
+      <w:r>
+        <w:rPr>
+          <w:color w:val="2E75B6"/>
+          <w:sz w:val="22"/>
+        </w:rPr>
+        <w:t>Étape 16 — Produire les rapports et livrables</w:t>
       </w:r>
     </w:p>
     <w:p>
@@ -15004,7 +16778,7 @@
                 <w:b/>
                 <w:sz w:val="19"/>
               </w:rPr>
-              <w:t>SEPIA_SECRET_KEY</w:t>
+              <w:t>SEPIA_ENV</w:t>
             </w:r>
           </w:p>
         </w:tc>
@@ -15022,7 +16796,7 @@
                 <w:b w:val="0"/>
                 <w:sz w:val="19"/>
               </w:rPr>
-              <w:t>Clé de signature des jetons</w:t>
+              <w:t>« production » active les garde-fous bloquants : cookie Secure, HSTS, erreurs non détaillées</w:t>
             </w:r>
           </w:p>
         </w:tc>
@@ -15040,7 +16814,7 @@
                 <w:b w:val="0"/>
                 <w:sz w:val="19"/>
               </w:rPr>
-              <w:t>valeur de développement</w:t>
+              <w:t>production si DATABASE_URL est définie</w:t>
             </w:r>
           </w:p>
         </w:tc>
@@ -15060,7 +16834,7 @@
                 <w:b/>
                 <w:sz w:val="19"/>
               </w:rPr>
-              <w:t>SEPIA_ADMIN_EMAIL</w:t>
+              <w:t>SEPIA_SECRET_KEY</w:t>
             </w:r>
           </w:p>
         </w:tc>
@@ -15078,7 +16852,7 @@
                 <w:b w:val="0"/>
                 <w:sz w:val="19"/>
               </w:rPr>
-              <w:t>Compte administrateur initial</w:t>
+              <w:t>Clé de signature des jetons</w:t>
             </w:r>
           </w:p>
         </w:tc>
@@ -15096,7 +16870,7 @@
                 <w:b w:val="0"/>
                 <w:sz w:val="19"/>
               </w:rPr>
-              <w:t>admin@sepia.org</w:t>
+              <w:t>obligatoire en production : le démarrage est refusé sans elle</w:t>
             </w:r>
           </w:p>
         </w:tc>
@@ -15116,7 +16890,7 @@
                 <w:b/>
                 <w:sz w:val="19"/>
               </w:rPr>
-              <w:t>SEPIA_ADMIN_PASSWORD</w:t>
+              <w:t>SEPIA_ADMIN_EMAIL</w:t>
             </w:r>
           </w:p>
         </w:tc>
@@ -15134,7 +16908,7 @@
                 <w:b w:val="0"/>
                 <w:sz w:val="19"/>
               </w:rPr>
-              <w:t>Mot de passe initial</w:t>
+              <w:t>Compte administrateur initial</w:t>
             </w:r>
           </w:p>
         </w:tc>
@@ -15152,7 +16926,7 @@
                 <w:b w:val="0"/>
                 <w:sz w:val="19"/>
               </w:rPr>
-              <w:t>sepia2024</w:t>
+              <w:t>admin@sepia.org</w:t>
             </w:r>
           </w:p>
         </w:tc>
@@ -15172,7 +16946,7 @@
                 <w:b/>
                 <w:sz w:val="19"/>
               </w:rPr>
-              <w:t>SEPIA_TOKEN_TTL</w:t>
+              <w:t>SEPIA_ADMIN_PASSWORD</w:t>
             </w:r>
           </w:p>
         </w:tc>
@@ -15190,7 +16964,7 @@
                 <w:b w:val="0"/>
                 <w:sz w:val="19"/>
               </w:rPr>
-              <w:t>Durée de validité des jetons, en secondes</w:t>
+              <w:t>Mot de passe initial</w:t>
             </w:r>
           </w:p>
         </w:tc>
@@ -15208,7 +16982,7 @@
                 <w:b w:val="0"/>
                 <w:sz w:val="19"/>
               </w:rPr>
-              <w:t>43200</w:t>
+              <w:t>aucun : engendré aléatoirement et journalisé une seule fois</w:t>
             </w:r>
           </w:p>
         </w:tc>
@@ -15228,7 +17002,7 @@
                 <w:b/>
                 <w:sz w:val="19"/>
               </w:rPr>
-              <w:t>SEPIA_SEED_DEMO</w:t>
+              <w:t>SEPIA_TOKEN_TTL</w:t>
             </w:r>
           </w:p>
         </w:tc>
@@ -15246,7 +17020,7 @@
                 <w:b w:val="0"/>
                 <w:sz w:val="19"/>
               </w:rPr>
-              <w:t>Chargement du projet de démonstration</w:t>
+              <w:t>Durée de validité des jetons, en secondes</w:t>
             </w:r>
           </w:p>
         </w:tc>
@@ -15264,7 +17038,7 @@
                 <w:b w:val="0"/>
                 <w:sz w:val="19"/>
               </w:rPr>
-              <w:t>1</w:t>
+              <w:t>43200</w:t>
             </w:r>
           </w:p>
         </w:tc>
@@ -15284,6 +17058,62 @@
                 <w:b/>
                 <w:sz w:val="19"/>
               </w:rPr>
+              <w:t>SEPIA_SEED_DEMO</w:t>
+            </w:r>
+          </w:p>
+        </w:tc>
+        <w:tc>
+          <w:tcPr>
+            <w:tcW w:type="dxa" w:w="4252"/>
+          </w:tcPr>
+          <w:p>
+            <w:pPr>
+              <w:spacing w:after="40"/>
+            </w:pPr>
+            <w:r/>
+            <w:r>
+              <w:rPr>
+                <w:b w:val="0"/>
+                <w:sz w:val="19"/>
+              </w:rPr>
+              <w:t>Chargement des projets d'exemple</w:t>
+            </w:r>
+          </w:p>
+        </w:tc>
+        <w:tc>
+          <w:tcPr>
+            <w:tcW w:type="dxa" w:w="2268"/>
+          </w:tcPr>
+          <w:p>
+            <w:pPr>
+              <w:spacing w:after="40"/>
+            </w:pPr>
+            <w:r/>
+            <w:r>
+              <w:rPr>
+                <w:b w:val="0"/>
+                <w:sz w:val="19"/>
+              </w:rPr>
+              <w:t>1</w:t>
+            </w:r>
+          </w:p>
+        </w:tc>
+      </w:tr>
+      <w:tr>
+        <w:tc>
+          <w:tcPr>
+            <w:tcW w:type="dxa" w:w="2835"/>
+          </w:tcPr>
+          <w:p>
+            <w:pPr>
+              <w:spacing w:after="40"/>
+            </w:pPr>
+            <w:r/>
+            <w:r>
+              <w:rPr>
+                <w:b/>
+                <w:sz w:val="19"/>
+              </w:rPr>
               <w:t>SEPIA_CORS_ORIGINS</w:t>
             </w:r>
           </w:p>
@@ -15302,7 +17132,7 @@
                 <w:b w:val="0"/>
                 <w:sz w:val="19"/>
               </w:rPr>
-              <w:t>Origines autorisées</w:t>
+              <w:t>Origines autorisées pour les appels entre domaines</w:t>
             </w:r>
           </w:p>
         </w:tc>
@@ -15320,7 +17150,7 @@
                 <w:b w:val="0"/>
                 <w:sz w:val="19"/>
               </w:rPr>
-              <w:t>*</w:t>
+              <w:t>vide : aucune origine tierce</w:t>
             </w:r>
           </w:p>
         </w:tc>
@@ -17957,6 +19787,386 @@
                 <w:b w:val="0"/>
                 <w:sz w:val="18"/>
               </w:rPr>
+              <w:t>CAD</w:t>
+            </w:r>
+          </w:p>
+        </w:tc>
+        <w:tc>
+          <w:tcPr>
+            <w:tcW w:type="dxa" w:w="7087"/>
+          </w:tcPr>
+          <w:p>
+            <w:pPr>
+              <w:spacing w:after="40"/>
+            </w:pPr>
+            <w:r/>
+            <w:r>
+              <w:rPr>
+                <w:b w:val="0"/>
+                <w:sz w:val="18"/>
+              </w:rPr>
+              <w:t>Comité d'aide au développement de l'OCDE, dont les six critères — pertinence, cohérence, efficacité, efficience, impact, durabilité — constituent le cadre de référence de l'évaluation</w:t>
+            </w:r>
+          </w:p>
+        </w:tc>
+      </w:tr>
+      <w:tr>
+        <w:tc>
+          <w:tcPr>
+            <w:tcW w:type="dxa" w:w="2268"/>
+          </w:tcPr>
+          <w:p>
+            <w:pPr>
+              <w:spacing w:after="40"/>
+            </w:pPr>
+            <w:r/>
+            <w:r>
+              <w:rPr>
+                <w:b w:val="0"/>
+                <w:sz w:val="18"/>
+              </w:rPr>
+              <w:t>Contrefactuel</w:t>
+            </w:r>
+          </w:p>
+        </w:tc>
+        <w:tc>
+          <w:tcPr>
+            <w:tcW w:type="dxa" w:w="7087"/>
+          </w:tcPr>
+          <w:p>
+            <w:pPr>
+              <w:spacing w:after="40"/>
+            </w:pPr>
+            <w:r/>
+            <w:r>
+              <w:rPr>
+                <w:b w:val="0"/>
+                <w:sz w:val="18"/>
+              </w:rPr>
+              <w:t>Ce qui serait advenu en l'absence du projet. Il n'est jamais observable : toute évaluation d'impact consiste à l'estimer</w:t>
+            </w:r>
+          </w:p>
+        </w:tc>
+      </w:tr>
+      <w:tr>
+        <w:tc>
+          <w:tcPr>
+            <w:tcW w:type="dxa" w:w="2268"/>
+          </w:tcPr>
+          <w:p>
+            <w:pPr>
+              <w:spacing w:after="40"/>
+            </w:pPr>
+            <w:r/>
+            <w:r>
+              <w:rPr>
+                <w:b w:val="0"/>
+                <w:sz w:val="18"/>
+              </w:rPr>
+              <w:t>Groupe de comparaison</w:t>
+            </w:r>
+          </w:p>
+        </w:tc>
+        <w:tc>
+          <w:tcPr>
+            <w:tcW w:type="dxa" w:w="7087"/>
+          </w:tcPr>
+          <w:p>
+            <w:pPr>
+              <w:spacing w:after="40"/>
+            </w:pPr>
+            <w:r/>
+            <w:r>
+              <w:rPr>
+                <w:b w:val="0"/>
+                <w:sz w:val="18"/>
+              </w:rPr>
+              <w:t>Population non exposée au projet, servant à estimer le contrefactuel</w:t>
+            </w:r>
+          </w:p>
+        </w:tc>
+      </w:tr>
+      <w:tr>
+        <w:tc>
+          <w:tcPr>
+            <w:tcW w:type="dxa" w:w="2268"/>
+          </w:tcPr>
+          <w:p>
+            <w:pPr>
+              <w:spacing w:after="40"/>
+            </w:pPr>
+            <w:r/>
+            <w:r>
+              <w:rPr>
+                <w:b w:val="0"/>
+                <w:sz w:val="18"/>
+              </w:rPr>
+              <w:t>Essai randomisé contrôlé</w:t>
+            </w:r>
+          </w:p>
+        </w:tc>
+        <w:tc>
+          <w:tcPr>
+            <w:tcW w:type="dxa" w:w="7087"/>
+          </w:tcPr>
+          <w:p>
+            <w:pPr>
+              <w:spacing w:after="40"/>
+            </w:pPr>
+            <w:r/>
+            <w:r>
+              <w:rPr>
+                <w:b w:val="0"/>
+                <w:sz w:val="18"/>
+              </w:rPr>
+              <w:t>Étude où l'affectation au traitement est tirée au sort, ce qui rend les groupes comparables en espérance sur toutes les caractéristiques</w:t>
+            </w:r>
+          </w:p>
+        </w:tc>
+      </w:tr>
+      <w:tr>
+        <w:tc>
+          <w:tcPr>
+            <w:tcW w:type="dxa" w:w="2268"/>
+          </w:tcPr>
+          <w:p>
+            <w:pPr>
+              <w:spacing w:after="40"/>
+            </w:pPr>
+            <w:r/>
+            <w:r>
+              <w:rPr>
+                <w:b w:val="0"/>
+                <w:sz w:val="18"/>
+              </w:rPr>
+              <w:t>Doubles différences</w:t>
+            </w:r>
+          </w:p>
+        </w:tc>
+        <w:tc>
+          <w:tcPr>
+            <w:tcW w:type="dxa" w:w="7087"/>
+          </w:tcPr>
+          <w:p>
+            <w:pPr>
+              <w:spacing w:after="40"/>
+            </w:pPr>
+            <w:r/>
+            <w:r>
+              <w:rPr>
+                <w:b w:val="0"/>
+                <w:sz w:val="18"/>
+              </w:rPr>
+              <w:t>Comparaison de l'évolution du groupe traité et de celle du groupe de comparaison, ce qui neutralise les différences de niveau initial constantes dans le temps</w:t>
+            </w:r>
+          </w:p>
+        </w:tc>
+      </w:tr>
+      <w:tr>
+        <w:tc>
+          <w:tcPr>
+            <w:tcW w:type="dxa" w:w="2268"/>
+          </w:tcPr>
+          <w:p>
+            <w:pPr>
+              <w:spacing w:after="40"/>
+            </w:pPr>
+            <w:r/>
+            <w:r>
+              <w:rPr>
+                <w:b w:val="0"/>
+                <w:sz w:val="18"/>
+              </w:rPr>
+              <w:t>Score de propension</w:t>
+            </w:r>
+          </w:p>
+        </w:tc>
+        <w:tc>
+          <w:tcPr>
+            <w:tcW w:type="dxa" w:w="7087"/>
+          </w:tcPr>
+          <w:p>
+            <w:pPr>
+              <w:spacing w:after="40"/>
+            </w:pPr>
+            <w:r/>
+            <w:r>
+              <w:rPr>
+                <w:b w:val="0"/>
+                <w:sz w:val="18"/>
+              </w:rPr>
+              <w:t>Probabilité estimée d'être traité compte tenu des caractéristiques observées ; l'appariement sur ce score constitue un groupe de comparaison plausible</w:t>
+            </w:r>
+          </w:p>
+        </w:tc>
+      </w:tr>
+      <w:tr>
+        <w:tc>
+          <w:tcPr>
+            <w:tcW w:type="dxa" w:w="2268"/>
+          </w:tcPr>
+          <w:p>
+            <w:pPr>
+              <w:spacing w:after="40"/>
+            </w:pPr>
+            <w:r/>
+            <w:r>
+              <w:rPr>
+                <w:b w:val="0"/>
+                <w:sz w:val="18"/>
+              </w:rPr>
+              <w:t>Hypothèse d'identification</w:t>
+            </w:r>
+          </w:p>
+        </w:tc>
+        <w:tc>
+          <w:tcPr>
+            <w:tcW w:type="dxa" w:w="7087"/>
+          </w:tcPr>
+          <w:p>
+            <w:pPr>
+              <w:spacing w:after="40"/>
+            </w:pPr>
+            <w:r/>
+            <w:r>
+              <w:rPr>
+                <w:b w:val="0"/>
+                <w:sz w:val="18"/>
+              </w:rPr>
+              <w:t>Condition sous laquelle l'écart mesuré s'interprète comme un effet causal. Elle doit être énoncée et discutée : c'est elle qui fonde la validité de l'étude</w:t>
+            </w:r>
+          </w:p>
+        </w:tc>
+      </w:tr>
+      <w:tr>
+        <w:tc>
+          <w:tcPr>
+            <w:tcW w:type="dxa" w:w="2268"/>
+          </w:tcPr>
+          <w:p>
+            <w:pPr>
+              <w:spacing w:after="40"/>
+            </w:pPr>
+            <w:r/>
+            <w:r>
+              <w:rPr>
+                <w:b w:val="0"/>
+                <w:sz w:val="18"/>
+              </w:rPr>
+              <w:t>Puissance statistique</w:t>
+            </w:r>
+          </w:p>
+        </w:tc>
+        <w:tc>
+          <w:tcPr>
+            <w:tcW w:type="dxa" w:w="7087"/>
+          </w:tcPr>
+          <w:p>
+            <w:pPr>
+              <w:spacing w:after="40"/>
+            </w:pPr>
+            <w:r/>
+            <w:r>
+              <w:rPr>
+                <w:b w:val="0"/>
+                <w:sz w:val="18"/>
+              </w:rPr>
+              <w:t>Probabilité de détecter un effet lorsqu'il existe réellement. Une étude sous-dimensionnée conclut à l'absence d'effet faute d'observations, non faute d'effet</w:t>
+            </w:r>
+          </w:p>
+        </w:tc>
+      </w:tr>
+      <w:tr>
+        <w:tc>
+          <w:tcPr>
+            <w:tcW w:type="dxa" w:w="2268"/>
+          </w:tcPr>
+          <w:p>
+            <w:pPr>
+              <w:spacing w:after="40"/>
+            </w:pPr>
+            <w:r/>
+            <w:r>
+              <w:rPr>
+                <w:b w:val="0"/>
+                <w:sz w:val="18"/>
+              </w:rPr>
+              <w:t>Effet de plan</w:t>
+            </w:r>
+          </w:p>
+        </w:tc>
+        <w:tc>
+          <w:tcPr>
+            <w:tcW w:type="dxa" w:w="7087"/>
+          </w:tcPr>
+          <w:p>
+            <w:pPr>
+              <w:spacing w:after="40"/>
+            </w:pPr>
+            <w:r/>
+            <w:r>
+              <w:rPr>
+                <w:b w:val="0"/>
+                <w:sz w:val="18"/>
+              </w:rPr>
+              <w:t>Facteur multipliant la taille d'échantillon requise lorsque l'affectation porte sur des grappes plutôt que sur des individus, égal à 1 + (m − 1) × ρ</w:t>
+            </w:r>
+          </w:p>
+        </w:tc>
+      </w:tr>
+      <w:tr>
+        <w:tc>
+          <w:tcPr>
+            <w:tcW w:type="dxa" w:w="2268"/>
+          </w:tcPr>
+          <w:p>
+            <w:pPr>
+              <w:spacing w:after="40"/>
+            </w:pPr>
+            <w:r/>
+            <w:r>
+              <w:rPr>
+                <w:b w:val="0"/>
+                <w:sz w:val="18"/>
+              </w:rPr>
+              <w:t>Corrélation intra-grappe</w:t>
+            </w:r>
+          </w:p>
+        </w:tc>
+        <w:tc>
+          <w:tcPr>
+            <w:tcW w:type="dxa" w:w="7087"/>
+          </w:tcPr>
+          <w:p>
+            <w:pPr>
+              <w:spacing w:after="40"/>
+            </w:pPr>
+            <w:r/>
+            <w:r>
+              <w:rPr>
+                <w:b w:val="0"/>
+                <w:sz w:val="18"/>
+              </w:rPr>
+              <w:t>Part de la variance de l'indicateur attribuable aux différences entre grappes ; plus elle est élevée, plus l'échantillon requis augmente</w:t>
+            </w:r>
+          </w:p>
+        </w:tc>
+      </w:tr>
+      <w:tr>
+        <w:tc>
+          <w:tcPr>
+            <w:tcW w:type="dxa" w:w="2268"/>
+          </w:tcPr>
+          <w:p>
+            <w:pPr>
+              <w:spacing w:after="40"/>
+            </w:pPr>
+            <w:r/>
+            <w:r>
+              <w:rPr>
+                <w:b w:val="0"/>
+                <w:sz w:val="18"/>
+              </w:rPr>
               <w:t>SMART</w:t>
             </w:r>
           </w:p>
@@ -18194,7 +20404,7 @@
           <w:color w:val="1F2933"/>
           <w:sz w:val="17"/>
         </w:rPr>
-        <w:t>│   ├── models.py                Quinze entités du modèle de données</w:t>
+        <w:t>│   ├── models.py                Vingt-quatre entités du modèle de données</w:t>
       </w:r>
     </w:p>
     <w:p>
@@ -18208,7 +20418,7 @@
           <w:color w:val="1F2933"/>
           <w:sz w:val="17"/>
         </w:rPr>
-        <w:t>│   ├── security.py              Authentification et contrôle d'accès</w:t>
+        <w:t>│   ├── security.py              Mots de passe, sessions, clés d'API</w:t>
       </w:r>
     </w:p>
     <w:p>
@@ -18222,7 +20432,7 @@
           <w:color w:val="1F2933"/>
           <w:sz w:val="17"/>
         </w:rPr>
-        <w:t>│   ├── crud.py                  Fabrique de routeurs CRUD</w:t>
+        <w:t>│   ├── middleware.py            En-têtes, limitation de débit, erreurs</w:t>
       </w:r>
     </w:p>
     <w:p>
@@ -18236,7 +20446,35 @@
           <w:color w:val="1F2933"/>
           <w:sz w:val="17"/>
         </w:rPr>
-        <w:t>│   ├── seed.py                  Projet de démonstration</w:t>
+        <w:t>│   ├── crud.py                  Fabrique de routeurs CRUD et contrôle d'accès</w:t>
+      </w:r>
+    </w:p>
+    <w:p>
+      <w:pPr>
+        <w:spacing w:after="0"/>
+        <w:ind w:left="340"/>
+      </w:pPr>
+      <w:r>
+        <w:rPr>
+          <w:rFonts w:ascii="Consolas" w:hAnsi="Consolas"/>
+          <w:color w:val="1F2933"/>
+          <w:sz w:val="17"/>
+        </w:rPr>
+        <w:t>│   ├── seed.py                  Compte initial et projets d'exemple</w:t>
+      </w:r>
+    </w:p>
+    <w:p>
+      <w:pPr>
+        <w:spacing w:after="0"/>
+        <w:ind w:left="340"/>
+      </w:pPr>
+      <w:r>
+        <w:rPr>
+          <w:rFonts w:ascii="Consolas" w:hAnsi="Consolas"/>
+          <w:color w:val="1F2933"/>
+          <w:sz w:val="17"/>
+        </w:rPr>
+        <w:t>│   ├── seed_sante.py            Second projet d'exemple, intégralement renseigné</w:t>
       </w:r>
     </w:p>
     <w:p>
@@ -18306,6 +20544,20 @@
           <w:color w:val="1F2933"/>
           <w:sz w:val="17"/>
         </w:rPr>
+        <w:t>│   │   ├── evaluations.py       Bénéficiaires, partenaires, CAD, impact</w:t>
+      </w:r>
+    </w:p>
+    <w:p>
+      <w:pPr>
+        <w:spacing w:after="0"/>
+        <w:ind w:left="340"/>
+      </w:pPr>
+      <w:r>
+        <w:rPr>
+          <w:rFonts w:ascii="Consolas" w:hAnsi="Consolas"/>
+          <w:color w:val="1F2933"/>
+          <w:sz w:val="17"/>
+        </w:rPr>
         <w:t>│   │   ├── imports.py           Imports Excel, Word, XLSForm, Kobo</w:t>
       </w:r>
     </w:p>
@@ -18390,6 +20642,20 @@
           <w:color w:val="1F2933"/>
           <w:sz w:val="17"/>
         </w:rPr>
+        <w:t>│       ├── evaluation.py        Notation CAD, bénéficiaires, partenaires, impact</w:t>
+      </w:r>
+    </w:p>
+    <w:p>
+      <w:pPr>
+        <w:spacing w:after="0"/>
+        <w:ind w:left="340"/>
+      </w:pPr>
+      <w:r>
+        <w:rPr>
+          <w:rFonts w:ascii="Consolas" w:hAnsi="Consolas"/>
+          <w:color w:val="1F2933"/>
+          <w:sz w:val="17"/>
+        </w:rPr>
         <w:t>│       ├── portability.py       Export et import JSON (projet, portefeuille)</w:t>
       </w:r>
     </w:p>
@@ -18432,6 +20698,20 @@
           <w:color w:val="1F2933"/>
           <w:sz w:val="17"/>
         </w:rPr>
+        <w:t>│       ├── evaluation_export.py Livrables des modules d'évaluation</w:t>
+      </w:r>
+    </w:p>
+    <w:p>
+      <w:pPr>
+        <w:spacing w:after="0"/>
+        <w:ind w:left="340"/>
+      </w:pPr>
+      <w:r>
+        <w:rPr>
+          <w:rFonts w:ascii="Consolas" w:hAnsi="Consolas"/>
+          <w:color w:val="1F2933"/>
+          <w:sz w:val="17"/>
+        </w:rPr>
         <w:t>│       ├── xlsform.py           Générateur XLSForm</w:t>
       </w:r>
     </w:p>
@@ -18544,7 +20824,21 @@
           <w:color w:val="1F2933"/>
           <w:sz w:val="17"/>
         </w:rPr>
-        <w:t>│       ├── views.js             Quatorze vues fonctionnelles</w:t>
+        <w:t>│       ├── views.js             Vues de planification, de suivi et d'analyse</w:t>
+      </w:r>
+    </w:p>
+    <w:p>
+      <w:pPr>
+        <w:spacing w:after="0"/>
+        <w:ind w:left="340"/>
+      </w:pPr>
+      <w:r>
+        <w:rPr>
+          <w:rFonts w:ascii="Consolas" w:hAnsi="Consolas"/>
+          <w:color w:val="1F2933"/>
+          <w:sz w:val="17"/>
+        </w:rPr>
+        <w:t>│       ├── views-evaluation.js  Bénéficiaires, partenaires, CAD, impact</w:t>
       </w:r>
     </w:p>
     <w:p>
@@ -18572,7 +20866,35 @@
           <w:color w:val="1F2933"/>
           <w:sz w:val="17"/>
         </w:rPr>
-        <w:t>├── scripts/generer_documentation.py</w:t>
+        <w:t>├── scripts/</w:t>
+      </w:r>
+    </w:p>
+    <w:p>
+      <w:pPr>
+        <w:spacing w:after="0"/>
+        <w:ind w:left="340"/>
+      </w:pPr>
+      <w:r>
+        <w:rPr>
+          <w:rFonts w:ascii="Consolas" w:hAnsi="Consolas"/>
+          <w:color w:val="1F2933"/>
+          <w:sz w:val="17"/>
+        </w:rPr>
+        <w:t>│   ├── generer_documentation.py Production du présent document</w:t>
+      </w:r>
+    </w:p>
+    <w:p>
+      <w:pPr>
+        <w:spacing w:after="0"/>
+        <w:ind w:left="340"/>
+      </w:pPr>
+      <w:r>
+        <w:rPr>
+          <w:rFonts w:ascii="Consolas" w:hAnsi="Consolas"/>
+          <w:color w:val="1F2933"/>
+          <w:sz w:val="17"/>
+        </w:rPr>
+        <w:t>│   └── verifier_securite.py     Jeu de vérification des garde-fous</w:t>
       </w:r>
     </w:p>
     <w:p>
@@ -19415,7 +21737,7 @@
         </w:rPr>
         <w:t>— Fin du document —</w:t>
         <w:br/>
-        <w:t>SEPIA version 1.0.0 · édité le 15 août 2026</w:t>
+        <w:t>SEPIA version 1.0.0 · édité le 16 août 2026</w:t>
       </w:r>
     </w:p>
     <w:sectPr>

--- a/docs/SEPIA_Documentation_plateforme.docx
+++ b/docs/SEPIA_Documentation_plateforme.docx
@@ -385,7 +385,7 @@
                 <w:b w:val="0"/>
                 <w:sz w:val="20"/>
               </w:rPr>
-              <w:t>16 août 2026</w:t>
+              <w:t>17 août 2026</w:t>
             </w:r>
           </w:p>
         </w:tc>
@@ -15450,7 +15450,214 @@
           <w:color w:val="2E75B6"/>
           <w:sz w:val="26"/>
         </w:rPr>
-        <w:t>11.6 Recommandations de mise en production</w:t>
+        <w:t>11.6 Reprendre la main sur le compte d'administration</w:t>
+      </w:r>
+    </w:p>
+    <w:p>
+      <w:pPr>
+        <w:jc w:val="both"/>
+      </w:pPr>
+      <w:r>
+        <w:rPr>
+          <w:i w:val="0"/>
+          <w:sz w:val="21"/>
+        </w:rPr>
+        <w:t>Mot de passe perdu, compte verrouillé par des tentatives infructueuses, désactivé ou rétrogradé par erreur : la plateforme n'offre aucun point d'entrée réseau de réinitialisation. Un tel point d'entrée serait une porte dérobée permanente, exposée à quiconque connaît l'adresse du service. La reprise de main passe donc par une preuve d'autorité réelle : l'accès au tableau de bord d'hébergement, ou au serveur lui-même.</w:t>
+      </w:r>
+    </w:p>
+    <w:tbl>
+      <w:tblPr>
+        <w:tblStyle w:val="TableGrid"/>
+        <w:tblW w:type="auto" w:w="0"/>
+        <w:jc w:val="center"/>
+        <w:tblLook w:firstColumn="1" w:firstRow="1" w:lastColumn="0" w:lastRow="0" w:noHBand="0" w:noVBand="1" w:val="04A0"/>
+      </w:tblPr>
+      <w:tblGrid>
+        <w:gridCol w:w="4873"/>
+        <w:gridCol w:w="4873"/>
+      </w:tblGrid>
+      <w:tr>
+        <w:tc>
+          <w:tcPr>
+            <w:tcW w:type="dxa" w:w="2551"/>
+            <w:shd w:val="clear" w:fill="1F4E79"/>
+          </w:tcPr>
+          <w:p>
+            <w:pPr>
+              <w:spacing w:after="40"/>
+              <w:jc w:val="center"/>
+            </w:pPr>
+            <w:r/>
+            <w:r>
+              <w:rPr>
+                <w:b/>
+                <w:color w:val="FFFFFF"/>
+                <w:sz w:val="18"/>
+              </w:rPr>
+              <w:t>Situation</w:t>
+            </w:r>
+          </w:p>
+        </w:tc>
+        <w:tc>
+          <w:tcPr>
+            <w:tcW w:type="dxa" w:w="6803"/>
+            <w:shd w:val="clear" w:fill="1F4E79"/>
+          </w:tcPr>
+          <w:p>
+            <w:pPr>
+              <w:spacing w:after="40"/>
+              <w:jc w:val="center"/>
+            </w:pPr>
+            <w:r/>
+            <w:r>
+              <w:rPr>
+                <w:b/>
+                <w:color w:val="FFFFFF"/>
+                <w:sz w:val="18"/>
+              </w:rPr>
+              <w:t>Marche à suivre</w:t>
+            </w:r>
+          </w:p>
+        </w:tc>
+      </w:tr>
+      <w:tr>
+        <w:tc>
+          <w:tcPr>
+            <w:tcW w:type="dxa" w:w="2551"/>
+          </w:tcPr>
+          <w:p>
+            <w:pPr>
+              <w:spacing w:after="40"/>
+            </w:pPr>
+            <w:r/>
+            <w:r>
+              <w:rPr>
+                <w:b w:val="0"/>
+                <w:sz w:val="18"/>
+              </w:rPr>
+              <w:t>Hébergement sans accès shell (Render, plan gratuit compris)</w:t>
+            </w:r>
+          </w:p>
+        </w:tc>
+        <w:tc>
+          <w:tcPr>
+            <w:tcW w:type="dxa" w:w="6803"/>
+          </w:tcPr>
+          <w:p>
+            <w:pPr>
+              <w:spacing w:after="40"/>
+            </w:pPr>
+            <w:r/>
+            <w:r>
+              <w:rPr>
+                <w:b w:val="0"/>
+                <w:sz w:val="18"/>
+              </w:rPr>
+              <w:t>Définir la variable SEPIA_ADMIN_RESET à 1 — et facultativement SEPIA_ADMIN_PASSWORD pour choisir le mot de passe —, redéployer, relever le mot de passe dans les journaux de démarrage à la mention « COMPTE ADMINISTRATEUR RÉINITIALISÉ », puis retirer la variable : tant qu'elle est présente, chaque redémarrage réinitialise le compte.</w:t>
+            </w:r>
+          </w:p>
+        </w:tc>
+      </w:tr>
+      <w:tr>
+        <w:tc>
+          <w:tcPr>
+            <w:tcW w:type="dxa" w:w="2551"/>
+          </w:tcPr>
+          <w:p>
+            <w:pPr>
+              <w:spacing w:after="40"/>
+            </w:pPr>
+            <w:r/>
+            <w:r>
+              <w:rPr>
+                <w:b w:val="0"/>
+                <w:sz w:val="18"/>
+              </w:rPr>
+              <w:t>Accès au serveur ou à la base</w:t>
+            </w:r>
+          </w:p>
+        </w:tc>
+        <w:tc>
+          <w:tcPr>
+            <w:tcW w:type="dxa" w:w="6803"/>
+          </w:tcPr>
+          <w:p>
+            <w:pPr>
+              <w:spacing w:after="40"/>
+            </w:pPr>
+            <w:r/>
+            <w:r>
+              <w:rPr>
+                <w:b w:val="0"/>
+                <w:sz w:val="18"/>
+              </w:rPr>
+              <w:t>Exécuter « python scripts/reinitialiser_admin.py ». Le script demande confirmation, agit sur la base désignée par DATABASE_URL et affiche le mot de passe une seule fois.</w:t>
+            </w:r>
+          </w:p>
+        </w:tc>
+      </w:tr>
+      <w:tr>
+        <w:tc>
+          <w:tcPr>
+            <w:tcW w:type="dxa" w:w="2551"/>
+          </w:tcPr>
+          <w:p>
+            <w:pPr>
+              <w:spacing w:after="40"/>
+            </w:pPr>
+            <w:r/>
+            <w:r>
+              <w:rPr>
+                <w:b w:val="0"/>
+                <w:sz w:val="18"/>
+              </w:rPr>
+              <w:t>Créer un second administrateur plutôt que réinitialiser</w:t>
+            </w:r>
+          </w:p>
+        </w:tc>
+        <w:tc>
+          <w:tcPr>
+            <w:tcW w:type="dxa" w:w="6803"/>
+          </w:tcPr>
+          <w:p>
+            <w:pPr>
+              <w:spacing w:after="40"/>
+            </w:pPr>
+            <w:r/>
+            <w:r>
+              <w:rPr>
+                <w:b w:val="0"/>
+                <w:sz w:val="18"/>
+              </w:rPr>
+              <w:t>Donner une nouvelle valeur à SEPIA_ADMIN_EMAIL : l'amorçage ne trouve pas ce compte et le crée. L'ancien reste en place et pourra être supprimé depuis la vue Administration.</w:t>
+            </w:r>
+          </w:p>
+        </w:tc>
+      </w:tr>
+    </w:tbl>
+    <w:p/>
+    <w:p>
+      <w:pPr>
+        <w:jc w:val="both"/>
+      </w:pPr>
+      <w:r>
+        <w:rPr>
+          <w:i w:val="0"/>
+          <w:sz w:val="21"/>
+        </w:rPr>
+        <w:t>Dans tous les cas, le compte est recréé s'il a disparu et remis en état s'il existe : nouveau mot de passe, rôle d'administrateur rétabli, compte réactivé, verrouillage et tentatives infructueuses effacés, adresse considérée comme confirmée. Le changement du mot de passe est exigé à la connexion suivante et toutes les sessions ouvertes sont fermées — si le mot de passe a été perdu, rien ne permet d'exclure qu'il l'ait été au profit de quelqu'un d'autre.</w:t>
+      </w:r>
+    </w:p>
+    <w:p>
+      <w:pPr>
+        <w:pStyle w:val="Heading2"/>
+      </w:pPr>
+      <w:r>
+        <w:rPr>
+          <w:color w:val="2E75B6"/>
+          <w:sz w:val="26"/>
+        </w:rPr>
+        <w:t>11.7 Recommandations de mise en production</w:t>
       </w:r>
     </w:p>
     <w:p>
@@ -17114,6 +17321,62 @@
                 <w:b/>
                 <w:sz w:val="19"/>
               </w:rPr>
+              <w:t>SEPIA_ADMIN_RESET</w:t>
+            </w:r>
+          </w:p>
+        </w:tc>
+        <w:tc>
+          <w:tcPr>
+            <w:tcW w:type="dxa" w:w="4252"/>
+          </w:tcPr>
+          <w:p>
+            <w:pPr>
+              <w:spacing w:after="40"/>
+            </w:pPr>
+            <w:r/>
+            <w:r>
+              <w:rPr>
+                <w:b w:val="0"/>
+                <w:sz w:val="19"/>
+              </w:rPr>
+              <w:t>Réinitialise le compte d'administration au démarrage</w:t>
+            </w:r>
+          </w:p>
+        </w:tc>
+        <w:tc>
+          <w:tcPr>
+            <w:tcW w:type="dxa" w:w="2268"/>
+          </w:tcPr>
+          <w:p>
+            <w:pPr>
+              <w:spacing w:after="40"/>
+            </w:pPr>
+            <w:r/>
+            <w:r>
+              <w:rPr>
+                <w:b w:val="0"/>
+                <w:sz w:val="19"/>
+              </w:rPr>
+              <w:t>vide : aucune réinitialisation</w:t>
+            </w:r>
+          </w:p>
+        </w:tc>
+      </w:tr>
+      <w:tr>
+        <w:tc>
+          <w:tcPr>
+            <w:tcW w:type="dxa" w:w="2835"/>
+          </w:tcPr>
+          <w:p>
+            <w:pPr>
+              <w:spacing w:after="40"/>
+            </w:pPr>
+            <w:r/>
+            <w:r>
+              <w:rPr>
+                <w:b/>
+                <w:sz w:val="19"/>
+              </w:rPr>
               <w:t>SEPIA_CORS_ORIGINS</w:t>
             </w:r>
           </w:p>
@@ -20894,7 +21157,21 @@
           <w:color w:val="1F2933"/>
           <w:sz w:val="17"/>
         </w:rPr>
-        <w:t>│   └── verifier_securite.py     Jeu de vérification des garde-fous</w:t>
+        <w:t>│   ├── verifier_securite.py     Jeu de vérification des garde-fous</w:t>
+      </w:r>
+    </w:p>
+    <w:p>
+      <w:pPr>
+        <w:spacing w:after="0"/>
+        <w:ind w:left="340"/>
+      </w:pPr>
+      <w:r>
+        <w:rPr>
+          <w:rFonts w:ascii="Consolas" w:hAnsi="Consolas"/>
+          <w:color w:val="1F2933"/>
+          <w:sz w:val="17"/>
+        </w:rPr>
+        <w:t>│   └── reinitialiser_admin.py   Reprise de main sur le compte admin</w:t>
       </w:r>
     </w:p>
     <w:p>
@@ -21737,7 +22014,7 @@
         </w:rPr>
         <w:t>— Fin du document —</w:t>
         <w:br/>
-        <w:t>SEPIA version 1.0.0 · édité le 16 août 2026</w:t>
+        <w:t>SEPIA version 1.0.0 · édité le 17 août 2026</w:t>
       </w:r>
     </w:p>
     <w:sectPr>

--- a/docs/SEPIA_Documentation_plateforme.docx
+++ b/docs/SEPIA_Documentation_plateforme.docx
@@ -15990,6 +15990,18 @@
     </w:p>
     <w:p>
       <w:pPr>
+        <w:jc w:val="both"/>
+      </w:pPr>
+      <w:r>
+        <w:rPr>
+          <w:i w:val="0"/>
+          <w:sz w:val="21"/>
+        </w:rPr>
+        <w:t>Les exemples sont repérés par leur code, et non par le fait que la base soit vide : un exemple absent est donc chargé au démarrage suivant, même sur une instance déjà en service. Sans cela, la première mise en route figerait à jamais la liste des exemples disponibles et un exemple ajouté par une version ultérieure n'atteindrait jamais les instances existantes. Un exemple déjà présent n'est ni recréé ni écrasé : une instance où PADRA-2025 a été repris et modifié le conserve intact.</w:t>
+      </w:r>
+    </w:p>
+    <w:p>
+      <w:pPr>
         <w:pStyle w:val="Heading2"/>
       </w:pPr>
       <w:r>
@@ -21171,7 +21183,35 @@
           <w:color w:val="1F2933"/>
           <w:sz w:val="17"/>
         </w:rPr>
-        <w:t>│   └── reinitialiser_admin.py   Reprise de main sur le compte admin</w:t>
+        <w:t>│   ├── reinitialiser_admin.py   Reprise de main sur le compte admin</w:t>
+      </w:r>
+    </w:p>
+    <w:p>
+      <w:pPr>
+        <w:spacing w:after="0"/>
+        <w:ind w:left="340"/>
+      </w:pPr>
+      <w:r>
+        <w:rPr>
+          <w:rFonts w:ascii="Consolas" w:hAnsi="Consolas"/>
+          <w:color w:val="1F2933"/>
+          <w:sz w:val="17"/>
+        </w:rPr>
+        <w:t>│   ├── verifier_reprise_admin.py Contrôles de la reprise de main</w:t>
+      </w:r>
+    </w:p>
+    <w:p>
+      <w:pPr>
+        <w:spacing w:after="0"/>
+        <w:ind w:left="340"/>
+      </w:pPr>
+      <w:r>
+        <w:rPr>
+          <w:rFonts w:ascii="Consolas" w:hAnsi="Consolas"/>
+          <w:color w:val="1F2933"/>
+          <w:sz w:val="17"/>
+        </w:rPr>
+        <w:t>│   └── verifier_exemples.py     Contrôles du chargement des exemples</w:t>
       </w:r>
     </w:p>
     <w:p>
